--- a/output/第10期計画_第9期計画の評価・検証_中間報告.docx
+++ b/output/第10期計画_第9期計画の評価・検証_中間報告.docx
@@ -52,6 +52,7 @@
     </w:p>
     <w:p>
       <w:pPr>
+        <w:pStyle w:val="Heading1"/>
         <w:keepNext/>
         <w:spacing w:before="280" w:after="120"/>
       </w:pPr>
@@ -226,7 +227,7 @@
                 <w:b w:val="0"/>
                 <w:sz w:val="19"/>
               </w:rPr>
-              <w:t>第9期計画（令和6〜8年度）の代表KPI4項目、5基本目標19施策、保険者機能強化推進交付金の評価</w:t>
+              <w:t>第9期計画（令和6〜8年度）の代表KPI4項目、5基本目標19施策、保険者機能強化推進交付金の評価。【注】基準時点は令和8年3月末又は取得可能な最新時点までとし、第9期の最終年度（令和8年度）は進行中である</w:t>
             </w:r>
           </w:p>
         </w:tc>
@@ -245,7 +246,7 @@
                 <w:b w:val="0"/>
                 <w:sz w:val="19"/>
               </w:rPr>
-              <w:t>―</w:t>
+              <w:t>令和8年度の実績。第9期の最終評価</w:t>
             </w:r>
           </w:p>
         </w:tc>
@@ -310,7 +311,7 @@
                 <w:b w:val="0"/>
                 <w:sz w:val="19"/>
               </w:rPr>
-              <w:t>★プロセス評価（施策が計画どおり実施されたか）。令和6〜8年度の事業実績の受領後に行う</w:t>
+              <w:t>プロセス評価（施策が計画どおり実施されたか）。令和6〜8年度の事業実績の受領後に行う</w:t>
             </w:r>
           </w:p>
         </w:tc>
@@ -417,7 +418,7 @@
                 <w:b w:val="0"/>
                 <w:sz w:val="19"/>
               </w:rPr>
-              <w:t>評価を確定するために必要な資料18件、確認事項56件を特定している</w:t>
+              <w:t>業務全体で特定している不足資料18件・確認事項56件のうち、第9期の評価に直接関係する7件・5件を本報告に掲載している</w:t>
             </w:r>
           </w:p>
         </w:tc>
@@ -459,11 +460,51 @@
           <w:b w:val="0"/>
           <w:sz w:val="21"/>
         </w:rPr>
-        <w:t>なお、仕様書は令和8年8月を「開始」と定めており、この時点で評価を確定することは求められていません。本報告のとおり、現状の整理と不足の洗い出しをもって8月の工程は所定の到達点に達しているものと考えております。</w:t>
+        <w:t>仕様書は令和8年8月を「開始」と定めており、この時点で評価を確定することは求められていません。本報告では、令和8年8月時点の整理結果と、評価を確定するために必要な不足資料・確認事項を示します。</w:t>
+      </w:r>
+    </w:p>
+    <w:p>
+      <w:r>
+        <w:rPr>
+          <w:rFonts w:ascii="游ゴシック" w:hAnsi="游ゴシック" w:eastAsia="游ゴシック"/>
+          <w:b w:val="0"/>
+          <w:sz w:val="21"/>
+        </w:rPr>
+      </w:r>
+    </w:p>
+    <w:p>
+      <w:r>
+        <w:rPr>
+          <w:rFonts w:ascii="游ゴシック" w:hAnsi="游ゴシック" w:eastAsia="游ゴシック"/>
+          <w:b/>
+          <w:sz w:val="21"/>
+        </w:rPr>
+        <w:t>【第9期の最終評価の時期について】</w:t>
+      </w:r>
+    </w:p>
+    <w:p>
+      <w:r>
+        <w:rPr>
+          <w:rFonts w:ascii="游ゴシック" w:hAnsi="游ゴシック" w:eastAsia="游ゴシック"/>
+          <w:b w:val="0"/>
+          <w:sz w:val="20"/>
+        </w:rPr>
+        <w:t>第9期の計画期間は令和6年度から令和8年度までであり、最終年度末は令和9年3月31日です。本業務の契約期間は令和9年3月26日までであるため、第9期の最終年度の実績は本業務の期間中には確定しません。</w:t>
+      </w:r>
+    </w:p>
+    <w:p>
+      <w:r>
+        <w:rPr>
+          <w:rFonts w:ascii="游ゴシック" w:hAnsi="游ゴシック" w:eastAsia="游ゴシック"/>
+          <w:b/>
+          <w:sz w:val="20"/>
+        </w:rPr>
+        <w:t>したがって本業務では、業務仕様書４（2）に基づき、取得可能な最新時点までの実績により評価します。第9期の最終評価は、令和8年度の実績が確定した後に発注者において実施されるものと位置づけます。本報告の判定は、いずれもこの前提による中間判定です。</w:t>
       </w:r>
     </w:p>
     <w:p>
       <w:pPr>
+        <w:pStyle w:val="Heading1"/>
         <w:keepNext/>
         <w:spacing w:before="280" w:after="120"/>
       </w:pPr>
@@ -907,7 +948,7 @@
                 <w:b w:val="0"/>
                 <w:sz w:val="19"/>
               </w:rPr>
-              <w:t>★要する</w:t>
+              <w:t>要する</w:t>
             </w:r>
           </w:p>
         </w:tc>
@@ -971,6 +1012,7 @@
     </w:p>
     <w:p>
       <w:pPr>
+        <w:pStyle w:val="Heading1"/>
         <w:keepNext/>
         <w:spacing w:before="280" w:after="120"/>
       </w:pPr>
@@ -986,6 +1028,7 @@
     </w:p>
     <w:p>
       <w:pPr>
+        <w:pStyle w:val="Heading2"/>
         <w:keepNext/>
         <w:spacing w:before="180" w:after="60"/>
       </w:pPr>
@@ -993,6 +1036,7 @@
         <w:rPr>
           <w:rFonts w:ascii="游ゴシック" w:hAnsi="游ゴシック" w:eastAsia="游ゴシック"/>
           <w:b/>
+          <w:color w:val="000000"/>
           <w:sz w:val="22"/>
         </w:rPr>
         <w:t>1　第9期の代表KPI4項目</w:t>
@@ -1019,7 +1063,7 @@
           <w:b/>
           <w:sz w:val="20"/>
         </w:rPr>
-        <w:t>表3　第9期 代表KPI4項目の評価</w:t>
+        <w:t>表3　第9期 代表KPI4項目の中間評価（令和8年3月末時点）</w:t>
       </w:r>
     </w:p>
     <w:tbl>
@@ -1114,7 +1158,7 @@
         </w:tc>
         <w:tc>
           <w:tcPr>
-            <w:tcW w:type="dxa" w:w="794"/>
+            <w:tcW w:type="dxa" w:w="1020"/>
             <w:vAlign w:val="center"/>
             <w:shd w:val="clear" w:color="auto" w:fill="1F3864"/>
           </w:tcPr>
@@ -1130,13 +1174,13 @@
                 <w:color w:val="FFFFFF"/>
                 <w:sz w:val="19"/>
               </w:rPr>
-              <w:t>判定</w:t>
+              <w:t>中間判定</w:t>
             </w:r>
           </w:p>
         </w:tc>
         <w:tc>
           <w:tcPr>
-            <w:tcW w:type="dxa" w:w="4876"/>
+            <w:tcW w:type="dxa" w:w="4649"/>
             <w:vAlign w:val="center"/>
             <w:shd w:val="clear" w:color="auto" w:fill="1F3864"/>
           </w:tcPr>
@@ -1228,7 +1272,7 @@
         </w:tc>
         <w:tc>
           <w:tcPr>
-            <w:tcW w:type="dxa" w:w="794"/>
+            <w:tcW w:type="dxa" w:w="1020"/>
             <w:vAlign w:val="center"/>
           </w:tcPr>
           <w:p>
@@ -1242,13 +1286,15 @@
                 <w:b w:val="0"/>
                 <w:sz w:val="19"/>
               </w:rPr>
+              <w:t>現時点</w:t>
+              <w:br/>
               <w:t>未達</w:t>
             </w:r>
           </w:p>
         </w:tc>
         <w:tc>
           <w:tcPr>
-            <w:tcW w:type="dxa" w:w="4876"/>
+            <w:tcW w:type="dxa" w:w="4649"/>
             <w:vAlign w:val="center"/>
           </w:tcPr>
           <w:p>
@@ -1261,7 +1307,7 @@
                 <w:b w:val="0"/>
                 <w:sz w:val="19"/>
               </w:rPr>
-              <w:t>★目標は「令和5年度の実績を維持」であり、認定率の引下げを目標としたものではありません。1.0ポイントの上昇は年齢構成の変化によるもので、同一年齢層でみると75歳以上は1.8ポイント低下しています。「未達であるが実態が悪化したとは言えない」と評価します</w:t>
+              <w:t>目標は「令和5年度の実績を維持」であり、認定率の引下げを目標としたものではありません。直接法による年齢調整後は低下しており、1.0ポイントの上昇には年齢構成の変化の影響が大きいと考えられます（同一年齢層でみると75歳以上は1.8ポイント低下）。年齢以外の要因を排除したものではありません</w:t>
             </w:r>
           </w:p>
         </w:tc>
@@ -1307,7 +1353,7 @@
                 <w:b w:val="0"/>
                 <w:sz w:val="19"/>
               </w:rPr>
-              <w:t>―</w:t>
+              <w:t>設定なし</w:t>
             </w:r>
           </w:p>
         </w:tc>
@@ -1336,7 +1382,7 @@
         </w:tc>
         <w:tc>
           <w:tcPr>
-            <w:tcW w:type="dxa" w:w="794"/>
+            <w:tcW w:type="dxa" w:w="1020"/>
             <w:vAlign w:val="center"/>
             <w:shd w:val="clear" w:color="auto" w:fill="F2F5FA"/>
           </w:tcPr>
@@ -1351,13 +1397,15 @@
                 <w:b w:val="0"/>
                 <w:sz w:val="19"/>
               </w:rPr>
-              <w:t>算定可</w:t>
+              <w:t>評価不能</w:t>
+              <w:br/>
+              <w:t>（参考算定値）</w:t>
             </w:r>
           </w:p>
         </w:tc>
         <w:tc>
           <w:tcPr>
-            <w:tcW w:type="dxa" w:w="4876"/>
+            <w:tcW w:type="dxa" w:w="4649"/>
             <w:vAlign w:val="center"/>
             <w:shd w:val="clear" w:color="auto" w:fill="F2F5FA"/>
           </w:tcPr>
@@ -1371,7 +1419,7 @@
                 <w:b w:val="0"/>
                 <w:sz w:val="19"/>
               </w:rPr>
-              <w:t>年齢調整をすると中重度は平成30年5.4％から令和7年4.7％へ低下を続けています</w:t>
+              <w:t>第9期計画に基準値・目標値の設定がないため、達成度を評価できません。参考として算定した値です。年齢調整をすると中重度は平成30年5.4％から令和7年4.7％へ低下を続けています</w:t>
             </w:r>
           </w:p>
         </w:tc>
@@ -1441,7 +1489,7 @@
         </w:tc>
         <w:tc>
           <w:tcPr>
-            <w:tcW w:type="dxa" w:w="794"/>
+            <w:tcW w:type="dxa" w:w="1020"/>
             <w:vAlign w:val="center"/>
           </w:tcPr>
           <w:p>
@@ -1455,13 +1503,15 @@
                 <w:b w:val="0"/>
                 <w:sz w:val="19"/>
               </w:rPr>
+              <w:t>現時点</w:t>
+              <w:br/>
               <w:t>未達</w:t>
             </w:r>
           </w:p>
         </w:tc>
         <w:tc>
           <w:tcPr>
-            <w:tcW w:type="dxa" w:w="4876"/>
+            <w:tcW w:type="dxa" w:w="4649"/>
             <w:vAlign w:val="center"/>
           </w:tcPr>
           <w:p>
@@ -1474,7 +1524,7 @@
                 <w:b w:val="0"/>
                 <w:sz w:val="19"/>
               </w:rPr>
-              <w:t>0.6ポイントの差は統計的に有意ではありません。「悪化した」と判定できません</w:t>
+              <w:t>0.6ポイントの差は統計的に有意ではありません（下記の注）。「悪化した」と判定できません</w:t>
             </w:r>
           </w:p>
         </w:tc>
@@ -1547,7 +1597,7 @@
         </w:tc>
         <w:tc>
           <w:tcPr>
-            <w:tcW w:type="dxa" w:w="794"/>
+            <w:tcW w:type="dxa" w:w="1020"/>
             <w:vAlign w:val="center"/>
             <w:shd w:val="clear" w:color="auto" w:fill="F2F5FA"/>
           </w:tcPr>
@@ -1562,13 +1612,15 @@
                 <w:b w:val="0"/>
                 <w:sz w:val="19"/>
               </w:rPr>
-              <w:t>達成</w:t>
+              <w:t>現時点達成</w:t>
+              <w:br/>
+              <w:t>（統計が異なる）</w:t>
             </w:r>
           </w:p>
         </w:tc>
         <w:tc>
           <w:tcPr>
-            <w:tcW w:type="dxa" w:w="4876"/>
+            <w:tcW w:type="dxa" w:w="4649"/>
             <w:vAlign w:val="center"/>
             <w:shd w:val="clear" w:color="auto" w:fill="F2F5FA"/>
           </w:tcPr>
@@ -1582,7 +1634,7 @@
                 <w:b w:val="0"/>
                 <w:sz w:val="19"/>
               </w:rPr>
-              <w:t>ただし目標の根拠とした国の統計と実績の統計が異なります。総合事業ベースでは全国平均の31％にとどまります</w:t>
+              <w:t>目標の根拠とした国の統計と実績の統計が異なるため、同一の定義による達成の判定ではありません。総合事業ベースでは全国平均の31％にとどまります</w:t>
             </w:r>
           </w:p>
         </w:tc>
@@ -1601,6 +1653,18 @@
       </w:r>
     </w:p>
     <w:p>
+      <w:pPr>
+        <w:ind w:left="227"/>
+      </w:pPr>
+      <w:r>
+        <w:rPr>
+          <w:rFonts w:ascii="游ゴシック" w:hAnsi="游ゴシック" w:eastAsia="游ゴシック"/>
+          <w:sz w:val="18"/>
+        </w:rPr>
+        <w:t>※ フレイル該当割合の判定について。令和4年調査の有効回答数を受領していないため4,700と仮定した2標本の母比率の差の検定（両側・有意水準5％）では有意差はありません。4,000から5,000の範囲では判定は変わりません。正式な確定には令和4年調査の有効回答数の確認を要します。</w:t>
+      </w:r>
+    </w:p>
+    <w:p>
       <w:r>
         <w:rPr>
           <w:rFonts w:ascii="游ゴシック" w:hAnsi="游ゴシック" w:eastAsia="游ゴシック"/>
@@ -1616,11 +1680,12 @@
           <w:b/>
           <w:sz w:val="21"/>
         </w:rPr>
-        <w:t>4項目のうち達成は1項目、未達2項目、算定可1項目です。ただし未達2項目とも「実態が悪化した」とは言えません。第9期の目標設定そのものに、①目標の水準が「維持」であったこと、②目標の根拠とした統計と実績の統計が異なっていたこと、という課題があります。</w:t>
+        <w:t>4項目のうち現時点達成が1項目、現時点未達が2項目、評価不能が1項目です。現時点未達の2項目とも「実態が悪化した」とは言えません。第9期の目標設定そのものに、①目標の水準が「維持」であったこと、②目標の根拠とした統計と実績の統計が異なっていたこと、③要介護3以上認定率に基準値・目標値の設定がなかったこと、という課題があります。</w:t>
       </w:r>
     </w:p>
     <w:p>
       <w:pPr>
+        <w:pStyle w:val="Heading2"/>
         <w:keepNext/>
         <w:spacing w:before="180" w:after="60"/>
       </w:pPr>
@@ -1628,9 +1693,20 @@
         <w:rPr>
           <w:rFonts w:ascii="游ゴシック" w:hAnsi="游ゴシック" w:eastAsia="游ゴシック"/>
           <w:b/>
+          <w:color w:val="000000"/>
           <w:sz w:val="22"/>
         </w:rPr>
-        <w:t>2　外部の成果指標による評価</w:t>
+        <w:t>2　第9期評価を補足する現状・長期推移の指標</w:t>
+      </w:r>
+    </w:p>
+    <w:p>
+      <w:r>
+        <w:rPr>
+          <w:rFonts w:ascii="游ゴシック" w:hAnsi="游ゴシック" w:eastAsia="游ゴシック"/>
+          <w:b w:val="0"/>
+          <w:sz w:val="20"/>
+        </w:rPr>
+        <w:t>次の指標は、第9期の開始前からの推移又は他団体との比較によるものです。第9期の施策による変化とは判定できないため、評価そのものではなく補足の位置づけとします。</w:t>
       </w:r>
     </w:p>
     <w:p>
@@ -1644,7 +1720,7 @@
           <w:b/>
           <w:sz w:val="20"/>
         </w:rPr>
-        <w:t>表4　外部の成果指標による第9期の評価</w:t>
+        <w:t>表4　第9期評価を補足する現状・長期推移の指標</w:t>
       </w:r>
     </w:p>
     <w:tbl>
@@ -1994,7 +2070,7 @@
                 <w:b w:val="0"/>
                 <w:sz w:val="19"/>
               </w:rPr>
-              <w:t>成果（アウトカム）は全国平均の123.5％と高い一方、活動（アウトプット）は全国の23.2〜55.6％にとどまります。活動を国の様式で記録・報告する仕組みがなかったことによります</w:t>
+              <w:t>成果指標群の得点は全国平均の123.5％、活動指標群の得点は全国の23.2〜55.6％です。活動指標群の得点が低い原因が、未実施・要件未充足・記録及び報告の不備のいずれによるかは、評価調書（資料No.5）で確認します。現時点では未確認です</w:t>
             </w:r>
           </w:p>
         </w:tc>
@@ -2238,8 +2314,6 @@
                 <w:sz w:val="19"/>
               </w:rPr>
               <w:t>介護サービス自給率</w:t>
-              <w:br/>
-              <w:t>（6区分平均）</w:t>
             </w:r>
           </w:p>
         </w:tc>
@@ -2259,11 +2333,7 @@
                 <w:b w:val="0"/>
                 <w:sz w:val="19"/>
               </w:rPr>
-              <w:t>美瑛77.5％</w:t>
-              <w:br/>
-              <w:t>東川67.1％</w:t>
-              <w:br/>
-              <w:t>東神楽63.2％</w:t>
+              <w:t>区分別に算定</w:t>
             </w:r>
           </w:p>
         </w:tc>
@@ -2322,7 +2392,7 @@
                 <w:b w:val="0"/>
                 <w:sz w:val="19"/>
               </w:rPr>
-              <w:t>3町で14.3ポイントの差があります。一律の整備方針を採らない根拠となります</w:t>
+              <w:t>3町で差があります。ただし美瑛町は6区分、東川町・東神楽町は5区分の平均であり、町間の比較条件が一致しません。町別の順位付けや整備方針の直接の根拠には用いず、区分別の比較によります。計画本文への掲載の可否は別途ご確認をお願いします</w:t>
             </w:r>
           </w:p>
         </w:tc>
@@ -2344,7 +2414,7 @@
           <w:b/>
           <w:sz w:val="21"/>
         </w:rPr>
-        <w:t>成果は高く、活動の記録が弱いという構造が、第9期の最も大きな特徴です。第10期では、活動をロジックモデルに沿って記録・報告する仕組みを設けることが課題となります。</w:t>
+        <w:t>国の交付金評価では、成果指標群の得点が高く、活動指標群の得点が低くなっています。原因は未確認です。評価調書により原因を特定したうえで、第10期における活動の記録・報告のあり方を検討します。</w:t>
       </w:r>
     </w:p>
     <w:p>
@@ -2354,6 +2424,7 @@
     </w:p>
     <w:p>
       <w:pPr>
+        <w:pStyle w:val="Heading1"/>
         <w:keepNext/>
         <w:spacing w:before="280" w:after="120"/>
       </w:pPr>
@@ -2939,7 +3010,7 @@
                 <w:b w:val="0"/>
                 <w:sz w:val="19"/>
               </w:rPr>
-              <w:t>★1-4 虐待防止・権利擁護／2-5 地域ケア会議／3-4 地域支援事業の連動／4-1 生産性向上／4-2 事業者指導・質確保</w:t>
+              <w:t>1-4 虐待防止・権利擁護／2-5 地域ケア会議／3-4 地域支援事業の連動／4-1 生産性向上／4-2 事業者指導・質確保</w:t>
             </w:r>
           </w:p>
         </w:tc>
@@ -2961,7 +3032,7 @@
           <w:b/>
           <w:sz w:val="21"/>
         </w:rPr>
-        <w:t>判定「なし」の5施策は、事業実績が届いても成果を測ることができません。第10期では、指標を新設するか、他の施策に統合するかを施策ごとに定める必要があります。</w:t>
+        <w:t>判定「なし」の5施策は、現行の資料では成果評価ができません。事業実績を受領すればプロセス評価（実施したかどうか、どれだけ実施したか）は可能です。成果評価を行うためには、第10期において指標を新設するか、他の施策に統合するかを施策ごとに定める必要があります。</w:t>
       </w:r>
     </w:p>
     <w:p>
@@ -2975,6 +3046,7 @@
     </w:p>
     <w:p>
       <w:pPr>
+        <w:pStyle w:val="Heading2"/>
         <w:keepNext/>
         <w:spacing w:before="180" w:after="60"/>
       </w:pPr>
@@ -2982,9 +3054,10 @@
         <w:rPr>
           <w:rFonts w:ascii="游ゴシック" w:hAnsi="游ゴシック" w:eastAsia="游ゴシック"/>
           <w:b/>
+          <w:color w:val="000000"/>
           <w:sz w:val="22"/>
         </w:rPr>
-        <w:t>調査に所見があるのに施策がない5領域</w:t>
+        <w:t>調査に所見があるが、対応する施策を確認できない5領域</w:t>
       </w:r>
     </w:p>
     <w:p>
@@ -2994,7 +3067,19 @@
           <w:b w:val="0"/>
           <w:sz w:val="21"/>
         </w:rPr>
-        <w:t>上記とは逆に、実施済み4調査に明確な所見があるにもかかわらず、第9期の施策体系に対応する施策がない領域が5つあります。これらは第10期の施策の空白であり、第10期の施策体系の設計はここから始めることになります。</w:t>
+        <w:t>上記とは逆に、実施済み4調査に所見があるにもかかわらず、広域連合の第9期計画の施策体系に明示的な対応を確認できない領域が5つあります。第10期の施策体系を検討する際の候補領域です。</w:t>
+      </w:r>
+    </w:p>
+    <w:p>
+      <w:pPr>
+        <w:ind w:left="227"/>
+      </w:pPr>
+      <w:r>
+        <w:rPr>
+          <w:rFonts w:ascii="游ゴシック" w:hAnsi="游ゴシック" w:eastAsia="游ゴシック"/>
+          <w:sz w:val="18"/>
+        </w:rPr>
+        <w:t>※ 3町の高齢者保健福祉計画、地方創生総合戦略、地域福祉計画等で対応している可能性があります。広域連合の計画で扱うか3町の計画で扱うかは、役割分担の確認を経て決定します。</w:t>
       </w:r>
     </w:p>
     <w:p>
@@ -3008,7 +3093,7 @@
           <w:b/>
           <w:sz w:val="20"/>
         </w:rPr>
-        <w:t>表6　第10期の施策の空白（5領域）</w:t>
+        <w:t>表6　調査に所見があるが、広域連合の第9期計画に対応を確認できない領域</w:t>
       </w:r>
     </w:p>
     <w:tbl>
@@ -3095,7 +3180,7 @@
                 <w:color w:val="FFFFFF"/>
                 <w:sz w:val="19"/>
               </w:rPr>
-              <w:t>第9期の施策</w:t>
+              <w:t>広域連合の第9期計画での対応</w:t>
             </w:r>
           </w:p>
         </w:tc>
@@ -3157,7 +3242,7 @@
                 <w:b w:val="0"/>
                 <w:sz w:val="19"/>
               </w:rPr>
-              <w:t>なし</w:t>
+              <w:t>確認できない。所管及び計画上の位置づけは協議事項</w:t>
             </w:r>
           </w:p>
         </w:tc>
@@ -3182,7 +3267,7 @@
                 <w:b/>
                 <w:sz w:val="19"/>
               </w:rPr>
-              <w:t>経済的な理由による未利用</w:t>
+              <w:t>未利用の理由の把握</w:t>
             </w:r>
           </w:p>
         </w:tc>
@@ -3202,7 +3287,7 @@
                 <w:b w:val="0"/>
                 <w:sz w:val="19"/>
               </w:rPr>
-              <w:t>認定を受けながら未利用の者が504人（認定者の25.7％）。要因の一つに経済的理由がある</w:t>
+              <w:t>認定を受けながら未利用の者が504人（認定者の25.7％）。理由は把握できていない</w:t>
             </w:r>
           </w:p>
         </w:tc>
@@ -3222,7 +3307,7 @@
                 <w:b w:val="0"/>
                 <w:sz w:val="19"/>
               </w:rPr>
-              <w:t>なし（低所得者支援は保険料の軽減にとどまる）</w:t>
+              <w:t>確認できない。施策ではなく調査課題として整理する</w:t>
             </w:r>
           </w:p>
         </w:tc>
@@ -3267,7 +3352,7 @@
                 <w:b w:val="0"/>
                 <w:sz w:val="19"/>
               </w:rPr>
-              <w:t>おひとりになった場合の終のすみか。居所変更実態調査における退去先</w:t>
+              <w:t>おひとりになった場合の終のすみか。居所変更実態調査における退去先（意思決定支援のニーズを示す関連情報であり、支援の実施状況を示すものではない）</w:t>
             </w:r>
           </w:p>
         </w:tc>
@@ -3286,7 +3371,7 @@
                 <w:b w:val="0"/>
                 <w:sz w:val="19"/>
               </w:rPr>
-              <w:t>なし</w:t>
+              <w:t>確認できない</w:t>
             </w:r>
           </w:p>
         </w:tc>
@@ -3413,12 +3498,24 @@
                 <w:b w:val="0"/>
                 <w:sz w:val="19"/>
               </w:rPr>
-              <w:t>なし</w:t>
+              <w:t>確認できない</w:t>
             </w:r>
           </w:p>
         </w:tc>
       </w:tr>
     </w:tbl>
+    <w:p>
+      <w:pPr>
+        <w:ind w:left="227"/>
+      </w:pPr>
+      <w:r>
+        <w:rPr>
+          <w:rFonts w:ascii="游ゴシック" w:hAnsi="游ゴシック" w:eastAsia="游ゴシック"/>
+          <w:sz w:val="18"/>
+        </w:rPr>
+        <w:t>※ 「未利用の理由の把握」について。健康とくらしの調査は一般高齢者及び総合事業対象者を対象としており、要支援者・要介護者を含みません。したがって未利用認定者504人の理由を同調査から確認することはできません。理由の把握は、資料提供依頼No.8により行います。</w:t>
+      </w:r>
+    </w:p>
     <w:p>
       <w:r>
         <w:rPr>
@@ -3430,6 +3527,7 @@
     </w:p>
     <w:p>
       <w:pPr>
+        <w:pStyle w:val="Heading2"/>
         <w:keepNext/>
         <w:spacing w:before="180" w:after="60"/>
       </w:pPr>
@@ -3437,6 +3535,7 @@
         <w:rPr>
           <w:rFonts w:ascii="游ゴシック" w:hAnsi="游ゴシック" w:eastAsia="游ゴシック"/>
           <w:b/>
+          <w:color w:val="000000"/>
           <w:sz w:val="22"/>
         </w:rPr>
         <w:t>第9期から引き継ぐ主要課題</w:t>
@@ -3535,7 +3634,7 @@
           <w:rFonts w:ascii="游ゴシック" w:hAnsi="游ゴシック" w:eastAsia="游ゴシック"/>
           <w:sz w:val="21"/>
         </w:rPr>
-        <w:t>・施策の空白：調査に明確な所見があるのに施策がない領域が5つあります。</w:t>
+        <w:t>・対応を確認できない候補領域：調査に所見があるが、広域連合の第9期計画に明示的な対応を確認できない領域が5つあります。</w:t>
       </w:r>
     </w:p>
     <w:p>
@@ -3545,6 +3644,7 @@
     </w:p>
     <w:p>
       <w:pPr>
+        <w:pStyle w:val="Heading1"/>
         <w:keepNext/>
         <w:spacing w:before="280" w:after="120"/>
       </w:pPr>
@@ -3565,11 +3665,12 @@
           <w:b w:val="0"/>
           <w:sz w:val="21"/>
         </w:rPr>
-        <w:t>評価を確定するために不足している資料及び確認事項を洗い出しました。本節が本報告の中心です。</w:t>
+        <w:t>評価を確定するために不足している資料及び確認事項を洗い出しました。本節に、評価を確定するために必要なものを示します。</w:t>
       </w:r>
     </w:p>
     <w:p>
       <w:pPr>
+        <w:pStyle w:val="Heading2"/>
         <w:keepNext/>
         <w:spacing w:before="180" w:after="60"/>
       </w:pPr>
@@ -3577,6 +3678,7 @@
         <w:rPr>
           <w:rFonts w:ascii="游ゴシック" w:hAnsi="游ゴシック" w:eastAsia="游ゴシック"/>
           <w:b/>
+          <w:color w:val="000000"/>
           <w:sz w:val="22"/>
         </w:rPr>
         <w:t>1　不足資料（優先度別）</w:t>
@@ -3832,7 +3934,7 @@
                 <w:b w:val="0"/>
                 <w:sz w:val="19"/>
               </w:rPr>
-              <w:t>★プロセス評価そのもの。これがないと施策が計画どおり実施されたかを判定できません</w:t>
+              <w:t>プロセス評価。これがないと施策が計画どおり実施されたかを判定できません</w:t>
             </w:r>
           </w:p>
         </w:tc>
@@ -4655,11 +4757,12 @@
           <w:b/>
           <w:sz w:val="21"/>
         </w:rPr>
-        <w:t>最高優先の資料No.13は、他の統計で代替できない唯一の資料です。8月の工程は「開始」であるため現時点で支障はありませんが、9月以降にプロセス評価へ進むために受領が必要となります。</w:t>
+        <w:t>最高優先の資料No.13は、他の統計では代替できません。8月の工程は「開始」であるため現時点で支障はありませんが、9月以降にプロセス評価へ進むために受領が必要となります。</w:t>
       </w:r>
     </w:p>
     <w:p>
       <w:pPr>
+        <w:pStyle w:val="Heading2"/>
         <w:keepNext/>
         <w:spacing w:before="180" w:after="60"/>
       </w:pPr>
@@ -4667,6 +4770,7 @@
         <w:rPr>
           <w:rFonts w:ascii="游ゴシック" w:hAnsi="游ゴシック" w:eastAsia="游ゴシック"/>
           <w:b/>
+          <w:color w:val="000000"/>
           <w:sz w:val="22"/>
         </w:rPr>
         <w:t>2　確認事項</w:t>
@@ -5183,7 +5287,7 @@
                 <w:b w:val="0"/>
                 <w:sz w:val="19"/>
               </w:rPr>
-              <w:t>施策の空白5領域の扱い</w:t>
+              <w:t>対応を確認できない5領域の扱い</w:t>
             </w:r>
           </w:p>
         </w:tc>
@@ -5253,6 +5357,7 @@
     </w:p>
     <w:p>
       <w:pPr>
+        <w:pStyle w:val="Heading1"/>
         <w:keepNext/>
         <w:spacing w:before="280" w:after="120"/>
       </w:pPr>
@@ -5263,7 +5368,7 @@
           <w:color w:val="1F3864"/>
           <w:sz w:val="26"/>
         </w:rPr>
-        <w:t>第6節　評価の確からしさ（自己点検）</w:t>
+        <w:t>第6節　評価方法の妥当性確認</w:t>
       </w:r>
     </w:p>
     <w:p>
@@ -5273,7 +5378,7 @@
           <w:b w:val="0"/>
           <w:sz w:val="21"/>
         </w:rPr>
-        <w:t>本報告の評価そのものについて、レッドチーム方式（自らの整理を否定する立場）で点検しました。</w:t>
+        <w:t>本報告の評価について、用いたデータの定義、算定の方法、結論を導く過程が妥当かを内部で点検しました。その結果、記述を改めた論点と、現時点で留保が残る論点は次のとおりです。</w:t>
       </w:r>
     </w:p>
     <w:p>
@@ -5287,7 +5392,7 @@
           <w:b/>
           <w:sz w:val="20"/>
         </w:rPr>
-        <w:t>表9　第9期評価への指摘と対応</w:t>
+        <w:t>表9　確認した論点と対応</w:t>
       </w:r>
     </w:p>
     <w:tbl>
@@ -5315,7 +5420,7 @@
         </w:trPr>
         <w:tc>
           <w:tcPr>
-            <w:tcW w:type="dxa" w:w="794"/>
+            <w:tcW w:type="dxa" w:w="1701"/>
             <w:vAlign w:val="center"/>
             <w:shd w:val="clear" w:color="auto" w:fill="1F3864"/>
           </w:tcPr>
@@ -5331,13 +5436,13 @@
                 <w:color w:val="FFFFFF"/>
                 <w:sz w:val="19"/>
               </w:rPr>
-              <w:t>区分</w:t>
+              <w:t>論点</w:t>
             </w:r>
           </w:p>
         </w:tc>
         <w:tc>
           <w:tcPr>
-            <w:tcW w:type="dxa" w:w="680"/>
+            <w:tcW w:type="dxa" w:w="3628"/>
             <w:vAlign w:val="center"/>
             <w:shd w:val="clear" w:color="auto" w:fill="1F3864"/>
           </w:tcPr>
@@ -5353,13 +5458,13 @@
                 <w:color w:val="FFFFFF"/>
                 <w:sz w:val="19"/>
               </w:rPr>
-              <w:t>件数</w:t>
+              <w:t>確認の内容</w:t>
             </w:r>
           </w:p>
         </w:tc>
         <w:tc>
           <w:tcPr>
-            <w:tcW w:type="dxa" w:w="4535"/>
+            <w:tcW w:type="dxa" w:w="2608"/>
             <w:vAlign w:val="center"/>
             <w:shd w:val="clear" w:color="auto" w:fill="1F3864"/>
           </w:tcPr>
@@ -5375,13 +5480,13 @@
                 <w:color w:val="FFFFFF"/>
                 <w:sz w:val="19"/>
               </w:rPr>
-              <w:t>主な内容</w:t>
+              <w:t>対応</w:t>
             </w:r>
           </w:p>
         </w:tc>
         <w:tc>
           <w:tcPr>
-            <w:tcW w:type="dxa" w:w="3742"/>
+            <w:tcW w:type="dxa" w:w="1814"/>
             <w:vAlign w:val="center"/>
             <w:shd w:val="clear" w:color="auto" w:fill="1F3864"/>
           </w:tcPr>
@@ -5397,7 +5502,7 @@
                 <w:color w:val="FFFFFF"/>
                 <w:sz w:val="19"/>
               </w:rPr>
-              <w:t>対応の状況</w:t>
+              <w:t>残る留保</w:t>
             </w:r>
           </w:p>
         </w:tc>
@@ -5408,13 +5513,12 @@
         </w:trPr>
         <w:tc>
           <w:tcPr>
-            <w:tcW w:type="dxa" w:w="794"/>
+            <w:tcW w:type="dxa" w:w="1701"/>
             <w:vAlign w:val="center"/>
           </w:tcPr>
           <w:p>
             <w:pPr>
               <w:spacing w:after="0"/>
-              <w:jc w:val="center"/>
             </w:pPr>
             <w:r>
               <w:rPr>
@@ -5422,33 +5526,13 @@
                 <w:b/>
                 <w:sz w:val="19"/>
               </w:rPr>
-              <w:t>重大</w:t>
+              <w:t>認定率の推移の読み方</w:t>
             </w:r>
           </w:p>
         </w:tc>
         <w:tc>
           <w:tcPr>
-            <w:tcW w:type="dxa" w:w="680"/>
-            <w:vAlign w:val="center"/>
-          </w:tcPr>
-          <w:p>
-            <w:pPr>
-              <w:spacing w:after="0"/>
-              <w:jc w:val="center"/>
-            </w:pPr>
-            <w:r>
-              <w:rPr>
-                <w:rFonts w:ascii="游ゴシック" w:hAnsi="游ゴシック" w:eastAsia="游ゴシック"/>
-                <w:b w:val="0"/>
-                <w:sz w:val="19"/>
-              </w:rPr>
-              <w:t>11</w:t>
-            </w:r>
-          </w:p>
-        </w:tc>
-        <w:tc>
-          <w:tcPr>
-            <w:tcW w:type="dxa" w:w="4535"/>
+            <w:tcW w:type="dxa" w:w="3628"/>
             <w:vAlign w:val="center"/>
           </w:tcPr>
           <w:p>
@@ -5461,13 +5545,13 @@
                 <w:b w:val="0"/>
                 <w:sz w:val="19"/>
               </w:rPr>
-              <w:t>定量目標の有無、認定率の方向、地域差指数の分解、高費用の評価、高齢化要因の扱い</w:t>
+              <w:t>粗率（全要介護度・年齢調整なし）と、年齢階級別及び性・年齢調整済みの率とで方向が異なる。</w:t>
             </w:r>
           </w:p>
         </w:tc>
         <w:tc>
           <w:tcPr>
-            <w:tcW w:type="dxa" w:w="3742"/>
+            <w:tcW w:type="dxa" w:w="2608"/>
             <w:vAlign w:val="center"/>
           </w:tcPr>
           <w:p>
@@ -5480,7 +5564,26 @@
                 <w:b w:val="0"/>
                 <w:sz w:val="19"/>
               </w:rPr>
-              <w:t>誤読を複数修正済み。反証条件を示したうえで資料の受領を待つものを含む</w:t>
+              <w:t>3つを併記し、粗率のみで判断しない記述に改めた。</w:t>
+            </w:r>
+          </w:p>
+        </w:tc>
+        <w:tc>
+          <w:tcPr>
+            <w:tcW w:type="dxa" w:w="1814"/>
+            <w:vAlign w:val="center"/>
+          </w:tcPr>
+          <w:p>
+            <w:pPr>
+              <w:spacing w:after="0"/>
+            </w:pPr>
+            <w:r>
+              <w:rPr>
+                <w:rFonts w:ascii="游ゴシック" w:hAnsi="游ゴシック" w:eastAsia="游ゴシック"/>
+                <w:b w:val="0"/>
+                <w:sz w:val="19"/>
+              </w:rPr>
+              <w:t>年齢構成以外の要因は分離していない</w:t>
             </w:r>
           </w:p>
         </w:tc>
@@ -5491,14 +5594,13 @@
         </w:trPr>
         <w:tc>
           <w:tcPr>
-            <w:tcW w:type="dxa" w:w="794"/>
+            <w:tcW w:type="dxa" w:w="1701"/>
             <w:vAlign w:val="center"/>
             <w:shd w:val="clear" w:color="auto" w:fill="F2F5FA"/>
           </w:tcPr>
           <w:p>
             <w:pPr>
               <w:spacing w:after="0"/>
-              <w:jc w:val="center"/>
             </w:pPr>
             <w:r>
               <w:rPr>
@@ -5506,34 +5608,13 @@
                 <w:b/>
                 <w:sz w:val="19"/>
               </w:rPr>
-              <w:t>中</w:t>
+              <w:t>給付水準の高さの要因</w:t>
             </w:r>
           </w:p>
         </w:tc>
         <w:tc>
           <w:tcPr>
-            <w:tcW w:type="dxa" w:w="680"/>
-            <w:vAlign w:val="center"/>
-            <w:shd w:val="clear" w:color="auto" w:fill="F2F5FA"/>
-          </w:tcPr>
-          <w:p>
-            <w:pPr>
-              <w:spacing w:after="0"/>
-              <w:jc w:val="center"/>
-            </w:pPr>
-            <w:r>
-              <w:rPr>
-                <w:rFonts w:ascii="游ゴシック" w:hAnsi="游ゴシック" w:eastAsia="游ゴシック"/>
-                <w:b w:val="0"/>
-                <w:sz w:val="19"/>
-              </w:rPr>
-              <w:t>14</w:t>
-            </w:r>
-          </w:p>
-        </w:tc>
-        <w:tc>
-          <w:tcPr>
-            <w:tcW w:type="dxa" w:w="4535"/>
+            <w:tcW w:type="dxa" w:w="3628"/>
             <w:vAlign w:val="center"/>
             <w:shd w:val="clear" w:color="auto" w:fill="F2F5FA"/>
           </w:tcPr>
@@ -5547,13 +5628,13 @@
                 <w:b w:val="0"/>
                 <w:sz w:val="19"/>
               </w:rPr>
-              <w:t>比較の期間の選び方、統計の定義の違い、母集団の異なる数値の併記</w:t>
+              <w:t>受給率と受給者単価はいずれも高いが、両者は独立ではなく、寄与を分けて示すことができない。</w:t>
             </w:r>
           </w:p>
         </w:tc>
         <w:tc>
           <w:tcPr>
-            <w:tcW w:type="dxa" w:w="3742"/>
+            <w:tcW w:type="dxa" w:w="2608"/>
             <w:vAlign w:val="center"/>
             <w:shd w:val="clear" w:color="auto" w:fill="F2F5FA"/>
           </w:tcPr>
@@ -5567,7 +5648,27 @@
                 <w:b w:val="0"/>
                 <w:sz w:val="19"/>
               </w:rPr>
-              <w:t>本文の記述を修正済み。一部は資料の受領後に確定</w:t>
+              <w:t>各要素を並列の指標として示し、要因の按分による説明は採用しないこととした。</w:t>
+            </w:r>
+          </w:p>
+        </w:tc>
+        <w:tc>
+          <w:tcPr>
+            <w:tcW w:type="dxa" w:w="1814"/>
+            <w:vAlign w:val="center"/>
+            <w:shd w:val="clear" w:color="auto" w:fill="F2F5FA"/>
+          </w:tcPr>
+          <w:p>
+            <w:pPr>
+              <w:spacing w:after="0"/>
+            </w:pPr>
+            <w:r>
+              <w:rPr>
+                <w:rFonts w:ascii="游ゴシック" w:hAnsi="游ゴシック" w:eastAsia="游ゴシック"/>
+                <w:b w:val="0"/>
+                <w:sz w:val="19"/>
+              </w:rPr>
+              <w:t>要因の特定には管内21保険者の分布による確認を要する</w:t>
             </w:r>
           </w:p>
         </w:tc>
@@ -5578,13 +5679,12 @@
         </w:trPr>
         <w:tc>
           <w:tcPr>
-            <w:tcW w:type="dxa" w:w="794"/>
+            <w:tcW w:type="dxa" w:w="1701"/>
             <w:vAlign w:val="center"/>
           </w:tcPr>
           <w:p>
             <w:pPr>
               <w:spacing w:after="0"/>
-              <w:jc w:val="center"/>
             </w:pPr>
             <w:r>
               <w:rPr>
@@ -5592,33 +5692,13 @@
                 <w:b/>
                 <w:sz w:val="19"/>
               </w:rPr>
-              <w:t>軽微</w:t>
+              <w:t>地域差指数の分解</w:t>
             </w:r>
           </w:p>
         </w:tc>
         <w:tc>
           <w:tcPr>
-            <w:tcW w:type="dxa" w:w="680"/>
-            <w:vAlign w:val="center"/>
-          </w:tcPr>
-          <w:p>
-            <w:pPr>
-              <w:spacing w:after="0"/>
-              <w:jc w:val="center"/>
-            </w:pPr>
-            <w:r>
-              <w:rPr>
-                <w:rFonts w:ascii="游ゴシック" w:hAnsi="游ゴシック" w:eastAsia="游ゴシック"/>
-                <w:b w:val="0"/>
-                <w:sz w:val="19"/>
-              </w:rPr>
-              <w:t>4</w:t>
-            </w:r>
-          </w:p>
-        </w:tc>
-        <w:tc>
-          <w:tcPr>
-            <w:tcW w:type="dxa" w:w="4535"/>
+            <w:tcW w:type="dxa" w:w="3628"/>
             <w:vAlign w:val="center"/>
           </w:tcPr>
           <w:p>
@@ -5631,13 +5711,13 @@
                 <w:b w:val="0"/>
                 <w:sz w:val="19"/>
               </w:rPr>
-              <w:t>表記の統一、注記の位置</w:t>
+              <w:t>受給率×受給者単価は給付月額指数に一致しない。上川管内21保険者のうち16保険者で0.03を超える差がある。</w:t>
             </w:r>
           </w:p>
         </w:tc>
         <w:tc>
           <w:tcPr>
-            <w:tcW w:type="dxa" w:w="3742"/>
+            <w:tcW w:type="dxa" w:w="2608"/>
             <w:vAlign w:val="center"/>
           </w:tcPr>
           <w:p>
@@ -5650,7 +5730,26 @@
                 <w:b w:val="0"/>
                 <w:sz w:val="19"/>
               </w:rPr>
-              <w:t>修正済み</w:t>
+              <w:t>指数の分解による要因の按分は採用しないこととした。</w:t>
+            </w:r>
+          </w:p>
+        </w:tc>
+        <w:tc>
+          <w:tcPr>
+            <w:tcW w:type="dxa" w:w="1814"/>
+            <w:vAlign w:val="center"/>
+          </w:tcPr>
+          <w:p>
+            <w:pPr>
+              <w:spacing w:after="0"/>
+            </w:pPr>
+            <w:r>
+              <w:rPr>
+                <w:rFonts w:ascii="游ゴシック" w:hAnsi="游ゴシック" w:eastAsia="游ゴシック"/>
+                <w:b w:val="0"/>
+                <w:sz w:val="19"/>
+              </w:rPr>
+              <w:t>見える化D49の指標定義の確認を要する</w:t>
             </w:r>
           </w:p>
         </w:tc>
@@ -5661,14 +5760,13 @@
         </w:trPr>
         <w:tc>
           <w:tcPr>
-            <w:tcW w:type="dxa" w:w="794"/>
+            <w:tcW w:type="dxa" w:w="1701"/>
             <w:vAlign w:val="center"/>
             <w:shd w:val="clear" w:color="auto" w:fill="F2F5FA"/>
           </w:tcPr>
           <w:p>
             <w:pPr>
               <w:spacing w:after="0"/>
-              <w:jc w:val="center"/>
             </w:pPr>
             <w:r>
               <w:rPr>
@@ -5676,20 +5774,19 @@
                 <w:b/>
                 <w:sz w:val="19"/>
               </w:rPr>
-              <w:t>計</w:t>
+              <w:t>3町計画の数値目標の有無</w:t>
             </w:r>
           </w:p>
         </w:tc>
         <w:tc>
           <w:tcPr>
-            <w:tcW w:type="dxa" w:w="680"/>
+            <w:tcW w:type="dxa" w:w="3628"/>
             <w:vAlign w:val="center"/>
             <w:shd w:val="clear" w:color="auto" w:fill="F2F5FA"/>
           </w:tcPr>
           <w:p>
             <w:pPr>
               <w:spacing w:after="0"/>
-              <w:jc w:val="center"/>
             </w:pPr>
             <w:r>
               <w:rPr>
@@ -5697,13 +5794,33 @@
                 <w:b w:val="0"/>
                 <w:sz w:val="19"/>
               </w:rPr>
-              <w:t>29</w:t>
+              <w:t>「数値目標」「目標値」の語による検索では確認できなかったが、語を用いずに数値で目標を示している例がある。</w:t>
             </w:r>
           </w:p>
         </w:tc>
         <w:tc>
           <w:tcPr>
-            <w:tcW w:type="dxa" w:w="4535"/>
+            <w:tcW w:type="dxa" w:w="2608"/>
+            <w:vAlign w:val="center"/>
+            <w:shd w:val="clear" w:color="auto" w:fill="F2F5FA"/>
+          </w:tcPr>
+          <w:p>
+            <w:pPr>
+              <w:spacing w:after="0"/>
+            </w:pPr>
+            <w:r>
+              <w:rPr>
+                <w:rFonts w:ascii="游ゴシック" w:hAnsi="游ゴシック" w:eastAsia="游ゴシック"/>
+                <w:b w:val="0"/>
+                <w:sz w:val="19"/>
+              </w:rPr>
+              <w:t>検索語によらず、記載内容により判定する方法に改めた。</w:t>
+            </w:r>
+          </w:p>
+        </w:tc>
+        <w:tc>
+          <w:tcPr>
+            <w:tcW w:type="dxa" w:w="1814"/>
             <w:vAlign w:val="center"/>
             <w:shd w:val="clear" w:color="auto" w:fill="F2F5FA"/>
           </w:tcPr>
@@ -5721,9 +5838,115 @@
             </w:r>
           </w:p>
         </w:tc>
+      </w:tr>
+      <w:tr>
+        <w:trPr>
+          <w:cantSplit/>
+        </w:trPr>
         <w:tc>
           <w:tcPr>
-            <w:tcW w:type="dxa" w:w="3742"/>
+            <w:tcW w:type="dxa" w:w="1701"/>
+            <w:vAlign w:val="center"/>
+          </w:tcPr>
+          <w:p>
+            <w:pPr>
+              <w:spacing w:after="0"/>
+            </w:pPr>
+            <w:r>
+              <w:rPr>
+                <w:rFonts w:ascii="游ゴシック" w:hAnsi="游ゴシック" w:eastAsia="游ゴシック"/>
+                <w:b/>
+                <w:sz w:val="19"/>
+              </w:rPr>
+              <w:t>交付金評価の解釈</w:t>
+            </w:r>
+          </w:p>
+        </w:tc>
+        <w:tc>
+          <w:tcPr>
+            <w:tcW w:type="dxa" w:w="3628"/>
+            <w:vAlign w:val="center"/>
+          </w:tcPr>
+          <w:p>
+            <w:pPr>
+              <w:spacing w:after="0"/>
+            </w:pPr>
+            <w:r>
+              <w:rPr>
+                <w:rFonts w:ascii="游ゴシック" w:hAnsi="游ゴシック" w:eastAsia="游ゴシック"/>
+                <w:b w:val="0"/>
+                <w:sz w:val="19"/>
+              </w:rPr>
+              <w:t>活動指標群の得点が低い原因は、未実施・要件未充足・記録及び報告の不備のいずれとも判別できない。</w:t>
+            </w:r>
+          </w:p>
+        </w:tc>
+        <w:tc>
+          <w:tcPr>
+            <w:tcW w:type="dxa" w:w="2608"/>
+            <w:vAlign w:val="center"/>
+          </w:tcPr>
+          <w:p>
+            <w:pPr>
+              <w:spacing w:after="0"/>
+            </w:pPr>
+            <w:r>
+              <w:rPr>
+                <w:rFonts w:ascii="游ゴシック" w:hAnsi="游ゴシック" w:eastAsia="游ゴシック"/>
+                <w:b w:val="0"/>
+                <w:sz w:val="19"/>
+              </w:rPr>
+              <w:t>原因を特定する記述を用いないこととした。</w:t>
+            </w:r>
+          </w:p>
+        </w:tc>
+        <w:tc>
+          <w:tcPr>
+            <w:tcW w:type="dxa" w:w="1814"/>
+            <w:vAlign w:val="center"/>
+          </w:tcPr>
+          <w:p>
+            <w:pPr>
+              <w:spacing w:after="0"/>
+            </w:pPr>
+            <w:r>
+              <w:rPr>
+                <w:rFonts w:ascii="游ゴシック" w:hAnsi="游ゴシック" w:eastAsia="游ゴシック"/>
+                <w:b w:val="0"/>
+                <w:sz w:val="19"/>
+              </w:rPr>
+              <w:t>評価調書（資料No.5）の受領を要する</w:t>
+            </w:r>
+          </w:p>
+        </w:tc>
+      </w:tr>
+      <w:tr>
+        <w:trPr>
+          <w:cantSplit/>
+        </w:trPr>
+        <w:tc>
+          <w:tcPr>
+            <w:tcW w:type="dxa" w:w="1701"/>
+            <w:vAlign w:val="center"/>
+            <w:shd w:val="clear" w:color="auto" w:fill="F2F5FA"/>
+          </w:tcPr>
+          <w:p>
+            <w:pPr>
+              <w:spacing w:after="0"/>
+            </w:pPr>
+            <w:r>
+              <w:rPr>
+                <w:rFonts w:ascii="游ゴシック" w:hAnsi="游ゴシック" w:eastAsia="游ゴシック"/>
+                <w:b/>
+                <w:sz w:val="19"/>
+              </w:rPr>
+              <w:t>外部評価の水準の表現</w:t>
+            </w:r>
+          </w:p>
+        </w:tc>
+        <w:tc>
+          <w:tcPr>
+            <w:tcW w:type="dxa" w:w="3628"/>
             <w:vAlign w:val="center"/>
             <w:shd w:val="clear" w:color="auto" w:fill="F2F5FA"/>
           </w:tcPr>
@@ -5737,7 +5960,47 @@
                 <w:b w:val="0"/>
                 <w:sz w:val="19"/>
               </w:rPr>
-              <w:t>―</w:t>
+              <w:t>成果指標は認定者約1,960人を母集団とし、単年度の変動が大きい。分子・分母の実数を確認していない。</w:t>
+            </w:r>
+          </w:p>
+        </w:tc>
+        <w:tc>
+          <w:tcPr>
+            <w:tcW w:type="dxa" w:w="2608"/>
+            <w:vAlign w:val="center"/>
+            <w:shd w:val="clear" w:color="auto" w:fill="F2F5FA"/>
+          </w:tcPr>
+          <w:p>
+            <w:pPr>
+              <w:spacing w:after="0"/>
+            </w:pPr>
+            <w:r>
+              <w:rPr>
+                <w:rFonts w:ascii="游ゴシック" w:hAnsi="游ゴシック" w:eastAsia="游ゴシック"/>
+                <w:b w:val="0"/>
+                <w:sz w:val="19"/>
+              </w:rPr>
+              <w:t>水準を強調する表現を用いないこととした。</w:t>
+            </w:r>
+          </w:p>
+        </w:tc>
+        <w:tc>
+          <w:tcPr>
+            <w:tcW w:type="dxa" w:w="1814"/>
+            <w:vAlign w:val="center"/>
+            <w:shd w:val="clear" w:color="auto" w:fill="F2F5FA"/>
+          </w:tcPr>
+          <w:p>
+            <w:pPr>
+              <w:spacing w:after="0"/>
+            </w:pPr>
+            <w:r>
+              <w:rPr>
+                <w:rFonts w:ascii="游ゴシック" w:hAnsi="游ゴシック" w:eastAsia="游ゴシック"/>
+                <w:b w:val="0"/>
+                <w:sz w:val="19"/>
+              </w:rPr>
+              <w:t>分子・分母の実数の確認を要する</w:t>
             </w:r>
           </w:p>
         </w:tc>
@@ -5759,43 +6022,7 @@
           <w:b w:val="0"/>
           <w:sz w:val="20"/>
         </w:rPr>
-        <w:t>この点検により、次のような誤読を修正しています。</w:t>
-      </w:r>
-    </w:p>
-    <w:p>
-      <w:pPr>
-        <w:ind w:left="340" w:hanging="340"/>
-      </w:pPr>
-      <w:r>
-        <w:rPr>
-          <w:rFonts w:ascii="游ゴシック" w:hAnsi="游ゴシック" w:eastAsia="游ゴシック"/>
-          <w:sz w:val="20"/>
-        </w:rPr>
-        <w:t>・認定率の上昇を「実態の悪化」と解していた点。年齢構成の変化によるものであり、同一年齢層では改善していることを確認しました。</w:t>
-      </w:r>
-    </w:p>
-    <w:p>
-      <w:pPr>
-        <w:ind w:left="340" w:hanging="340"/>
-      </w:pPr>
-      <w:r>
-        <w:rPr>
-          <w:rFonts w:ascii="游ゴシック" w:hAnsi="游ゴシック" w:eastAsia="游ゴシック"/>
-          <w:sz w:val="20"/>
-        </w:rPr>
-        <w:t>・給付水準の高さを認定率によるものと解していた点。受給率と受給者単価がともに高いことによるものであり、各要素の寄与を分けることはできないことを確認しました。</w:t>
-      </w:r>
-    </w:p>
-    <w:p>
-      <w:pPr>
-        <w:ind w:left="340" w:hanging="340"/>
-      </w:pPr>
-      <w:r>
-        <w:rPr>
-          <w:rFonts w:ascii="游ゴシック" w:hAnsi="游ゴシック" w:eastAsia="游ゴシック"/>
-          <w:sz w:val="20"/>
-        </w:rPr>
-        <w:t>・地域差指数の分解により要因を按分していた点。受給率×受給者単価は給付月額指数に一致しないため、按分による要因の特定を撤回しました。</w:t>
+        <w:t>このほか、本報告及び分析資料に用いた主張について、根拠の水準（実測値・算定値・推論・仮説）を区分して棚卸しし、根拠が弱い主張には断定を避ける表現を用いています。</w:t>
       </w:r>
     </w:p>
     <w:p>
@@ -5807,11 +6034,12 @@
           <w:rFonts w:ascii="游ゴシック" w:hAnsi="游ゴシック" w:eastAsia="游ゴシック"/>
           <w:sz w:val="18"/>
         </w:rPr>
-        <w:t>※ あわせて、主張の根拠水準を棚卸しし、断定している仮説を特定して記述を改めています（主張の根拠水準の棚卸しと再レビュー 8シート）。根拠が弱い主張には、本文で断定を避ける表現を用いています。</w:t>
+        <w:t>※ 記述に当たっては、次の5つの表現を用いないこととしています。①原因を1つに特定する表現、②他の資料と一致することを根拠とする表現、③観測の範囲を示さずに皆無であるとする表現、④統計的な有意差がないことをもって関連がないとする表現、⑤外部評価の1時点の値をもって水準を強調する表現。</w:t>
       </w:r>
     </w:p>
     <w:p>
       <w:pPr>
+        <w:pStyle w:val="Heading1"/>
         <w:keepNext/>
         <w:spacing w:before="280" w:after="120"/>
       </w:pPr>
@@ -6029,7 +6257,7 @@
                 <w:b w:val="0"/>
                 <w:sz w:val="19"/>
               </w:rPr>
-              <w:t>★成果評価・構造評価を整理。不足資料7件・確認事項5件を特定</w:t>
+              <w:t>成果評価・構造評価を整理。不足資料7件・確認事項5件を特定</w:t>
             </w:r>
           </w:p>
         </w:tc>
@@ -6176,7 +6404,7 @@
                 <w:b w:val="0"/>
                 <w:sz w:val="19"/>
               </w:rPr>
-              <w:t>決定6（施策の空白5領域の扱い）</w:t>
+              <w:t>決定6（対応を確認できない5領域の扱い）</w:t>
             </w:r>
           </w:p>
         </w:tc>
@@ -6388,6 +6616,7 @@
     </w:p>
     <w:p>
       <w:pPr>
+        <w:pStyle w:val="Heading2"/>
         <w:keepNext/>
         <w:spacing w:before="180" w:after="60"/>
       </w:pPr>
@@ -6395,6 +6624,7 @@
         <w:rPr>
           <w:rFonts w:ascii="游ゴシック" w:hAnsi="游ゴシック" w:eastAsia="游ゴシック"/>
           <w:b/>
+          <w:color w:val="000000"/>
           <w:sz w:val="22"/>
         </w:rPr>
         <w:t>本報告に関連する成果品</w:t>
@@ -6585,7 +6815,7 @@
                 <w:b/>
                 <w:sz w:val="19"/>
               </w:rPr>
-              <w:t>第9期評価のレッドチームレビュー（9シート）</w:t>
+              <w:t>第9期施策と調査・KPIの紐付けレビュー（7シート）</w:t>
             </w:r>
           </w:p>
         </w:tc>
@@ -6605,7 +6835,7 @@
                 <w:b w:val="0"/>
                 <w:sz w:val="19"/>
               </w:rPr>
-              <w:t>評価そのものへの指摘29件と対応</w:t>
+              <w:t>19施策と4調査・代表KPIの対応と判定</w:t>
             </w:r>
           </w:p>
         </w:tc>
@@ -6614,68 +6844,6 @@
             <w:tcW w:type="dxa" w:w="2835"/>
             <w:vAlign w:val="center"/>
             <w:shd w:val="clear" w:color="auto" w:fill="F2F5FA"/>
-          </w:tcPr>
-          <w:p>
-            <w:pPr>
-              <w:spacing w:after="0"/>
-            </w:pPr>
-            <w:r>
-              <w:rPr>
-                <w:rFonts w:ascii="游ゴシック" w:hAnsi="游ゴシック" w:eastAsia="游ゴシック"/>
-                <w:b w:val="0"/>
-                <w:sz w:val="19"/>
-              </w:rPr>
-              <w:t>第6節（自己点検）の根拠</w:t>
-            </w:r>
-          </w:p>
-        </w:tc>
-      </w:tr>
-      <w:tr>
-        <w:trPr>
-          <w:cantSplit/>
-        </w:trPr>
-        <w:tc>
-          <w:tcPr>
-            <w:tcW w:type="dxa" w:w="2835"/>
-            <w:vAlign w:val="center"/>
-          </w:tcPr>
-          <w:p>
-            <w:pPr>
-              <w:spacing w:after="0"/>
-            </w:pPr>
-            <w:r>
-              <w:rPr>
-                <w:rFonts w:ascii="游ゴシック" w:hAnsi="游ゴシック" w:eastAsia="游ゴシック"/>
-                <w:b/>
-                <w:sz w:val="19"/>
-              </w:rPr>
-              <w:t>第9期施策と調査・KPIの紐付けレビュー（7シート）</w:t>
-            </w:r>
-          </w:p>
-        </w:tc>
-        <w:tc>
-          <w:tcPr>
-            <w:tcW w:type="dxa" w:w="4082"/>
-            <w:vAlign w:val="center"/>
-          </w:tcPr>
-          <w:p>
-            <w:pPr>
-              <w:spacing w:after="0"/>
-            </w:pPr>
-            <w:r>
-              <w:rPr>
-                <w:rFonts w:ascii="游ゴシック" w:hAnsi="游ゴシック" w:eastAsia="游ゴシック"/>
-                <w:b w:val="0"/>
-                <w:sz w:val="19"/>
-              </w:rPr>
-              <w:t>19施策と4調査・代表KPIの対応と判定</w:t>
-            </w:r>
-          </w:p>
-        </w:tc>
-        <w:tc>
-          <w:tcPr>
-            <w:tcW w:type="dxa" w:w="2835"/>
-            <w:vAlign w:val="center"/>
           </w:tcPr>
           <w:p>
             <w:pPr>
@@ -6700,7 +6868,6 @@
           <w:tcPr>
             <w:tcW w:type="dxa" w:w="2835"/>
             <w:vAlign w:val="center"/>
-            <w:shd w:val="clear" w:color="auto" w:fill="F2F5FA"/>
           </w:tcPr>
           <w:p>
             <w:pPr>
@@ -6712,7 +6879,7 @@
                 <w:b/>
                 <w:sz w:val="19"/>
               </w:rPr>
-              <w:t>第9期施策別評価表と暫定評価ルール（6シート）</w:t>
+              <w:t>第9期施策別評価表（中間版）と暫定評価ルール（6シート）</w:t>
             </w:r>
           </w:p>
         </w:tc>
@@ -6720,7 +6887,6 @@
           <w:tcPr>
             <w:tcW w:type="dxa" w:w="4082"/>
             <w:vAlign w:val="center"/>
-            <w:shd w:val="clear" w:color="auto" w:fill="F2F5FA"/>
           </w:tcPr>
           <w:p>
             <w:pPr>
@@ -6740,7 +6906,6 @@
           <w:tcPr>
             <w:tcW w:type="dxa" w:w="2835"/>
             <w:vAlign w:val="center"/>
-            <w:shd w:val="clear" w:color="auto" w:fill="F2F5FA"/>
           </w:tcPr>
           <w:p>
             <w:pPr>
@@ -6753,68 +6918,6 @@
                 <w:sz w:val="19"/>
               </w:rPr>
               <w:t>第5節（不足）・第7節（9月以降）の根拠</w:t>
-            </w:r>
-          </w:p>
-        </w:tc>
-      </w:tr>
-      <w:tr>
-        <w:trPr>
-          <w:cantSplit/>
-        </w:trPr>
-        <w:tc>
-          <w:tcPr>
-            <w:tcW w:type="dxa" w:w="2835"/>
-            <w:vAlign w:val="center"/>
-          </w:tcPr>
-          <w:p>
-            <w:pPr>
-              <w:spacing w:after="0"/>
-            </w:pPr>
-            <w:r>
-              <w:rPr>
-                <w:rFonts w:ascii="游ゴシック" w:hAnsi="游ゴシック" w:eastAsia="游ゴシック"/>
-                <w:b/>
-                <w:sz w:val="19"/>
-              </w:rPr>
-              <w:t>主張の根拠水準の棚卸しと再レビュー（8シート）</w:t>
-            </w:r>
-          </w:p>
-        </w:tc>
-        <w:tc>
-          <w:tcPr>
-            <w:tcW w:type="dxa" w:w="4082"/>
-            <w:vAlign w:val="center"/>
-          </w:tcPr>
-          <w:p>
-            <w:pPr>
-              <w:spacing w:after="0"/>
-            </w:pPr>
-            <w:r>
-              <w:rPr>
-                <w:rFonts w:ascii="游ゴシック" w:hAnsi="游ゴシック" w:eastAsia="游ゴシック"/>
-                <w:b w:val="0"/>
-                <w:sz w:val="19"/>
-              </w:rPr>
-              <w:t>主張ごとの根拠水準の棚卸し、不足資料18件</w:t>
-            </w:r>
-          </w:p>
-        </w:tc>
-        <w:tc>
-          <w:tcPr>
-            <w:tcW w:type="dxa" w:w="2835"/>
-            <w:vAlign w:val="center"/>
-          </w:tcPr>
-          <w:p>
-            <w:pPr>
-              <w:spacing w:after="0"/>
-            </w:pPr>
-            <w:r>
-              <w:rPr>
-                <w:rFonts w:ascii="游ゴシック" w:hAnsi="游ゴシック" w:eastAsia="游ゴシック"/>
-                <w:b w:val="0"/>
-                <w:sz w:val="19"/>
-              </w:rPr>
-              <w:t>第5節（不足資料）の根拠</w:t>
             </w:r>
           </w:p>
         </w:tc>
@@ -6903,7 +7006,134 @@
                 <w:b/>
                 <w:sz w:val="19"/>
               </w:rPr>
-              <w:t>計画素案 第12稿 第3章</w:t>
+              <w:t>認定率の補足分析</w:t>
+            </w:r>
+          </w:p>
+        </w:tc>
+        <w:tc>
+          <w:tcPr>
+            <w:tcW w:type="dxa" w:w="4082"/>
+            <w:vAlign w:val="center"/>
+          </w:tcPr>
+          <w:p>
+            <w:pPr>
+              <w:spacing w:after="0"/>
+            </w:pPr>
+            <w:r>
+              <w:rPr>
+                <w:rFonts w:ascii="游ゴシック" w:hAnsi="游ゴシック" w:eastAsia="游ゴシック"/>
+                <w:b w:val="0"/>
+                <w:sz w:val="19"/>
+              </w:rPr>
+              <w:t>年齢階級別及び年齢調整済み認定率の推移</w:t>
+            </w:r>
+          </w:p>
+        </w:tc>
+        <w:tc>
+          <w:tcPr>
+            <w:tcW w:type="dxa" w:w="2835"/>
+            <w:vAlign w:val="center"/>
+          </w:tcPr>
+          <w:p>
+            <w:pPr>
+              <w:spacing w:after="0"/>
+            </w:pPr>
+            <w:r>
+              <w:rPr>
+                <w:rFonts w:ascii="游ゴシック" w:hAnsi="游ゴシック" w:eastAsia="游ゴシック"/>
+                <w:b w:val="0"/>
+                <w:sz w:val="19"/>
+              </w:rPr>
+              <w:t>第3節（成果評価）の根拠</w:t>
+            </w:r>
+          </w:p>
+        </w:tc>
+      </w:tr>
+      <w:tr>
+        <w:trPr>
+          <w:cantSplit/>
+        </w:trPr>
+        <w:tc>
+          <w:tcPr>
+            <w:tcW w:type="dxa" w:w="2835"/>
+            <w:vAlign w:val="center"/>
+            <w:shd w:val="clear" w:color="auto" w:fill="F2F5FA"/>
+          </w:tcPr>
+          <w:p>
+            <w:pPr>
+              <w:spacing w:after="0"/>
+            </w:pPr>
+            <w:r>
+              <w:rPr>
+                <w:rFonts w:ascii="游ゴシック" w:hAnsi="游ゴシック" w:eastAsia="游ゴシック"/>
+                <w:b/>
+                <w:sz w:val="19"/>
+              </w:rPr>
+              <w:t>発注者確認事項一覧</w:t>
+            </w:r>
+          </w:p>
+        </w:tc>
+        <w:tc>
+          <w:tcPr>
+            <w:tcW w:type="dxa" w:w="4082"/>
+            <w:vAlign w:val="center"/>
+            <w:shd w:val="clear" w:color="auto" w:fill="F2F5FA"/>
+          </w:tcPr>
+          <w:p>
+            <w:pPr>
+              <w:spacing w:after="0"/>
+            </w:pPr>
+            <w:r>
+              <w:rPr>
+                <w:rFonts w:ascii="游ゴシック" w:hAnsi="游ゴシック" w:eastAsia="游ゴシック"/>
+                <w:b w:val="0"/>
+                <w:sz w:val="19"/>
+              </w:rPr>
+              <w:t>不足資料と、資料がない場合の評価の扱い</w:t>
+            </w:r>
+          </w:p>
+        </w:tc>
+        <w:tc>
+          <w:tcPr>
+            <w:tcW w:type="dxa" w:w="2835"/>
+            <w:vAlign w:val="center"/>
+            <w:shd w:val="clear" w:color="auto" w:fill="F2F5FA"/>
+          </w:tcPr>
+          <w:p>
+            <w:pPr>
+              <w:spacing w:after="0"/>
+            </w:pPr>
+            <w:r>
+              <w:rPr>
+                <w:rFonts w:ascii="游ゴシック" w:hAnsi="游ゴシック" w:eastAsia="游ゴシック"/>
+                <w:b w:val="0"/>
+                <w:sz w:val="19"/>
+              </w:rPr>
+              <w:t>第5節（不足）の根拠</w:t>
+            </w:r>
+          </w:p>
+        </w:tc>
+      </w:tr>
+      <w:tr>
+        <w:trPr>
+          <w:cantSplit/>
+        </w:trPr>
+        <w:tc>
+          <w:tcPr>
+            <w:tcW w:type="dxa" w:w="2835"/>
+            <w:vAlign w:val="center"/>
+          </w:tcPr>
+          <w:p>
+            <w:pPr>
+              <w:spacing w:after="0"/>
+            </w:pPr>
+            <w:r>
+              <w:rPr>
+                <w:rFonts w:ascii="游ゴシック" w:hAnsi="游ゴシック" w:eastAsia="游ゴシック"/>
+                <w:b/>
+                <w:sz w:val="19"/>
+              </w:rPr>
+              <w:t>協議用素案（令和8年8月時点） 第3章</w:t>
             </w:r>
           </w:p>
         </w:tc>

--- a/output/第10期計画_第9期計画の評価・検証_中間報告.docx
+++ b/output/第10期計画_第9期計画の評価・検証_中間報告.docx
@@ -1332,7 +1332,9 @@
                 <w:b/>
                 <w:sz w:val="19"/>
               </w:rPr>
-              <w:t>要介護3以上認定率</w:t>
+              <w:t>重度要介護認定率</w:t>
+              <w:br/>
+              <w:t>（要介護3以上）</w:t>
             </w:r>
           </w:p>
         </w:tc>
@@ -1353,7 +1355,9 @@
                 <w:b w:val="0"/>
                 <w:sz w:val="19"/>
               </w:rPr>
-              <w:t>設定なし</w:t>
+              <w:t>6.7％</w:t>
+              <w:br/>
+              <w:t>（R5年度）</w:t>
             </w:r>
           </w:p>
         </w:tc>
@@ -1397,9 +1401,9 @@
                 <w:b w:val="0"/>
                 <w:sz w:val="19"/>
               </w:rPr>
-              <w:t>評価不能</w:t>
+              <w:t>現時点</w:t>
               <w:br/>
-              <w:t>（参考算定値）</w:t>
+              <w:t>達成</w:t>
             </w:r>
           </w:p>
         </w:tc>
@@ -1419,7 +1423,7 @@
                 <w:b w:val="0"/>
                 <w:sz w:val="19"/>
               </w:rPr>
-              <w:t>第9期計画に基準値・目標値の設定がないため、達成度を評価できません。参考として算定した値です。年齢調整をすると中重度は平成30年5.4％から令和7年4.7％へ低下を続けています</w:t>
+              <w:t>第9期計画の年度目標はR6 6.6％・R7 6.5％・R8 6.4％です。R7目標6.5％を0.2ポイント、計画自身の推計7.0％を0.7ポイント下回っています。ただし要介護3〜5の実数はR6年3月末564人からR8年3月末580人へ増加しており、率の改善は分母（第1号被保険者）の動きにも依存します</w:t>
             </w:r>
           </w:p>
         </w:tc>
@@ -1463,7 +1467,9 @@
                 <w:b w:val="0"/>
                 <w:sz w:val="19"/>
               </w:rPr>
-              <w:t>18.5％（R4）</w:t>
+              <w:t>18.5％</w:t>
+              <w:br/>
+              <w:t>（R4年度）</w:t>
             </w:r>
           </w:p>
         </w:tc>
@@ -1483,7 +1489,9 @@
                 <w:b w:val="0"/>
                 <w:sz w:val="19"/>
               </w:rPr>
-              <w:t>19.1％（R7）</w:t>
+              <w:t>19.1％</w:t>
+              <w:br/>
+              <w:t>（R7年度）</w:t>
             </w:r>
           </w:p>
         </w:tc>
@@ -1524,7 +1532,7 @@
                 <w:b w:val="0"/>
                 <w:sz w:val="19"/>
               </w:rPr>
-              <w:t>0.6ポイントの差は統計的に有意ではありません（下記の注）。「悪化した」と判定できません</w:t>
+              <w:t>R7目標18.0％を1.1ポイント上回っています。基準値との差0.6ポイントは統計的に有意ではありません（下記の注）。「実態が悪化した」とは判定できません</w:t>
             </w:r>
           </w:p>
         </w:tc>
@@ -1570,7 +1578,9 @@
                 <w:b w:val="0"/>
                 <w:sz w:val="19"/>
               </w:rPr>
-              <w:t>8.0％（目標）</w:t>
+              <w:t>7.3％</w:t>
+              <w:br/>
+              <w:t>（R4年度）</w:t>
             </w:r>
           </w:p>
         </w:tc>
@@ -1591,7 +1601,9 @@
                 <w:b w:val="0"/>
                 <w:sz w:val="19"/>
               </w:rPr>
-              <w:t>8.8％（R7）</w:t>
+              <w:t>8.8％</w:t>
+              <w:br/>
+              <w:t>（R7年度）</w:t>
             </w:r>
           </w:p>
         </w:tc>
@@ -1612,9 +1624,9 @@
                 <w:b w:val="0"/>
                 <w:sz w:val="19"/>
               </w:rPr>
-              <w:t>現時点達成</w:t>
+              <w:t>現時点</w:t>
               <w:br/>
-              <w:t>（統計が異なる）</w:t>
+              <w:t>未達</w:t>
             </w:r>
           </w:p>
         </w:tc>
@@ -1634,7 +1646,7 @@
                 <w:b w:val="0"/>
                 <w:sz w:val="19"/>
               </w:rPr>
-              <w:t>目標の根拠とした国の統計と実績の統計が異なるため、同一の定義による達成の判定ではありません。総合事業ベースでは全国平均の31％にとどまります</w:t>
+              <w:t>第9期計画の年度目標はR6 8.0％・R7 9.0％・R8 10.0％です。R7目標9.0％に0.2ポイント届いていません。基準値からの＋1.5ポイントは統計的に有意で、4指標のうち変化を検出できた唯一の指標です。なお目標の根拠とした国の水準8％（R7年度）は上回りますが、国の統計は総合事業の実施状況調査、実績は日常生活圏域ニーズ調査であり、同一の定義による比較ではありません</w:t>
             </w:r>
           </w:p>
         </w:tc>
@@ -1680,7 +1692,7 @@
           <w:b/>
           <w:sz w:val="21"/>
         </w:rPr>
-        <w:t>4項目のうち現時点達成が1項目、現時点未達が2項目、評価不能が1項目です。現時点未達の2項目とも「実態が悪化した」とは言えません。第9期の目標設定そのものに、①目標の水準が「維持」であったこと、②目標の根拠とした統計と実績の統計が異なっていたこと、③要介護3以上認定率に基準値・目標値の設定がなかったこと、という課題があります。</w:t>
+        <w:t>4項目のうち現時点達成が1項目、現時点未達が3項目です。現時点未達の3項目とも、実績の水準そのものが悪化したとは言えません（要介護認定率は年齢調整後に低下、フレイルは有意差なし、通いの場は基準値から有意に上昇）。第9期の目標設定そのものに、①要介護認定率の目標の水準が「維持」であり人口高齢化に伴う自然増を織り込んでいなかったこと、②通いの場参加率の目標の根拠とした統計と実績の統計が異なっていたこと、という課題があります。</w:t>
       </w:r>
     </w:p>
     <w:p>
@@ -3574,7 +3586,7 @@
           <w:rFonts w:ascii="游ゴシック" w:hAnsi="游ゴシック" w:eastAsia="游ゴシック"/>
           <w:sz w:val="21"/>
         </w:rPr>
-        <w:t>・年次評価の不在：代表KPIの検証が計画期末の1回のみで、年度ごとの進捗確認と関係者間の共有が行われていませんでした。</w:t>
+        <w:t>・年次評価の記録：第9期計画には代表KPIの検証を計画期末に行う旨のみが定められています。受領済みの資料及び公表資料からは、年度ごとの進捗確認と関係者間の共有の実施を確認できていません。実施の有無は、内部記録・評価票（資料No.15）の受領後に確定します。</w:t>
       </w:r>
     </w:p>
     <w:p>
@@ -4738,7 +4750,7 @@
           <w:rFonts w:ascii="游ゴシック" w:hAnsi="游ゴシック" w:eastAsia="游ゴシック"/>
           <w:sz w:val="18"/>
         </w:rPr>
-        <w:t>※ 資料番号は業務工程管理表 06_資料提供依頼一覧によります。本表は第9期の評価に関わるものに限っています。全体では18件の不足資料を特定しています（主張の根拠水準の棚卸しと再レビュー 06シート）。</w:t>
+        <w:t>※ 資料番号は業務工程管理表 06_資料提供依頼一覧によります。本表は第9期の評価に関わるものに限っています。全体では18件の不足資料を特定しています（必要事項の一覧 01_資料の提供）。</w:t>
       </w:r>
     </w:p>
     <w:p>

--- a/output/第10期計画_第9期計画の評価・検証_中間報告.docx
+++ b/output/第10期計画_第9期計画の評価・検証_中間報告.docx
@@ -3491,7 +3491,7 @@
                 <w:b w:val="0"/>
                 <w:sz w:val="19"/>
               </w:rPr>
-              <w:t>介護サービス利用率74.3％（平成28年度82.2％から7.9ポイント低下）。全国平均の39.2％にとどまる</w:t>
+              <w:t>介護サービス利用率74.3％（平成28年度82.2％から7.9ポイント低下）。これとは別に、交付金評価の「アウトリーチ等の取組状況」の得点が全国平均比39.2％（2.0点／全国5.1点）</w:t>
             </w:r>
           </w:p>
         </w:tc>

--- a/output/第10期計画_第9期計画の評価・検証_中間報告.docx
+++ b/output/第10期計画_第9期計画の評価・検証_中間報告.docx
@@ -80,6 +80,341 @@
       <w:r>
         <w:rPr>
           <w:rFonts w:ascii="游ゴシック" w:hAnsi="游ゴシック" w:eastAsia="游ゴシック"/>
+          <w:b w:val="0"/>
+          <w:sz w:val="21"/>
+        </w:rPr>
+        <w:t>本報告は、令和8年8月6日のキックオフ会議を踏まえ、構成3町のデータを標準化したうえで計画の施策へ反映する内容を確認・共有していただくとともに、現段階における受託者の業務の進捗をご報告するものです。</w:t>
+      </w:r>
+    </w:p>
+    <w:p>
+      <w:r>
+        <w:rPr>
+          <w:rFonts w:ascii="游ゴシック" w:hAnsi="游ゴシック" w:eastAsia="游ゴシック"/>
+          <w:b w:val="0"/>
+          <w:sz w:val="20"/>
+        </w:rPr>
+        <w:t>受託者が現時点までに終えている業務は、次の4件です。</w:t>
+      </w:r>
+    </w:p>
+    <w:p>
+      <w:pPr>
+        <w:ind w:left="340" w:hanging="340"/>
+      </w:pPr>
+      <w:r>
+        <w:rPr>
+          <w:rFonts w:ascii="游ゴシック" w:hAnsi="游ゴシック" w:eastAsia="游ゴシック"/>
+          <w:sz w:val="21"/>
+        </w:rPr>
+        <w:t>・実施済み4調査（在宅生活改善調査、居所変更実態調査、介護人材実態調査、健康とくらしの調査〈介護予防・日常生活圏域ニーズ調査〉）の集計と分析</w:t>
+      </w:r>
+    </w:p>
+    <w:p>
+      <w:pPr>
+        <w:ind w:left="340" w:hanging="340"/>
+      </w:pPr>
+      <w:r>
+        <w:rPr>
+          <w:rFonts w:ascii="游ゴシック" w:hAnsi="游ゴシック" w:eastAsia="游ゴシック"/>
+          <w:sz w:val="21"/>
+        </w:rPr>
+        <w:t>・第9期計画の評価（代表KPI、施策体系、保険者機能強化推進交付金）</w:t>
+      </w:r>
+    </w:p>
+    <w:p>
+      <w:pPr>
+        <w:ind w:left="340" w:hanging="340"/>
+      </w:pPr>
+      <w:r>
+        <w:rPr>
+          <w:rFonts w:ascii="游ゴシック" w:hAnsi="游ゴシック" w:eastAsia="游ゴシック"/>
+          <w:sz w:val="21"/>
+        </w:rPr>
+        <w:t>・将来推計の第1段階（人口・認定者数）及び第2段階（サービス見込量）</w:t>
+      </w:r>
+    </w:p>
+    <w:p>
+      <w:pPr>
+        <w:ind w:left="340" w:hanging="340"/>
+      </w:pPr>
+      <w:r>
+        <w:rPr>
+          <w:rFonts w:ascii="游ゴシック" w:hAnsi="游ゴシック" w:eastAsia="游ゴシック"/>
+          <w:sz w:val="21"/>
+        </w:rPr>
+        <w:t>・計画素案（第1章から第6章及び資料編）並びに計画骨子案の作成</w:t>
+      </w:r>
+    </w:p>
+    <w:p>
+      <w:r>
+        <w:rPr>
+          <w:rFonts w:ascii="游ゴシック" w:hAnsi="游ゴシック" w:eastAsia="游ゴシック"/>
+          <w:b w:val="0"/>
+          <w:sz w:val="20"/>
+        </w:rPr>
+        <w:t>令和8年9月以降は、次の2件に着手します。いずれも下表の前提が整った時点からの着手となります。</w:t>
+      </w:r>
+    </w:p>
+    <w:p>
+      <w:pPr>
+        <w:keepNext/>
+        <w:spacing w:before="160" w:after="40"/>
+      </w:pPr>
+      <w:r>
+        <w:rPr>
+          <w:rFonts w:ascii="游ゴシック" w:hAnsi="游ゴシック" w:eastAsia="游ゴシック"/>
+          <w:b/>
+          <w:sz w:val="20"/>
+        </w:rPr>
+        <w:t>表1　令和8年9月以降に着手する作業と、その前提</w:t>
+      </w:r>
+    </w:p>
+    <w:tbl>
+      <w:tblPr>
+        <w:tblStyle w:val="TableGrid"/>
+        <w:tblW w:type="auto" w:w="0"/>
+        <w:tblLayout w:type="fixed"/>
+        <w:tblLook w:firstColumn="1" w:firstRow="1" w:lastColumn="0" w:lastRow="0" w:noHBand="0" w:noVBand="1" w:val="04A0"/>
+        <w:tblCellMar>
+          <w:top w:w="34" w:type="dxa"/>
+          <w:left w:w="68" w:type="dxa"/>
+          <w:bottom w:w="34" w:type="dxa"/>
+          <w:right w:w="68" w:type="dxa"/>
+        </w:tblCellMar>
+      </w:tblPr>
+      <w:tblGrid>
+        <w:gridCol w:w="3251"/>
+        <w:gridCol w:w="3251"/>
+        <w:gridCol w:w="3251"/>
+      </w:tblGrid>
+      <w:tr>
+        <w:trPr>
+          <w:tblHeader/>
+        </w:trPr>
+        <w:tc>
+          <w:tcPr>
+            <w:tcW w:type="dxa" w:w="2992"/>
+            <w:vAlign w:val="center"/>
+            <w:shd w:val="clear" w:color="auto" w:fill="1F3864"/>
+          </w:tcPr>
+          <w:p>
+            <w:pPr>
+              <w:spacing w:after="0"/>
+              <w:jc w:val="center"/>
+            </w:pPr>
+            <w:r>
+              <w:rPr>
+                <w:rFonts w:ascii="游ゴシック" w:hAnsi="游ゴシック" w:eastAsia="游ゴシック"/>
+                <w:b/>
+                <w:color w:val="FFFFFF"/>
+                <w:sz w:val="19"/>
+              </w:rPr>
+              <w:t>作業</w:t>
+            </w:r>
+          </w:p>
+        </w:tc>
+        <w:tc>
+          <w:tcPr>
+            <w:tcW w:type="dxa" w:w="4765"/>
+            <w:vAlign w:val="center"/>
+            <w:shd w:val="clear" w:color="auto" w:fill="1F3864"/>
+          </w:tcPr>
+          <w:p>
+            <w:pPr>
+              <w:spacing w:after="0"/>
+              <w:jc w:val="center"/>
+            </w:pPr>
+            <w:r>
+              <w:rPr>
+                <w:rFonts w:ascii="游ゴシック" w:hAnsi="游ゴシック" w:eastAsia="游ゴシック"/>
+                <w:b/>
+                <w:color w:val="FFFFFF"/>
+                <w:sz w:val="19"/>
+              </w:rPr>
+              <w:t>前提となる資料・ご決定</w:t>
+            </w:r>
+          </w:p>
+        </w:tc>
+        <w:tc>
+          <w:tcPr>
+            <w:tcW w:type="dxa" w:w="1995"/>
+            <w:vAlign w:val="center"/>
+            <w:shd w:val="clear" w:color="auto" w:fill="1F3864"/>
+          </w:tcPr>
+          <w:p>
+            <w:pPr>
+              <w:spacing w:after="0"/>
+              <w:jc w:val="center"/>
+            </w:pPr>
+            <w:r>
+              <w:rPr>
+                <w:rFonts w:ascii="游ゴシック" w:hAnsi="游ゴシック" w:eastAsia="游ゴシック"/>
+                <w:b/>
+                <w:color w:val="FFFFFF"/>
+                <w:sz w:val="19"/>
+              </w:rPr>
+              <w:t>完了の見込み</w:t>
+            </w:r>
+          </w:p>
+        </w:tc>
+      </w:tr>
+      <w:tr>
+        <w:trPr>
+          <w:cantSplit/>
+        </w:trPr>
+        <w:tc>
+          <w:tcPr>
+            <w:tcW w:type="dxa" w:w="2992"/>
+            <w:vAlign w:val="center"/>
+          </w:tcPr>
+          <w:p>
+            <w:pPr>
+              <w:spacing w:after="0"/>
+            </w:pPr>
+            <w:r>
+              <w:rPr>
+                <w:rFonts w:ascii="游ゴシック" w:hAnsi="游ゴシック" w:eastAsia="游ゴシック"/>
+                <w:b/>
+                <w:sz w:val="19"/>
+              </w:rPr>
+              <w:t>第9期計画のプロセス評価</w:t>
+              <w:br/>
+              <w:t>（令和6〜8年度の事業実績による）</w:t>
+            </w:r>
+          </w:p>
+        </w:tc>
+        <w:tc>
+          <w:tcPr>
+            <w:tcW w:type="dxa" w:w="4765"/>
+            <w:vAlign w:val="center"/>
+          </w:tcPr>
+          <w:p>
+            <w:pPr>
+              <w:spacing w:after="0"/>
+            </w:pPr>
+            <w:r>
+              <w:rPr>
+                <w:rFonts w:ascii="游ゴシック" w:hAnsi="游ゴシック" w:eastAsia="游ゴシック"/>
+                <w:b w:val="0"/>
+                <w:sz w:val="19"/>
+              </w:rPr>
+              <w:t>資料No.13（施策・事業実績）の受領、又は決定5（暫定評価ルール）のご承認</w:t>
+            </w:r>
+          </w:p>
+        </w:tc>
+        <w:tc>
+          <w:tcPr>
+            <w:tcW w:type="dxa" w:w="1995"/>
+            <w:vAlign w:val="center"/>
+          </w:tcPr>
+          <w:p>
+            <w:pPr>
+              <w:spacing w:after="0"/>
+              <w:jc w:val="center"/>
+            </w:pPr>
+            <w:r>
+              <w:rPr>
+                <w:rFonts w:ascii="游ゴシック" w:hAnsi="游ゴシック" w:eastAsia="游ゴシック"/>
+                <w:b w:val="0"/>
+                <w:sz w:val="19"/>
+              </w:rPr>
+              <w:t>受領又はご承認から1か月</w:t>
+            </w:r>
+          </w:p>
+        </w:tc>
+      </w:tr>
+      <w:tr>
+        <w:trPr>
+          <w:cantSplit/>
+        </w:trPr>
+        <w:tc>
+          <w:tcPr>
+            <w:tcW w:type="dxa" w:w="2992"/>
+            <w:vAlign w:val="center"/>
+            <w:shd w:val="clear" w:color="auto" w:fill="F2F5FA"/>
+          </w:tcPr>
+          <w:p>
+            <w:pPr>
+              <w:spacing w:after="0"/>
+            </w:pPr>
+            <w:r>
+              <w:rPr>
+                <w:rFonts w:ascii="游ゴシック" w:hAnsi="游ゴシック" w:eastAsia="游ゴシック"/>
+                <w:b/>
+                <w:sz w:val="19"/>
+              </w:rPr>
+              <w:t>将来推計 第3段階</w:t>
+              <w:br/>
+              <w:t>（給付費・保険料の算定）</w:t>
+            </w:r>
+          </w:p>
+        </w:tc>
+        <w:tc>
+          <w:tcPr>
+            <w:tcW w:type="dxa" w:w="4765"/>
+            <w:vAlign w:val="center"/>
+            <w:shd w:val="clear" w:color="auto" w:fill="F2F5FA"/>
+          </w:tcPr>
+          <w:p>
+            <w:pPr>
+              <w:spacing w:after="0"/>
+            </w:pPr>
+            <w:r>
+              <w:rPr>
+                <w:rFonts w:ascii="游ゴシック" w:hAnsi="游ゴシック" w:eastAsia="游ゴシック"/>
+                <w:b w:val="0"/>
+                <w:sz w:val="19"/>
+              </w:rPr>
+              <w:t>決定1（人口推計の基礎）及び決定2（認定率のシナリオ）のご決定、資料No.9（決算書・基金の積立取崩実績）の受領、国の政令改正の告示</w:t>
+            </w:r>
+          </w:p>
+        </w:tc>
+        <w:tc>
+          <w:tcPr>
+            <w:tcW w:type="dxa" w:w="1995"/>
+            <w:vAlign w:val="center"/>
+            <w:shd w:val="clear" w:color="auto" w:fill="F2F5FA"/>
+          </w:tcPr>
+          <w:p>
+            <w:pPr>
+              <w:spacing w:after="0"/>
+              <w:jc w:val="center"/>
+            </w:pPr>
+            <w:r>
+              <w:rPr>
+                <w:rFonts w:ascii="游ゴシック" w:hAnsi="游ゴシック" w:eastAsia="游ゴシック"/>
+                <w:b w:val="0"/>
+                <w:sz w:val="19"/>
+              </w:rPr>
+              <w:t>令和8年12月</w:t>
+            </w:r>
+          </w:p>
+        </w:tc>
+      </w:tr>
+    </w:tbl>
+    <w:p>
+      <w:r>
+        <w:rPr>
+          <w:rFonts w:ascii="游ゴシック" w:hAnsi="游ゴシック" w:eastAsia="游ゴシック"/>
+          <w:b w:val="0"/>
+          <w:sz w:val="20"/>
+        </w:rPr>
+        <w:t>これらを進めることにより、その後の構成3町のご意見の反映及び策定委員会でのご審議に必要な材料をお示しできるものと考えております。</w:t>
+      </w:r>
+    </w:p>
+    <w:p>
+      <w:r>
+        <w:rPr>
+          <w:rFonts w:ascii="游ゴシック" w:hAnsi="游ゴシック" w:eastAsia="游ゴシック"/>
+          <w:b w:val="0"/>
+          <w:sz w:val="20"/>
+        </w:rPr>
+        <w:t>あわせて、介護保険事業状況報告の月報及び年報（保険者控え。令和2年度から令和7年度までの6年度分）のご提供をお願い申し上げます。第3段階の給付費の算定と、第9期の給付費の計画乖離の把握に用います（資料提供依頼No.21）。</w:t>
+      </w:r>
+    </w:p>
+    <w:p>
+      <w:r>
+        <w:rPr>
+          <w:rFonts w:ascii="游ゴシック" w:hAnsi="游ゴシック" w:eastAsia="游ゴシック"/>
           <w:b/>
           <w:sz w:val="21"/>
         </w:rPr>
@@ -97,7 +432,7 @@
           <w:b/>
           <w:sz w:val="20"/>
         </w:rPr>
-        <w:t>表1　本報告の範囲</w:t>
+        <w:t>表2　本報告の範囲</w:t>
       </w:r>
     </w:p>
     <w:tbl>
@@ -418,7 +753,7 @@
                 <w:b w:val="0"/>
                 <w:sz w:val="19"/>
               </w:rPr>
-              <w:t>業務全体で特定している不足資料18件・確認事項56件のうち、第9期の評価に直接関係する7件・5件を本報告に掲載している</w:t>
+              <w:t>業務全体で特定している不足資料16件・確認事項56件のうち、第9期の評価に直接関係する7件・5件を本報告に掲載している</w:t>
             </w:r>
           </w:p>
         </w:tc>
@@ -539,7 +874,7 @@
           <w:b/>
           <w:sz w:val="20"/>
         </w:rPr>
-        <w:t>表2　評価の3層と現在の状態</w:t>
+        <w:t>表3　評価の3層と現在の状態</w:t>
       </w:r>
     </w:p>
     <w:tbl>
@@ -1063,7 +1398,7 @@
           <w:b/>
           <w:sz w:val="20"/>
         </w:rPr>
-        <w:t>表3　第9期 代表KPI4項目の中間評価（令和8年3月末時点）</w:t>
+        <w:t>表4　第9期 代表KPI4項目の中間評価（令和8年3月末時点）</w:t>
       </w:r>
     </w:p>
     <w:tbl>
@@ -1732,7 +2067,7 @@
           <w:b/>
           <w:sz w:val="20"/>
         </w:rPr>
-        <w:t>表4　第9期評価を補足する現状・長期推移の指標</w:t>
+        <w:t>表5　第9期評価を補足する現状・長期推移の指標</w:t>
       </w:r>
     </w:p>
     <w:tbl>
@@ -2471,7 +2806,7 @@
           <w:b/>
           <w:sz w:val="20"/>
         </w:rPr>
-        <w:t>表5　19施策の評価可能性</w:t>
+        <w:t>表6　19施策の評価可能性</w:t>
       </w:r>
     </w:p>
     <w:tbl>
@@ -3105,7 +3440,7 @@
           <w:b/>
           <w:sz w:val="20"/>
         </w:rPr>
-        <w:t>表6　調査に所見があるが、広域連合の第9期計画に対応を確認できない領域</w:t>
+        <w:t>表7　調査に所見があるが、広域連合の第9期計画に対応を確認できない領域</w:t>
       </w:r>
     </w:p>
     <w:tbl>
@@ -3707,7 +4042,7 @@
           <w:b/>
           <w:sz w:val="20"/>
         </w:rPr>
-        <w:t>表7　第9期の評価を確定するために不足している資料</w:t>
+        <w:t>表8　第9期の評価を確定するために不足している資料</w:t>
       </w:r>
     </w:p>
     <w:tbl>
@@ -4511,7 +4846,7 @@
                 <w:b/>
                 <w:sz w:val="19"/>
               </w:rPr>
-              <w:t>中</w:t>
+              <w:t>高</w:t>
             </w:r>
           </w:p>
         </w:tc>
@@ -4532,7 +4867,7 @@
                 <w:b w:val="0"/>
                 <w:sz w:val="19"/>
               </w:rPr>
-              <w:t>15</w:t>
+              <w:t>21</w:t>
             </w:r>
           </w:p>
         </w:tc>
@@ -4552,7 +4887,7 @@
                 <w:b w:val="0"/>
                 <w:sz w:val="19"/>
               </w:rPr>
-              <w:t>第9期の自己評価と北海道への報告の実績</w:t>
+              <w:t>介護保険事業状況報告（月報・年報）の保険者控え（令和2年度〜令和7年度）</w:t>
             </w:r>
           </w:p>
         </w:tc>
@@ -4572,7 +4907,7 @@
                 <w:b w:val="0"/>
                 <w:sz w:val="19"/>
               </w:rPr>
-              <w:t>介護保険法第117条に基づく評価・公表の実績。受託者の評価との対照</w:t>
+              <w:t>第3段階（給付費・保険料）の算定に用いる給付費の実績。第9期の給付費の計画乖離（代表KPI H15）の把握</w:t>
             </w:r>
           </w:p>
         </w:tc>
@@ -4638,6 +4973,129 @@
                 <w:b/>
                 <w:sz w:val="19"/>
               </w:rPr>
+              <w:t>中</w:t>
+            </w:r>
+          </w:p>
+        </w:tc>
+        <w:tc>
+          <w:tcPr>
+            <w:tcW w:type="dxa" w:w="567"/>
+            <w:vAlign w:val="center"/>
+          </w:tcPr>
+          <w:p>
+            <w:pPr>
+              <w:spacing w:after="0"/>
+              <w:jc w:val="center"/>
+            </w:pPr>
+            <w:r>
+              <w:rPr>
+                <w:rFonts w:ascii="游ゴシック" w:hAnsi="游ゴシック" w:eastAsia="游ゴシック"/>
+                <w:b w:val="0"/>
+                <w:sz w:val="19"/>
+              </w:rPr>
+              <w:t>15</w:t>
+            </w:r>
+          </w:p>
+        </w:tc>
+        <w:tc>
+          <w:tcPr>
+            <w:tcW w:type="dxa" w:w="2494"/>
+            <w:vAlign w:val="center"/>
+          </w:tcPr>
+          <w:p>
+            <w:pPr>
+              <w:spacing w:after="0"/>
+            </w:pPr>
+            <w:r>
+              <w:rPr>
+                <w:rFonts w:ascii="游ゴシック" w:hAnsi="游ゴシック" w:eastAsia="游ゴシック"/>
+                <w:b w:val="0"/>
+                <w:sz w:val="19"/>
+              </w:rPr>
+              <w:t>第9期の自己評価と北海道への報告の実績</w:t>
+            </w:r>
+          </w:p>
+        </w:tc>
+        <w:tc>
+          <w:tcPr>
+            <w:tcW w:type="dxa" w:w="3628"/>
+            <w:vAlign w:val="center"/>
+          </w:tcPr>
+          <w:p>
+            <w:pPr>
+              <w:spacing w:after="0"/>
+            </w:pPr>
+            <w:r>
+              <w:rPr>
+                <w:rFonts w:ascii="游ゴシック" w:hAnsi="游ゴシック" w:eastAsia="游ゴシック"/>
+                <w:b w:val="0"/>
+                <w:sz w:val="19"/>
+              </w:rPr>
+              <w:t>介護保険法第117条に基づく評価・公表の実績。受託者の評価との対照</w:t>
+            </w:r>
+          </w:p>
+        </w:tc>
+        <w:tc>
+          <w:tcPr>
+            <w:tcW w:type="dxa" w:w="1020"/>
+            <w:vAlign w:val="center"/>
+          </w:tcPr>
+          <w:p>
+            <w:pPr>
+              <w:spacing w:after="0"/>
+            </w:pPr>
+            <w:r>
+              <w:rPr>
+                <w:rFonts w:ascii="游ゴシック" w:hAnsi="游ゴシック" w:eastAsia="游ゴシック"/>
+                <w:b w:val="0"/>
+                <w:sz w:val="19"/>
+              </w:rPr>
+              <w:t>発注者</w:t>
+            </w:r>
+          </w:p>
+        </w:tc>
+        <w:tc>
+          <w:tcPr>
+            <w:tcW w:type="dxa" w:w="1247"/>
+            <w:vAlign w:val="center"/>
+          </w:tcPr>
+          <w:p>
+            <w:pPr>
+              <w:spacing w:after="0"/>
+              <w:jc w:val="center"/>
+            </w:pPr>
+            <w:r>
+              <w:rPr>
+                <w:rFonts w:ascii="游ゴシック" w:hAnsi="游ゴシック" w:eastAsia="游ゴシック"/>
+                <w:b w:val="0"/>
+                <w:sz w:val="19"/>
+              </w:rPr>
+              <w:t>令和8年9月</w:t>
+            </w:r>
+          </w:p>
+        </w:tc>
+      </w:tr>
+      <w:tr>
+        <w:trPr>
+          <w:cantSplit/>
+        </w:trPr>
+        <w:tc>
+          <w:tcPr>
+            <w:tcW w:type="dxa" w:w="680"/>
+            <w:vAlign w:val="center"/>
+            <w:shd w:val="clear" w:color="auto" w:fill="F2F5FA"/>
+          </w:tcPr>
+          <w:p>
+            <w:pPr>
+              <w:spacing w:after="0"/>
+              <w:jc w:val="center"/>
+            </w:pPr>
+            <w:r>
+              <w:rPr>
+                <w:rFonts w:ascii="游ゴシック" w:hAnsi="游ゴシック" w:eastAsia="游ゴシック"/>
+                <w:b/>
+                <w:sz w:val="19"/>
+              </w:rPr>
               <w:t>低</w:t>
             </w:r>
           </w:p>
@@ -4646,6 +5104,7 @@
           <w:tcPr>
             <w:tcW w:type="dxa" w:w="567"/>
             <w:vAlign w:val="center"/>
+            <w:shd w:val="clear" w:color="auto" w:fill="F2F5FA"/>
           </w:tcPr>
           <w:p>
             <w:pPr>
@@ -4666,6 +5125,7 @@
           <w:tcPr>
             <w:tcW w:type="dxa" w:w="2494"/>
             <w:vAlign w:val="center"/>
+            <w:shd w:val="clear" w:color="auto" w:fill="F2F5FA"/>
           </w:tcPr>
           <w:p>
             <w:pPr>
@@ -4685,6 +5145,7 @@
           <w:tcPr>
             <w:tcW w:type="dxa" w:w="3628"/>
             <w:vAlign w:val="center"/>
+            <w:shd w:val="clear" w:color="auto" w:fill="F2F5FA"/>
           </w:tcPr>
           <w:p>
             <w:pPr>
@@ -4704,6 +5165,7 @@
           <w:tcPr>
             <w:tcW w:type="dxa" w:w="1020"/>
             <w:vAlign w:val="center"/>
+            <w:shd w:val="clear" w:color="auto" w:fill="F2F5FA"/>
           </w:tcPr>
           <w:p>
             <w:pPr>
@@ -4723,6 +5185,7 @@
           <w:tcPr>
             <w:tcW w:type="dxa" w:w="1247"/>
             <w:vAlign w:val="center"/>
+            <w:shd w:val="clear" w:color="auto" w:fill="F2F5FA"/>
           </w:tcPr>
           <w:p>
             <w:pPr>
@@ -4750,7 +5213,7 @@
           <w:rFonts w:ascii="游ゴシック" w:hAnsi="游ゴシック" w:eastAsia="游ゴシック"/>
           <w:sz w:val="18"/>
         </w:rPr>
-        <w:t>※ 資料番号は業務工程管理表 06_資料提供依頼一覧によります。本表は第9期の評価に関わるものに限っています。全体では18件の不足資料を特定しています（必要事項の一覧 01_資料の提供）。</w:t>
+        <w:t>※ 資料番号は業務工程管理表 06_資料提供依頼一覧によります。本表は第9期の評価に関わるものに限っています。全体では16件の不足資料を特定しています（必要事項の一覧 01_資料の提供）。</w:t>
       </w:r>
     </w:p>
     <w:p>
@@ -4809,7 +5272,7 @@
           <w:b/>
           <w:sz w:val="20"/>
         </w:rPr>
-        <w:t>表8　第9期の評価に関する確認事項</w:t>
+        <w:t>表9　第9期の評価に関する確認事項</w:t>
       </w:r>
     </w:p>
     <w:tbl>
@@ -5404,7 +5867,7 @@
           <w:b/>
           <w:sz w:val="20"/>
         </w:rPr>
-        <w:t>表9　確認した論点と対応</w:t>
+        <w:t>表10　確認した論点と対応</w:t>
       </w:r>
     </w:p>
     <w:tbl>
@@ -6076,7 +6539,7 @@
           <w:b/>
           <w:sz w:val="20"/>
         </w:rPr>
-        <w:t>表10　第9期の評価・検証の工程</w:t>
+        <w:t>表11　第9期の評価・検証の工程</w:t>
       </w:r>
     </w:p>
     <w:tbl>
@@ -6653,7 +7116,7 @@
           <w:b/>
           <w:sz w:val="20"/>
         </w:rPr>
-        <w:t>表11　第9期の評価に関する成果品</w:t>
+        <w:t>表12　第9期の評価に関する成果品</w:t>
       </w:r>
     </w:p>
     <w:tbl>

--- a/output/第10期計画_第9期計画の評価・検証_中間報告.docx
+++ b/output/第10期計画_第9期計画の評価・検証_中間報告.docx
@@ -408,7 +408,401 @@
           <w:b w:val="0"/>
           <w:sz w:val="20"/>
         </w:rPr>
-        <w:t>あわせて、介護保険事業状況報告の月報及び年報（保険者控え。令和2年度から令和7年度までの6年度分）のご提供をお願い申し上げます。第3段階の給付費の算定と、第9期の給付費の計画乖離の把握に用います（資料提供依頼No.21）。</w:t>
+        <w:t>あわせて、次の資料のご提供をお願い申し上げます。令和8年8月25日の進捗確認の打合せでご了承いただいたものです。</w:t>
+      </w:r>
+    </w:p>
+    <w:p>
+      <w:pPr>
+        <w:keepNext/>
+        <w:spacing w:before="160" w:after="40"/>
+      </w:pPr>
+      <w:r>
+        <w:rPr>
+          <w:rFonts w:ascii="游ゴシック" w:hAnsi="游ゴシック" w:eastAsia="游ゴシック"/>
+          <w:b/>
+          <w:sz w:val="20"/>
+        </w:rPr>
+        <w:t>表2　ご提供をお願いする資料（令和8年8月25日の打合せによる）</w:t>
+      </w:r>
+    </w:p>
+    <w:tbl>
+      <w:tblPr>
+        <w:tblStyle w:val="TableGrid"/>
+        <w:tblW w:type="auto" w:w="0"/>
+        <w:tblLayout w:type="fixed"/>
+        <w:tblLook w:firstColumn="1" w:firstRow="1" w:lastColumn="0" w:lastRow="0" w:noHBand="0" w:noVBand="1" w:val="04A0"/>
+        <w:tblCellMar>
+          <w:top w:w="34" w:type="dxa"/>
+          <w:left w:w="68" w:type="dxa"/>
+          <w:bottom w:w="34" w:type="dxa"/>
+          <w:right w:w="68" w:type="dxa"/>
+        </w:tblCellMar>
+      </w:tblPr>
+      <w:tblGrid>
+        <w:gridCol w:w="2438"/>
+        <w:gridCol w:w="2438"/>
+        <w:gridCol w:w="2438"/>
+        <w:gridCol w:w="2438"/>
+      </w:tblGrid>
+      <w:tr>
+        <w:trPr>
+          <w:tblHeader/>
+        </w:trPr>
+        <w:tc>
+          <w:tcPr>
+            <w:tcW w:type="dxa" w:w="2438"/>
+            <w:vAlign w:val="center"/>
+            <w:shd w:val="clear" w:color="auto" w:fill="1F3864"/>
+          </w:tcPr>
+          <w:p>
+            <w:pPr>
+              <w:spacing w:after="0"/>
+              <w:jc w:val="center"/>
+            </w:pPr>
+            <w:r>
+              <w:rPr>
+                <w:rFonts w:ascii="游ゴシック" w:hAnsi="游ゴシック" w:eastAsia="游ゴシック"/>
+                <w:b/>
+                <w:color w:val="FFFFFF"/>
+                <w:sz w:val="19"/>
+              </w:rPr>
+              <w:t>資料</w:t>
+            </w:r>
+          </w:p>
+        </w:tc>
+        <w:tc>
+          <w:tcPr>
+            <w:tcW w:type="dxa" w:w="1662"/>
+            <w:vAlign w:val="center"/>
+            <w:shd w:val="clear" w:color="auto" w:fill="1F3864"/>
+          </w:tcPr>
+          <w:p>
+            <w:pPr>
+              <w:spacing w:after="0"/>
+              <w:jc w:val="center"/>
+            </w:pPr>
+            <w:r>
+              <w:rPr>
+                <w:rFonts w:ascii="游ゴシック" w:hAnsi="游ゴシック" w:eastAsia="游ゴシック"/>
+                <w:b/>
+                <w:color w:val="FFFFFF"/>
+                <w:sz w:val="19"/>
+              </w:rPr>
+              <w:t>範囲</w:t>
+            </w:r>
+          </w:p>
+        </w:tc>
+        <w:tc>
+          <w:tcPr>
+            <w:tcW w:type="dxa" w:w="4211"/>
+            <w:vAlign w:val="center"/>
+            <w:shd w:val="clear" w:color="auto" w:fill="1F3864"/>
+          </w:tcPr>
+          <w:p>
+            <w:pPr>
+              <w:spacing w:after="0"/>
+              <w:jc w:val="center"/>
+            </w:pPr>
+            <w:r>
+              <w:rPr>
+                <w:rFonts w:ascii="游ゴシック" w:hAnsi="游ゴシック" w:eastAsia="游ゴシック"/>
+                <w:b/>
+                <w:color w:val="FFFFFF"/>
+                <w:sz w:val="19"/>
+              </w:rPr>
+              <w:t>用途</w:t>
+            </w:r>
+          </w:p>
+        </w:tc>
+        <w:tc>
+          <w:tcPr>
+            <w:tcW w:type="dxa" w:w="1441"/>
+            <w:vAlign w:val="center"/>
+            <w:shd w:val="clear" w:color="auto" w:fill="1F3864"/>
+          </w:tcPr>
+          <w:p>
+            <w:pPr>
+              <w:spacing w:after="0"/>
+              <w:jc w:val="center"/>
+            </w:pPr>
+            <w:r>
+              <w:rPr>
+                <w:rFonts w:ascii="游ゴシック" w:hAnsi="游ゴシック" w:eastAsia="游ゴシック"/>
+                <w:b/>
+                <w:color w:val="FFFFFF"/>
+                <w:sz w:val="19"/>
+              </w:rPr>
+              <w:t>時期</w:t>
+            </w:r>
+          </w:p>
+        </w:tc>
+      </w:tr>
+      <w:tr>
+        <w:trPr>
+          <w:cantSplit/>
+        </w:trPr>
+        <w:tc>
+          <w:tcPr>
+            <w:tcW w:type="dxa" w:w="2438"/>
+            <w:vAlign w:val="center"/>
+          </w:tcPr>
+          <w:p>
+            <w:pPr>
+              <w:spacing w:after="0"/>
+            </w:pPr>
+            <w:r>
+              <w:rPr>
+                <w:rFonts w:ascii="游ゴシック" w:hAnsi="游ゴシック" w:eastAsia="游ゴシック"/>
+                <w:b/>
+                <w:sz w:val="19"/>
+              </w:rPr>
+              <w:t>介護保険事業状況報告　年報</w:t>
+            </w:r>
+          </w:p>
+        </w:tc>
+        <w:tc>
+          <w:tcPr>
+            <w:tcW w:type="dxa" w:w="1662"/>
+            <w:vAlign w:val="center"/>
+          </w:tcPr>
+          <w:p>
+            <w:pPr>
+              <w:spacing w:after="0"/>
+              <w:jc w:val="center"/>
+            </w:pPr>
+            <w:r>
+              <w:rPr>
+                <w:rFonts w:ascii="游ゴシック" w:hAnsi="游ゴシック" w:eastAsia="游ゴシック"/>
+                <w:b w:val="0"/>
+                <w:sz w:val="19"/>
+              </w:rPr>
+              <w:t>令和6年度・令和7年度</w:t>
+            </w:r>
+          </w:p>
+        </w:tc>
+        <w:tc>
+          <w:tcPr>
+            <w:tcW w:type="dxa" w:w="4211"/>
+            <w:vAlign w:val="center"/>
+          </w:tcPr>
+          <w:p>
+            <w:pPr>
+              <w:spacing w:after="0"/>
+            </w:pPr>
+            <w:r>
+              <w:rPr>
+                <w:rFonts w:ascii="游ゴシック" w:hAnsi="游ゴシック" w:eastAsia="游ゴシック"/>
+                <w:b w:val="0"/>
+                <w:sz w:val="19"/>
+              </w:rPr>
+              <w:t>第9期の通年の確定値。見える化は年度途中で締めた値を収録しており、4月から3月までの実績が確認できません</w:t>
+            </w:r>
+          </w:p>
+        </w:tc>
+        <w:tc>
+          <w:tcPr>
+            <w:tcW w:type="dxa" w:w="1441"/>
+            <w:vAlign w:val="center"/>
+          </w:tcPr>
+          <w:p>
+            <w:pPr>
+              <w:spacing w:after="0"/>
+              <w:jc w:val="center"/>
+            </w:pPr>
+            <w:r>
+              <w:rPr>
+                <w:rFonts w:ascii="游ゴシック" w:hAnsi="游ゴシック" w:eastAsia="游ゴシック"/>
+                <w:b w:val="0"/>
+                <w:sz w:val="19"/>
+              </w:rPr>
+              <w:t>受領次第</w:t>
+            </w:r>
+          </w:p>
+        </w:tc>
+      </w:tr>
+      <w:tr>
+        <w:trPr>
+          <w:cantSplit/>
+        </w:trPr>
+        <w:tc>
+          <w:tcPr>
+            <w:tcW w:type="dxa" w:w="2438"/>
+            <w:vAlign w:val="center"/>
+            <w:shd w:val="clear" w:color="auto" w:fill="F2F5FA"/>
+          </w:tcPr>
+          <w:p>
+            <w:pPr>
+              <w:spacing w:after="0"/>
+            </w:pPr>
+            <w:r>
+              <w:rPr>
+                <w:rFonts w:ascii="游ゴシック" w:hAnsi="游ゴシック" w:eastAsia="游ゴシック"/>
+                <w:b/>
+                <w:sz w:val="19"/>
+              </w:rPr>
+              <w:t>同　月報</w:t>
+            </w:r>
+          </w:p>
+        </w:tc>
+        <w:tc>
+          <w:tcPr>
+            <w:tcW w:type="dxa" w:w="1662"/>
+            <w:vAlign w:val="center"/>
+            <w:shd w:val="clear" w:color="auto" w:fill="F2F5FA"/>
+          </w:tcPr>
+          <w:p>
+            <w:pPr>
+              <w:spacing w:after="0"/>
+              <w:jc w:val="center"/>
+            </w:pPr>
+            <w:r>
+              <w:rPr>
+                <w:rFonts w:ascii="游ゴシック" w:hAnsi="游ゴシック" w:eastAsia="游ゴシック"/>
+                <w:b w:val="0"/>
+                <w:sz w:val="19"/>
+              </w:rPr>
+              <w:t>令和8年4月〜7月分</w:t>
+            </w:r>
+          </w:p>
+        </w:tc>
+        <w:tc>
+          <w:tcPr>
+            <w:tcW w:type="dxa" w:w="4211"/>
+            <w:vAlign w:val="center"/>
+            <w:shd w:val="clear" w:color="auto" w:fill="F2F5FA"/>
+          </w:tcPr>
+          <w:p>
+            <w:pPr>
+              <w:spacing w:after="0"/>
+            </w:pPr>
+            <w:r>
+              <w:rPr>
+                <w:rFonts w:ascii="游ゴシック" w:hAnsi="游ゴシック" w:eastAsia="游ゴシック"/>
+                <w:b w:val="0"/>
+                <w:sz w:val="19"/>
+              </w:rPr>
+              <w:t>令和8年度は年報が出ないため、月報により各月の推移を把握します</w:t>
+            </w:r>
+          </w:p>
+        </w:tc>
+        <w:tc>
+          <w:tcPr>
+            <w:tcW w:type="dxa" w:w="1441"/>
+            <w:vAlign w:val="center"/>
+            <w:shd w:val="clear" w:color="auto" w:fill="F2F5FA"/>
+          </w:tcPr>
+          <w:p>
+            <w:pPr>
+              <w:spacing w:after="0"/>
+              <w:jc w:val="center"/>
+            </w:pPr>
+            <w:r>
+              <w:rPr>
+                <w:rFonts w:ascii="游ゴシック" w:hAnsi="游ゴシック" w:eastAsia="游ゴシック"/>
+                <w:b w:val="0"/>
+                <w:sz w:val="19"/>
+              </w:rPr>
+              <w:t>受領次第</w:t>
+            </w:r>
+          </w:p>
+        </w:tc>
+      </w:tr>
+      <w:tr>
+        <w:trPr>
+          <w:cantSplit/>
+        </w:trPr>
+        <w:tc>
+          <w:tcPr>
+            <w:tcW w:type="dxa" w:w="2438"/>
+            <w:vAlign w:val="center"/>
+          </w:tcPr>
+          <w:p>
+            <w:pPr>
+              <w:spacing w:after="0"/>
+            </w:pPr>
+            <w:r>
+              <w:rPr>
+                <w:rFonts w:ascii="游ゴシック" w:hAnsi="游ゴシック" w:eastAsia="游ゴシック"/>
+                <w:b/>
+                <w:sz w:val="19"/>
+              </w:rPr>
+              <w:t>給付実績データ</w:t>
+              <w:br/>
+              <w:t>（サービス別の利用者数・利用日数等）</w:t>
+            </w:r>
+          </w:p>
+        </w:tc>
+        <w:tc>
+          <w:tcPr>
+            <w:tcW w:type="dxa" w:w="1662"/>
+            <w:vAlign w:val="center"/>
+          </w:tcPr>
+          <w:p>
+            <w:pPr>
+              <w:spacing w:after="0"/>
+              <w:jc w:val="center"/>
+            </w:pPr>
+            <w:r>
+              <w:rPr>
+                <w:rFonts w:ascii="游ゴシック" w:hAnsi="游ゴシック" w:eastAsia="游ゴシック"/>
+                <w:b w:val="0"/>
+                <w:sz w:val="19"/>
+              </w:rPr>
+              <w:t>令和5年度〜令和7年度</w:t>
+            </w:r>
+          </w:p>
+        </w:tc>
+        <w:tc>
+          <w:tcPr>
+            <w:tcW w:type="dxa" w:w="4211"/>
+            <w:vAlign w:val="center"/>
+          </w:tcPr>
+          <w:p>
+            <w:pPr>
+              <w:spacing w:after="0"/>
+            </w:pPr>
+            <w:r>
+              <w:rPr>
+                <w:rFonts w:ascii="游ゴシック" w:hAnsi="游ゴシック" w:eastAsia="游ゴシック"/>
+                <w:b w:val="0"/>
+                <w:sz w:val="19"/>
+              </w:rPr>
+              <w:t>サービス見込量の推定の基礎。月当たりの平均利用者数、利用者1人当たりの利用日数・回数</w:t>
+            </w:r>
+          </w:p>
+        </w:tc>
+        <w:tc>
+          <w:tcPr>
+            <w:tcW w:type="dxa" w:w="1441"/>
+            <w:vAlign w:val="center"/>
+          </w:tcPr>
+          <w:p>
+            <w:pPr>
+              <w:spacing w:after="0"/>
+              <w:jc w:val="center"/>
+            </w:pPr>
+            <w:r>
+              <w:rPr>
+                <w:rFonts w:ascii="游ゴシック" w:hAnsi="游ゴシック" w:eastAsia="游ゴシック"/>
+                <w:b w:val="0"/>
+                <w:sz w:val="19"/>
+              </w:rPr>
+              <w:t>令和8年8月31日</w:t>
+            </w:r>
+          </w:p>
+        </w:tc>
+      </w:tr>
+    </w:tbl>
+    <w:p>
+      <w:pPr>
+        <w:ind w:left="227"/>
+      </w:pPr>
+      <w:r>
+        <w:rPr>
+          <w:rFonts w:ascii="游ゴシック" w:hAnsi="游ゴシック" w:eastAsia="游ゴシック"/>
+          <w:sz w:val="18"/>
+        </w:rPr>
+        <w:t>※ 令和8年度の実績は本業務の期間中には確定しません。同打合せにおいて、令和8年度分は月報により推移を把握したうえで、地域包括ケア「見える化」システムによる試算（人口、高齢化率、年齢区分別の認定率等）により推定する方針でご了承をいただきました。</w:t>
       </w:r>
     </w:p>
     <w:p>
@@ -432,7 +826,7 @@
           <w:b/>
           <w:sz w:val="20"/>
         </w:rPr>
-        <w:t>表2　本報告の範囲</w:t>
+        <w:t>表3　本報告の範囲</w:t>
       </w:r>
     </w:p>
     <w:tbl>
@@ -753,7 +1147,7 @@
                 <w:b w:val="0"/>
                 <w:sz w:val="19"/>
               </w:rPr>
-              <w:t>業務全体で特定している不足資料16件・確認事項56件のうち、第9期の評価に直接関係する7件・5件を本報告に掲載している</w:t>
+              <w:t>業務全体で特定している不足資料17件・確認事項56件のうち、第9期の評価に直接関係する7件・5件を本報告に掲載している</w:t>
             </w:r>
           </w:p>
         </w:tc>
@@ -874,7 +1268,7 @@
           <w:b/>
           <w:sz w:val="20"/>
         </w:rPr>
-        <w:t>表3　評価の3層と現在の状態</w:t>
+        <w:t>表4　評価の3層と現在の状態</w:t>
       </w:r>
     </w:p>
     <w:tbl>
@@ -1398,7 +1792,7 @@
           <w:b/>
           <w:sz w:val="20"/>
         </w:rPr>
-        <w:t>表4　第9期 代表KPI4項目の中間評価（令和8年3月末時点）</w:t>
+        <w:t>表5　第9期 代表KPI4項目の中間評価（令和8年3月末時点）</w:t>
       </w:r>
     </w:p>
     <w:tbl>
@@ -2067,7 +2461,7 @@
           <w:b/>
           <w:sz w:val="20"/>
         </w:rPr>
-        <w:t>表5　第9期評価を補足する現状・長期推移の指標</w:t>
+        <w:t>表6　第9期評価を補足する現状・長期推移の指標</w:t>
       </w:r>
     </w:p>
     <w:tbl>
@@ -2806,7 +3200,7 @@
           <w:b/>
           <w:sz w:val="20"/>
         </w:rPr>
-        <w:t>表6　19施策の評価可能性</w:t>
+        <w:t>表7　19施策の評価可能性</w:t>
       </w:r>
     </w:p>
     <w:tbl>
@@ -3440,7 +3834,7 @@
           <w:b/>
           <w:sz w:val="20"/>
         </w:rPr>
-        <w:t>表7　調査に所見があるが、広域連合の第9期計画に対応を確認できない領域</w:t>
+        <w:t>表8　調査に所見があるが、広域連合の第9期計画に対応を確認できない領域</w:t>
       </w:r>
     </w:p>
     <w:tbl>
@@ -4042,7 +4436,7 @@
           <w:b/>
           <w:sz w:val="20"/>
         </w:rPr>
-        <w:t>表8　第9期の評価を確定するために不足している資料</w:t>
+        <w:t>表9　第9期の評価を確定するために不足している資料</w:t>
       </w:r>
     </w:p>
     <w:tbl>
@@ -4868,6 +5262,8 @@
                 <w:sz w:val="19"/>
               </w:rPr>
               <w:t>21</w:t>
+              <w:br/>
+              <w:t>22</w:t>
             </w:r>
           </w:p>
         </w:tc>
@@ -4887,7 +5283,7 @@
                 <w:b w:val="0"/>
                 <w:sz w:val="19"/>
               </w:rPr>
-              <w:t>介護保険事業状況報告（月報・年報）の保険者控え（令和2年度〜令和7年度）</w:t>
+              <w:t>介護保険事業状況報告　年報（令和6・7年度）及び月報（令和8年4〜7月分）</w:t>
             </w:r>
           </w:p>
         </w:tc>
@@ -4907,7 +5303,257 @@
                 <w:b w:val="0"/>
                 <w:sz w:val="19"/>
               </w:rPr>
-              <w:t>第3段階（給付費・保険料）の算定に用いる給付費の実績。第9期の給付費の計画乖離（代表KPI H15）の把握</w:t>
+              <w:t>第9期の通年の確定値と令和8年度の推移。第3段階の給付費の算定、代表KPI H15の把握</w:t>
+            </w:r>
+          </w:p>
+        </w:tc>
+        <w:tc>
+          <w:tcPr>
+            <w:tcW w:type="dxa" w:w="1020"/>
+            <w:vAlign w:val="center"/>
+            <w:shd w:val="clear" w:color="auto" w:fill="F2F5FA"/>
+          </w:tcPr>
+          <w:p>
+            <w:pPr>
+              <w:spacing w:after="0"/>
+            </w:pPr>
+            <w:r>
+              <w:rPr>
+                <w:rFonts w:ascii="游ゴシック" w:hAnsi="游ゴシック" w:eastAsia="游ゴシック"/>
+                <w:b w:val="0"/>
+                <w:sz w:val="19"/>
+              </w:rPr>
+              <w:t>発注者</w:t>
+            </w:r>
+          </w:p>
+        </w:tc>
+        <w:tc>
+          <w:tcPr>
+            <w:tcW w:type="dxa" w:w="1247"/>
+            <w:vAlign w:val="center"/>
+            <w:shd w:val="clear" w:color="auto" w:fill="F2F5FA"/>
+          </w:tcPr>
+          <w:p>
+            <w:pPr>
+              <w:spacing w:after="0"/>
+              <w:jc w:val="center"/>
+            </w:pPr>
+            <w:r>
+              <w:rPr>
+                <w:rFonts w:ascii="游ゴシック" w:hAnsi="游ゴシック" w:eastAsia="游ゴシック"/>
+                <w:b w:val="0"/>
+                <w:sz w:val="19"/>
+              </w:rPr>
+              <w:t>令和8年8月</w:t>
+            </w:r>
+          </w:p>
+        </w:tc>
+      </w:tr>
+      <w:tr>
+        <w:trPr>
+          <w:cantSplit/>
+        </w:trPr>
+        <w:tc>
+          <w:tcPr>
+            <w:tcW w:type="dxa" w:w="680"/>
+            <w:vAlign w:val="center"/>
+          </w:tcPr>
+          <w:p>
+            <w:pPr>
+              <w:spacing w:after="0"/>
+              <w:jc w:val="center"/>
+            </w:pPr>
+            <w:r>
+              <w:rPr>
+                <w:rFonts w:ascii="游ゴシック" w:hAnsi="游ゴシック" w:eastAsia="游ゴシック"/>
+                <w:b/>
+                <w:sz w:val="19"/>
+              </w:rPr>
+              <w:t>高</w:t>
+            </w:r>
+          </w:p>
+        </w:tc>
+        <w:tc>
+          <w:tcPr>
+            <w:tcW w:type="dxa" w:w="567"/>
+            <w:vAlign w:val="center"/>
+          </w:tcPr>
+          <w:p>
+            <w:pPr>
+              <w:spacing w:after="0"/>
+              <w:jc w:val="center"/>
+            </w:pPr>
+            <w:r>
+              <w:rPr>
+                <w:rFonts w:ascii="游ゴシック" w:hAnsi="游ゴシック" w:eastAsia="游ゴシック"/>
+                <w:b w:val="0"/>
+                <w:sz w:val="19"/>
+              </w:rPr>
+              <w:t>23</w:t>
+            </w:r>
+          </w:p>
+        </w:tc>
+        <w:tc>
+          <w:tcPr>
+            <w:tcW w:type="dxa" w:w="2494"/>
+            <w:vAlign w:val="center"/>
+          </w:tcPr>
+          <w:p>
+            <w:pPr>
+              <w:spacing w:after="0"/>
+            </w:pPr>
+            <w:r>
+              <w:rPr>
+                <w:rFonts w:ascii="游ゴシック" w:hAnsi="游ゴシック" w:eastAsia="游ゴシック"/>
+                <w:b w:val="0"/>
+                <w:sz w:val="19"/>
+              </w:rPr>
+              <w:t>給付実績データ（サービス別の利用者数・利用日数等。令和5〜7年度）</w:t>
+            </w:r>
+          </w:p>
+        </w:tc>
+        <w:tc>
+          <w:tcPr>
+            <w:tcW w:type="dxa" w:w="3628"/>
+            <w:vAlign w:val="center"/>
+          </w:tcPr>
+          <w:p>
+            <w:pPr>
+              <w:spacing w:after="0"/>
+            </w:pPr>
+            <w:r>
+              <w:rPr>
+                <w:rFonts w:ascii="游ゴシック" w:hAnsi="游ゴシック" w:eastAsia="游ゴシック"/>
+                <w:b w:val="0"/>
+                <w:sz w:val="19"/>
+              </w:rPr>
+              <w:t>サービス見込量の推定の基礎（月当たりの平均利用者数、1人当たりの利用日数・回数）</w:t>
+            </w:r>
+          </w:p>
+        </w:tc>
+        <w:tc>
+          <w:tcPr>
+            <w:tcW w:type="dxa" w:w="1020"/>
+            <w:vAlign w:val="center"/>
+          </w:tcPr>
+          <w:p>
+            <w:pPr>
+              <w:spacing w:after="0"/>
+            </w:pPr>
+            <w:r>
+              <w:rPr>
+                <w:rFonts w:ascii="游ゴシック" w:hAnsi="游ゴシック" w:eastAsia="游ゴシック"/>
+                <w:b w:val="0"/>
+                <w:sz w:val="19"/>
+              </w:rPr>
+              <w:t>発注者</w:t>
+            </w:r>
+          </w:p>
+        </w:tc>
+        <w:tc>
+          <w:tcPr>
+            <w:tcW w:type="dxa" w:w="1247"/>
+            <w:vAlign w:val="center"/>
+          </w:tcPr>
+          <w:p>
+            <w:pPr>
+              <w:spacing w:after="0"/>
+              <w:jc w:val="center"/>
+            </w:pPr>
+            <w:r>
+              <w:rPr>
+                <w:rFonts w:ascii="游ゴシック" w:hAnsi="游ゴシック" w:eastAsia="游ゴシック"/>
+                <w:b w:val="0"/>
+                <w:sz w:val="19"/>
+              </w:rPr>
+              <w:t>令和8年8月31日</w:t>
+            </w:r>
+          </w:p>
+        </w:tc>
+      </w:tr>
+      <w:tr>
+        <w:trPr>
+          <w:cantSplit/>
+        </w:trPr>
+        <w:tc>
+          <w:tcPr>
+            <w:tcW w:type="dxa" w:w="680"/>
+            <w:vAlign w:val="center"/>
+            <w:shd w:val="clear" w:color="auto" w:fill="F2F5FA"/>
+          </w:tcPr>
+          <w:p>
+            <w:pPr>
+              <w:spacing w:after="0"/>
+              <w:jc w:val="center"/>
+            </w:pPr>
+            <w:r>
+              <w:rPr>
+                <w:rFonts w:ascii="游ゴシック" w:hAnsi="游ゴシック" w:eastAsia="游ゴシック"/>
+                <w:b/>
+                <w:sz w:val="19"/>
+              </w:rPr>
+              <w:t>中</w:t>
+            </w:r>
+          </w:p>
+        </w:tc>
+        <w:tc>
+          <w:tcPr>
+            <w:tcW w:type="dxa" w:w="567"/>
+            <w:vAlign w:val="center"/>
+            <w:shd w:val="clear" w:color="auto" w:fill="F2F5FA"/>
+          </w:tcPr>
+          <w:p>
+            <w:pPr>
+              <w:spacing w:after="0"/>
+              <w:jc w:val="center"/>
+            </w:pPr>
+            <w:r>
+              <w:rPr>
+                <w:rFonts w:ascii="游ゴシック" w:hAnsi="游ゴシック" w:eastAsia="游ゴシック"/>
+                <w:b w:val="0"/>
+                <w:sz w:val="19"/>
+              </w:rPr>
+              <w:t>15</w:t>
+            </w:r>
+          </w:p>
+        </w:tc>
+        <w:tc>
+          <w:tcPr>
+            <w:tcW w:type="dxa" w:w="2494"/>
+            <w:vAlign w:val="center"/>
+            <w:shd w:val="clear" w:color="auto" w:fill="F2F5FA"/>
+          </w:tcPr>
+          <w:p>
+            <w:pPr>
+              <w:spacing w:after="0"/>
+            </w:pPr>
+            <w:r>
+              <w:rPr>
+                <w:rFonts w:ascii="游ゴシック" w:hAnsi="游ゴシック" w:eastAsia="游ゴシック"/>
+                <w:b w:val="0"/>
+                <w:sz w:val="19"/>
+              </w:rPr>
+              <w:t>第9期の自己評価と北海道への報告の実績</w:t>
+            </w:r>
+          </w:p>
+        </w:tc>
+        <w:tc>
+          <w:tcPr>
+            <w:tcW w:type="dxa" w:w="3628"/>
+            <w:vAlign w:val="center"/>
+            <w:shd w:val="clear" w:color="auto" w:fill="F2F5FA"/>
+          </w:tcPr>
+          <w:p>
+            <w:pPr>
+              <w:spacing w:after="0"/>
+            </w:pPr>
+            <w:r>
+              <w:rPr>
+                <w:rFonts w:ascii="游ゴシック" w:hAnsi="游ゴシック" w:eastAsia="游ゴシック"/>
+                <w:b w:val="0"/>
+                <w:sz w:val="19"/>
+              </w:rPr>
+              <w:t>介護保険法第117条に基づく評価・公表の実績。受託者の評価との対照</w:t>
             </w:r>
           </w:p>
         </w:tc>
@@ -4973,129 +5619,6 @@
                 <w:b/>
                 <w:sz w:val="19"/>
               </w:rPr>
-              <w:t>中</w:t>
-            </w:r>
-          </w:p>
-        </w:tc>
-        <w:tc>
-          <w:tcPr>
-            <w:tcW w:type="dxa" w:w="567"/>
-            <w:vAlign w:val="center"/>
-          </w:tcPr>
-          <w:p>
-            <w:pPr>
-              <w:spacing w:after="0"/>
-              <w:jc w:val="center"/>
-            </w:pPr>
-            <w:r>
-              <w:rPr>
-                <w:rFonts w:ascii="游ゴシック" w:hAnsi="游ゴシック" w:eastAsia="游ゴシック"/>
-                <w:b w:val="0"/>
-                <w:sz w:val="19"/>
-              </w:rPr>
-              <w:t>15</w:t>
-            </w:r>
-          </w:p>
-        </w:tc>
-        <w:tc>
-          <w:tcPr>
-            <w:tcW w:type="dxa" w:w="2494"/>
-            <w:vAlign w:val="center"/>
-          </w:tcPr>
-          <w:p>
-            <w:pPr>
-              <w:spacing w:after="0"/>
-            </w:pPr>
-            <w:r>
-              <w:rPr>
-                <w:rFonts w:ascii="游ゴシック" w:hAnsi="游ゴシック" w:eastAsia="游ゴシック"/>
-                <w:b w:val="0"/>
-                <w:sz w:val="19"/>
-              </w:rPr>
-              <w:t>第9期の自己評価と北海道への報告の実績</w:t>
-            </w:r>
-          </w:p>
-        </w:tc>
-        <w:tc>
-          <w:tcPr>
-            <w:tcW w:type="dxa" w:w="3628"/>
-            <w:vAlign w:val="center"/>
-          </w:tcPr>
-          <w:p>
-            <w:pPr>
-              <w:spacing w:after="0"/>
-            </w:pPr>
-            <w:r>
-              <w:rPr>
-                <w:rFonts w:ascii="游ゴシック" w:hAnsi="游ゴシック" w:eastAsia="游ゴシック"/>
-                <w:b w:val="0"/>
-                <w:sz w:val="19"/>
-              </w:rPr>
-              <w:t>介護保険法第117条に基づく評価・公表の実績。受託者の評価との対照</w:t>
-            </w:r>
-          </w:p>
-        </w:tc>
-        <w:tc>
-          <w:tcPr>
-            <w:tcW w:type="dxa" w:w="1020"/>
-            <w:vAlign w:val="center"/>
-          </w:tcPr>
-          <w:p>
-            <w:pPr>
-              <w:spacing w:after="0"/>
-            </w:pPr>
-            <w:r>
-              <w:rPr>
-                <w:rFonts w:ascii="游ゴシック" w:hAnsi="游ゴシック" w:eastAsia="游ゴシック"/>
-                <w:b w:val="0"/>
-                <w:sz w:val="19"/>
-              </w:rPr>
-              <w:t>発注者</w:t>
-            </w:r>
-          </w:p>
-        </w:tc>
-        <w:tc>
-          <w:tcPr>
-            <w:tcW w:type="dxa" w:w="1247"/>
-            <w:vAlign w:val="center"/>
-          </w:tcPr>
-          <w:p>
-            <w:pPr>
-              <w:spacing w:after="0"/>
-              <w:jc w:val="center"/>
-            </w:pPr>
-            <w:r>
-              <w:rPr>
-                <w:rFonts w:ascii="游ゴシック" w:hAnsi="游ゴシック" w:eastAsia="游ゴシック"/>
-                <w:b w:val="0"/>
-                <w:sz w:val="19"/>
-              </w:rPr>
-              <w:t>令和8年9月</w:t>
-            </w:r>
-          </w:p>
-        </w:tc>
-      </w:tr>
-      <w:tr>
-        <w:trPr>
-          <w:cantSplit/>
-        </w:trPr>
-        <w:tc>
-          <w:tcPr>
-            <w:tcW w:type="dxa" w:w="680"/>
-            <w:vAlign w:val="center"/>
-            <w:shd w:val="clear" w:color="auto" w:fill="F2F5FA"/>
-          </w:tcPr>
-          <w:p>
-            <w:pPr>
-              <w:spacing w:after="0"/>
-              <w:jc w:val="center"/>
-            </w:pPr>
-            <w:r>
-              <w:rPr>
-                <w:rFonts w:ascii="游ゴシック" w:hAnsi="游ゴシック" w:eastAsia="游ゴシック"/>
-                <w:b/>
-                <w:sz w:val="19"/>
-              </w:rPr>
               <w:t>低</w:t>
             </w:r>
           </w:p>
@@ -5104,7 +5627,6 @@
           <w:tcPr>
             <w:tcW w:type="dxa" w:w="567"/>
             <w:vAlign w:val="center"/>
-            <w:shd w:val="clear" w:color="auto" w:fill="F2F5FA"/>
           </w:tcPr>
           <w:p>
             <w:pPr>
@@ -5125,7 +5647,6 @@
           <w:tcPr>
             <w:tcW w:type="dxa" w:w="2494"/>
             <w:vAlign w:val="center"/>
-            <w:shd w:val="clear" w:color="auto" w:fill="F2F5FA"/>
           </w:tcPr>
           <w:p>
             <w:pPr>
@@ -5145,7 +5666,6 @@
           <w:tcPr>
             <w:tcW w:type="dxa" w:w="3628"/>
             <w:vAlign w:val="center"/>
-            <w:shd w:val="clear" w:color="auto" w:fill="F2F5FA"/>
           </w:tcPr>
           <w:p>
             <w:pPr>
@@ -5165,7 +5685,6 @@
           <w:tcPr>
             <w:tcW w:type="dxa" w:w="1020"/>
             <w:vAlign w:val="center"/>
-            <w:shd w:val="clear" w:color="auto" w:fill="F2F5FA"/>
           </w:tcPr>
           <w:p>
             <w:pPr>
@@ -5185,7 +5704,6 @@
           <w:tcPr>
             <w:tcW w:type="dxa" w:w="1247"/>
             <w:vAlign w:val="center"/>
-            <w:shd w:val="clear" w:color="auto" w:fill="F2F5FA"/>
           </w:tcPr>
           <w:p>
             <w:pPr>
@@ -5213,7 +5731,7 @@
           <w:rFonts w:ascii="游ゴシック" w:hAnsi="游ゴシック" w:eastAsia="游ゴシック"/>
           <w:sz w:val="18"/>
         </w:rPr>
-        <w:t>※ 資料番号は業務工程管理表 06_資料提供依頼一覧によります。本表は第9期の評価に関わるものに限っています。全体では16件の不足資料を特定しています（必要事項の一覧 01_資料の提供）。</w:t>
+        <w:t>※ 資料番号は業務工程管理表 06_資料提供依頼一覧によります。本表は第9期の評価に関わるものに限っています。全体では17件の不足資料を特定しています（必要事項の一覧 01_資料の提供）。</w:t>
       </w:r>
     </w:p>
     <w:p>
@@ -5272,7 +5790,7 @@
           <w:b/>
           <w:sz w:val="20"/>
         </w:rPr>
-        <w:t>表9　第9期の評価に関する確認事項</w:t>
+        <w:t>表10　第9期の評価に関する確認事項</w:t>
       </w:r>
     </w:p>
     <w:tbl>
@@ -5867,7 +6385,7 @@
           <w:b/>
           <w:sz w:val="20"/>
         </w:rPr>
-        <w:t>表10　確認した論点と対応</w:t>
+        <w:t>表11　確認した論点と対応</w:t>
       </w:r>
     </w:p>
     <w:tbl>
@@ -6539,7 +7057,7 @@
           <w:b/>
           <w:sz w:val="20"/>
         </w:rPr>
-        <w:t>表11　第9期の評価・検証の工程</w:t>
+        <w:t>表12　第9期の評価・検証の工程</w:t>
       </w:r>
     </w:p>
     <w:tbl>
@@ -7116,7 +7634,7 @@
           <w:b/>
           <w:sz w:val="20"/>
         </w:rPr>
-        <w:t>表12　第9期の評価に関する成果品</w:t>
+        <w:t>表13　第9期の評価に関する成果品</w:t>
       </w:r>
     </w:p>
     <w:tbl>

--- a/output/第10期計画_第9期計画の評価・検証_中間報告.docx
+++ b/output/第10期計画_第9期計画の評価・検証_中間報告.docx
@@ -1147,7 +1147,7 @@
                 <w:b w:val="0"/>
                 <w:sz w:val="19"/>
               </w:rPr>
-              <w:t>業務全体で特定している不足資料17件・確認事項56件のうち、第9期の評価に直接関係する7件・5件を本報告に掲載している</w:t>
+              <w:t>業務全体で特定している不足資料18件・確認事項56件のうち、第9期の評価に直接関係する7件・5件を本報告に掲載している</w:t>
             </w:r>
           </w:p>
         </w:tc>
@@ -5731,7 +5731,7 @@
           <w:rFonts w:ascii="游ゴシック" w:hAnsi="游ゴシック" w:eastAsia="游ゴシック"/>
           <w:sz w:val="18"/>
         </w:rPr>
-        <w:t>※ 資料番号は業務工程管理表 06_資料提供依頼一覧によります。本表は第9期の評価に関わるものに限っています。全体では17件の不足資料を特定しています（必要事項の一覧 01_資料の提供）。</w:t>
+        <w:t>※ 資料番号は業務工程管理表 06_資料提供依頼一覧によります。本表は第9期の評価に関わるものに限っています。全体では18件の不足資料を特定しています（必要事項の一覧 01_資料の提供）。</w:t>
       </w:r>
     </w:p>
     <w:p>

--- a/output/第10期計画_第9期計画の評価・検証_中間報告.docx
+++ b/output/第10期計画_第9期計画の評価・検証_中間報告.docx
@@ -408,7 +408,7 @@
           <w:b w:val="0"/>
           <w:sz w:val="20"/>
         </w:rPr>
-        <w:t>あわせて、次の資料のご提供をお願い申し上げます。令和8年8月25日の進捗確認の打合せでご了承いただいたものです。</w:t>
+        <w:t>あわせて、次の資料のご提供をお願い申し上げます。令和8年8月26日の進捗確認の打合せでご了承いただいたものです。</w:t>
       </w:r>
     </w:p>
     <w:p>
@@ -422,7 +422,7 @@
           <w:b/>
           <w:sz w:val="20"/>
         </w:rPr>
-        <w:t>表2　ご提供をお願いする資料（令和8年8月25日の打合せによる）</w:t>
+        <w:t>表2　ご提供をお願いする資料（令和8年8月26日の打合せによる）</w:t>
       </w:r>
     </w:p>
     <w:tbl>

--- a/output/第10期計画_第9期計画の評価・検証_中間報告.docx
+++ b/output/第10期計画_第9期計画の評価・検証_中間報告.docx
@@ -2375,7 +2375,7 @@
                 <w:b w:val="0"/>
                 <w:sz w:val="19"/>
               </w:rPr>
-              <w:t>第9期計画の年度目標はR6 8.0％・R7 9.0％・R8 10.0％です。R7目標9.0％に0.2ポイント届いていません。基準値からの＋1.5ポイントは統計的に有意で、4指標のうち変化を検出できた唯一の指標です。なお目標の根拠とした国の水準8％（R7年度）は上回りますが、国の統計は総合事業の実施状況調査、実績は日常生活圏域ニーズ調査であり、同一の定義による比較ではありません</w:t>
+              <w:t>第9期計画の年度目標はR6 8.0％・R7 9.0％・R8 10.0％です。R7目標9.0％に0.2ポイント届いていません。基準値からの＋1.5ポイントは統計的に有意で、4指標のうち変化を検出できた唯一の指標です。なお目標の根拠とした国の水準8％（R7年度）は上回りますが、国の統計は総合事業の実施状況調査、実績は日常生活圏域ニーズ調査であり、同一の定義による比較ではありません。国と同じ総合事業ベースでは令和6年度3.53％で、令和2年度の1.6％から2.2倍に回復したものの、なお国の水準8％を大きく下回ります</w:t>
             </w:r>
           </w:p>
         </w:tc>
@@ -3159,6 +3159,2175 @@
       </w:r>
     </w:p>
     <w:p>
+      <w:pPr>
+        <w:pStyle w:val="Heading2"/>
+        <w:keepNext/>
+        <w:spacing w:before="180" w:after="60"/>
+      </w:pPr>
+      <w:r>
+        <w:rPr>
+          <w:rFonts w:ascii="游ゴシック" w:hAnsi="游ゴシック" w:eastAsia="游ゴシック"/>
+          <w:b/>
+          <w:color w:val="000000"/>
+          <w:sz w:val="22"/>
+        </w:rPr>
+        <w:t>3　計画値と実績値の対比</w:t>
+      </w:r>
+    </w:p>
+    <w:p>
+      <w:r>
+        <w:rPr>
+          <w:rFonts w:ascii="游ゴシック" w:hAnsi="游ゴシック" w:eastAsia="游ゴシック"/>
+          <w:b w:val="0"/>
+          <w:sz w:val="20"/>
+        </w:rPr>
+        <w:t>第9期計画が国へ報告した計画値と、介護保険事業状況報告による実績値との対比です。令和8年度の実績は未登録のため、令和6年度・令和7年度の2か年で判定します。</w:t>
+      </w:r>
+    </w:p>
+    <w:p>
+      <w:pPr>
+        <w:keepNext/>
+        <w:spacing w:before="160" w:after="40"/>
+      </w:pPr>
+      <w:r>
+        <w:rPr>
+          <w:rFonts w:ascii="游ゴシック" w:hAnsi="游ゴシック" w:eastAsia="游ゴシック"/>
+          <w:b/>
+          <w:sz w:val="20"/>
+        </w:rPr>
+        <w:t>表7　第9期 主要指標の対計画比（令和6年度・令和7年度）</w:t>
+      </w:r>
+    </w:p>
+    <w:tbl>
+      <w:tblPr>
+        <w:tblStyle w:val="TableGrid"/>
+        <w:tblW w:type="auto" w:w="0"/>
+        <w:tblLayout w:type="fixed"/>
+        <w:tblLook w:firstColumn="1" w:firstRow="1" w:lastColumn="0" w:lastRow="0" w:noHBand="0" w:noVBand="1" w:val="04A0"/>
+        <w:tblCellMar>
+          <w:top w:w="34" w:type="dxa"/>
+          <w:left w:w="68" w:type="dxa"/>
+          <w:bottom w:w="34" w:type="dxa"/>
+          <w:right w:w="68" w:type="dxa"/>
+        </w:tblCellMar>
+      </w:tblPr>
+      <w:tblGrid>
+        <w:gridCol w:w="1625"/>
+        <w:gridCol w:w="1625"/>
+        <w:gridCol w:w="1625"/>
+        <w:gridCol w:w="1625"/>
+        <w:gridCol w:w="1625"/>
+        <w:gridCol w:w="1625"/>
+      </w:tblGrid>
+      <w:tr>
+        <w:trPr>
+          <w:tblHeader/>
+        </w:trPr>
+        <w:tc>
+          <w:tcPr>
+            <w:tcW w:type="dxa" w:w="1928"/>
+            <w:vAlign w:val="center"/>
+            <w:shd w:val="clear" w:color="auto" w:fill="1F3864"/>
+          </w:tcPr>
+          <w:p>
+            <w:pPr>
+              <w:spacing w:after="0"/>
+              <w:jc w:val="center"/>
+            </w:pPr>
+            <w:r>
+              <w:rPr>
+                <w:rFonts w:ascii="游ゴシック" w:hAnsi="游ゴシック" w:eastAsia="游ゴシック"/>
+                <w:b/>
+                <w:color w:val="FFFFFF"/>
+                <w:sz w:val="19"/>
+              </w:rPr>
+              <w:t>指標</w:t>
+            </w:r>
+          </w:p>
+        </w:tc>
+        <w:tc>
+          <w:tcPr>
+            <w:tcW w:type="dxa" w:w="1247"/>
+            <w:vAlign w:val="center"/>
+            <w:shd w:val="clear" w:color="auto" w:fill="1F3864"/>
+          </w:tcPr>
+          <w:p>
+            <w:pPr>
+              <w:spacing w:after="0"/>
+              <w:jc w:val="center"/>
+            </w:pPr>
+            <w:r>
+              <w:rPr>
+                <w:rFonts w:ascii="游ゴシック" w:hAnsi="游ゴシック" w:eastAsia="游ゴシック"/>
+                <w:b/>
+                <w:color w:val="FFFFFF"/>
+                <w:sz w:val="19"/>
+              </w:rPr>
+              <w:t>R6実績</w:t>
+            </w:r>
+          </w:p>
+        </w:tc>
+        <w:tc>
+          <w:tcPr>
+            <w:tcW w:type="dxa" w:w="1077"/>
+            <w:vAlign w:val="center"/>
+            <w:shd w:val="clear" w:color="auto" w:fill="1F3864"/>
+          </w:tcPr>
+          <w:p>
+            <w:pPr>
+              <w:spacing w:after="0"/>
+              <w:jc w:val="center"/>
+            </w:pPr>
+            <w:r>
+              <w:rPr>
+                <w:rFonts w:ascii="游ゴシック" w:hAnsi="游ゴシック" w:eastAsia="游ゴシック"/>
+                <w:b/>
+                <w:color w:val="FFFFFF"/>
+                <w:sz w:val="19"/>
+              </w:rPr>
+              <w:t>R6対計画比</w:t>
+            </w:r>
+          </w:p>
+        </w:tc>
+        <w:tc>
+          <w:tcPr>
+            <w:tcW w:type="dxa" w:w="1247"/>
+            <w:vAlign w:val="center"/>
+            <w:shd w:val="clear" w:color="auto" w:fill="1F3864"/>
+          </w:tcPr>
+          <w:p>
+            <w:pPr>
+              <w:spacing w:after="0"/>
+              <w:jc w:val="center"/>
+            </w:pPr>
+            <w:r>
+              <w:rPr>
+                <w:rFonts w:ascii="游ゴシック" w:hAnsi="游ゴシック" w:eastAsia="游ゴシック"/>
+                <w:b/>
+                <w:color w:val="FFFFFF"/>
+                <w:sz w:val="19"/>
+              </w:rPr>
+              <w:t>R7実績</w:t>
+            </w:r>
+          </w:p>
+        </w:tc>
+        <w:tc>
+          <w:tcPr>
+            <w:tcW w:type="dxa" w:w="1077"/>
+            <w:vAlign w:val="center"/>
+            <w:shd w:val="clear" w:color="auto" w:fill="1F3864"/>
+          </w:tcPr>
+          <w:p>
+            <w:pPr>
+              <w:spacing w:after="0"/>
+              <w:jc w:val="center"/>
+            </w:pPr>
+            <w:r>
+              <w:rPr>
+                <w:rFonts w:ascii="游ゴシック" w:hAnsi="游ゴシック" w:eastAsia="游ゴシック"/>
+                <w:b/>
+                <w:color w:val="FFFFFF"/>
+                <w:sz w:val="19"/>
+              </w:rPr>
+              <w:t>R7対計画比</w:t>
+            </w:r>
+          </w:p>
+        </w:tc>
+        <w:tc>
+          <w:tcPr>
+            <w:tcW w:type="dxa" w:w="907"/>
+            <w:vAlign w:val="center"/>
+            <w:shd w:val="clear" w:color="auto" w:fill="1F3864"/>
+          </w:tcPr>
+          <w:p>
+            <w:pPr>
+              <w:spacing w:after="0"/>
+              <w:jc w:val="center"/>
+            </w:pPr>
+            <w:r>
+              <w:rPr>
+                <w:rFonts w:ascii="游ゴシック" w:hAnsi="游ゴシック" w:eastAsia="游ゴシック"/>
+                <w:b/>
+                <w:color w:val="FFFFFF"/>
+                <w:sz w:val="19"/>
+              </w:rPr>
+              <w:t>中間判定</w:t>
+            </w:r>
+          </w:p>
+        </w:tc>
+      </w:tr>
+      <w:tr>
+        <w:trPr>
+          <w:cantSplit/>
+        </w:trPr>
+        <w:tc>
+          <w:tcPr>
+            <w:tcW w:type="dxa" w:w="1928"/>
+            <w:vAlign w:val="center"/>
+          </w:tcPr>
+          <w:p>
+            <w:pPr>
+              <w:spacing w:after="0"/>
+            </w:pPr>
+            <w:r>
+              <w:rPr>
+                <w:rFonts w:ascii="游ゴシック" w:hAnsi="游ゴシック" w:eastAsia="游ゴシック"/>
+                <w:b/>
+                <w:sz w:val="19"/>
+              </w:rPr>
+              <w:t>第1号被保険者数</w:t>
+            </w:r>
+          </w:p>
+        </w:tc>
+        <w:tc>
+          <w:tcPr>
+            <w:tcW w:type="dxa" w:w="1247"/>
+            <w:vAlign w:val="center"/>
+          </w:tcPr>
+          <w:p>
+            <w:pPr>
+              <w:spacing w:after="0"/>
+            </w:pPr>
+            <w:r>
+              <w:rPr>
+                <w:rFonts w:ascii="游ゴシック" w:hAnsi="游ゴシック" w:eastAsia="游ゴシック"/>
+                <w:b w:val="0"/>
+                <w:sz w:val="19"/>
+              </w:rPr>
+              <w:t>9,143人</w:t>
+            </w:r>
+          </w:p>
+        </w:tc>
+        <w:tc>
+          <w:tcPr>
+            <w:tcW w:type="dxa" w:w="1077"/>
+            <w:vAlign w:val="center"/>
+          </w:tcPr>
+          <w:p>
+            <w:pPr>
+              <w:spacing w:after="0"/>
+              <w:jc w:val="center"/>
+            </w:pPr>
+            <w:r>
+              <w:rPr>
+                <w:rFonts w:ascii="游ゴシック" w:hAnsi="游ゴシック" w:eastAsia="游ゴシック"/>
+                <w:b w:val="0"/>
+                <w:sz w:val="19"/>
+              </w:rPr>
+              <w:t>99.3％</w:t>
+            </w:r>
+          </w:p>
+        </w:tc>
+        <w:tc>
+          <w:tcPr>
+            <w:tcW w:type="dxa" w:w="1247"/>
+            <w:vAlign w:val="center"/>
+          </w:tcPr>
+          <w:p>
+            <w:pPr>
+              <w:spacing w:after="0"/>
+              <w:jc w:val="center"/>
+            </w:pPr>
+            <w:r>
+              <w:rPr>
+                <w:rFonts w:ascii="游ゴシック" w:hAnsi="游ゴシック" w:eastAsia="游ゴシック"/>
+                <w:b w:val="0"/>
+                <w:sz w:val="19"/>
+              </w:rPr>
+              <w:t>9,119人</w:t>
+            </w:r>
+          </w:p>
+        </w:tc>
+        <w:tc>
+          <w:tcPr>
+            <w:tcW w:type="dxa" w:w="1077"/>
+            <w:vAlign w:val="center"/>
+          </w:tcPr>
+          <w:p>
+            <w:pPr>
+              <w:spacing w:after="0"/>
+              <w:jc w:val="center"/>
+            </w:pPr>
+            <w:r>
+              <w:rPr>
+                <w:rFonts w:ascii="游ゴシック" w:hAnsi="游ゴシック" w:eastAsia="游ゴシック"/>
+                <w:b w:val="0"/>
+                <w:sz w:val="19"/>
+              </w:rPr>
+              <w:t>98.5％</w:t>
+            </w:r>
+          </w:p>
+        </w:tc>
+        <w:tc>
+          <w:tcPr>
+            <w:tcW w:type="dxa" w:w="907"/>
+            <w:vAlign w:val="center"/>
+          </w:tcPr>
+          <w:p>
+            <w:pPr>
+              <w:spacing w:after="0"/>
+              <w:jc w:val="center"/>
+            </w:pPr>
+            <w:r>
+              <w:rPr>
+                <w:rFonts w:ascii="游ゴシック" w:hAnsi="游ゴシック" w:eastAsia="游ゴシック"/>
+                <w:b w:val="0"/>
+                <w:sz w:val="19"/>
+              </w:rPr>
+              <w:t>計画内</w:t>
+            </w:r>
+          </w:p>
+        </w:tc>
+      </w:tr>
+      <w:tr>
+        <w:trPr>
+          <w:cantSplit/>
+        </w:trPr>
+        <w:tc>
+          <w:tcPr>
+            <w:tcW w:type="dxa" w:w="1928"/>
+            <w:vAlign w:val="center"/>
+            <w:shd w:val="clear" w:color="auto" w:fill="F2F5FA"/>
+          </w:tcPr>
+          <w:p>
+            <w:pPr>
+              <w:spacing w:after="0"/>
+            </w:pPr>
+            <w:r>
+              <w:rPr>
+                <w:rFonts w:ascii="游ゴシック" w:hAnsi="游ゴシック" w:eastAsia="游ゴシック"/>
+                <w:b/>
+                <w:sz w:val="19"/>
+              </w:rPr>
+              <w:t>要介護認定者数</w:t>
+            </w:r>
+          </w:p>
+        </w:tc>
+        <w:tc>
+          <w:tcPr>
+            <w:tcW w:type="dxa" w:w="1247"/>
+            <w:vAlign w:val="center"/>
+            <w:shd w:val="clear" w:color="auto" w:fill="F2F5FA"/>
+          </w:tcPr>
+          <w:p>
+            <w:pPr>
+              <w:spacing w:after="0"/>
+            </w:pPr>
+            <w:r>
+              <w:rPr>
+                <w:rFonts w:ascii="游ゴシック" w:hAnsi="游ゴシック" w:eastAsia="游ゴシック"/>
+                <w:b w:val="0"/>
+                <w:sz w:val="19"/>
+              </w:rPr>
+              <w:t>1,942人</w:t>
+            </w:r>
+          </w:p>
+        </w:tc>
+        <w:tc>
+          <w:tcPr>
+            <w:tcW w:type="dxa" w:w="1077"/>
+            <w:vAlign w:val="center"/>
+            <w:shd w:val="clear" w:color="auto" w:fill="F2F5FA"/>
+          </w:tcPr>
+          <w:p>
+            <w:pPr>
+              <w:spacing w:after="0"/>
+              <w:jc w:val="center"/>
+            </w:pPr>
+            <w:r>
+              <w:rPr>
+                <w:rFonts w:ascii="游ゴシック" w:hAnsi="游ゴシック" w:eastAsia="游ゴシック"/>
+                <w:b w:val="0"/>
+                <w:sz w:val="19"/>
+              </w:rPr>
+              <w:t>97.7％</w:t>
+            </w:r>
+          </w:p>
+        </w:tc>
+        <w:tc>
+          <w:tcPr>
+            <w:tcW w:type="dxa" w:w="1247"/>
+            <w:vAlign w:val="center"/>
+            <w:shd w:val="clear" w:color="auto" w:fill="F2F5FA"/>
+          </w:tcPr>
+          <w:p>
+            <w:pPr>
+              <w:spacing w:after="0"/>
+              <w:jc w:val="center"/>
+            </w:pPr>
+            <w:r>
+              <w:rPr>
+                <w:rFonts w:ascii="游ゴシック" w:hAnsi="游ゴシック" w:eastAsia="游ゴシック"/>
+                <w:b w:val="0"/>
+                <w:sz w:val="19"/>
+              </w:rPr>
+              <w:t>1,943人</w:t>
+            </w:r>
+          </w:p>
+        </w:tc>
+        <w:tc>
+          <w:tcPr>
+            <w:tcW w:type="dxa" w:w="1077"/>
+            <w:vAlign w:val="center"/>
+            <w:shd w:val="clear" w:color="auto" w:fill="F2F5FA"/>
+          </w:tcPr>
+          <w:p>
+            <w:pPr>
+              <w:spacing w:after="0"/>
+              <w:jc w:val="center"/>
+            </w:pPr>
+            <w:r>
+              <w:rPr>
+                <w:rFonts w:ascii="游ゴシック" w:hAnsi="游ゴシック" w:eastAsia="游ゴシック"/>
+                <w:b w:val="0"/>
+                <w:sz w:val="19"/>
+              </w:rPr>
+              <w:t>96.0％</w:t>
+            </w:r>
+          </w:p>
+        </w:tc>
+        <w:tc>
+          <w:tcPr>
+            <w:tcW w:type="dxa" w:w="907"/>
+            <w:vAlign w:val="center"/>
+            <w:shd w:val="clear" w:color="auto" w:fill="F2F5FA"/>
+          </w:tcPr>
+          <w:p>
+            <w:pPr>
+              <w:spacing w:after="0"/>
+              <w:jc w:val="center"/>
+            </w:pPr>
+            <w:r>
+              <w:rPr>
+                <w:rFonts w:ascii="游ゴシック" w:hAnsi="游ゴシック" w:eastAsia="游ゴシック"/>
+                <w:b w:val="0"/>
+                <w:sz w:val="19"/>
+              </w:rPr>
+              <w:t>計画内</w:t>
+            </w:r>
+          </w:p>
+        </w:tc>
+      </w:tr>
+      <w:tr>
+        <w:trPr>
+          <w:cantSplit/>
+        </w:trPr>
+        <w:tc>
+          <w:tcPr>
+            <w:tcW w:type="dxa" w:w="1928"/>
+            <w:vAlign w:val="center"/>
+          </w:tcPr>
+          <w:p>
+            <w:pPr>
+              <w:spacing w:after="0"/>
+            </w:pPr>
+            <w:r>
+              <w:rPr>
+                <w:rFonts w:ascii="游ゴシック" w:hAnsi="游ゴシック" w:eastAsia="游ゴシック"/>
+                <w:b/>
+                <w:sz w:val="19"/>
+              </w:rPr>
+              <w:t>要介護認定率</w:t>
+            </w:r>
+          </w:p>
+        </w:tc>
+        <w:tc>
+          <w:tcPr>
+            <w:tcW w:type="dxa" w:w="1247"/>
+            <w:vAlign w:val="center"/>
+          </w:tcPr>
+          <w:p>
+            <w:pPr>
+              <w:spacing w:after="0"/>
+            </w:pPr>
+            <w:r>
+              <w:rPr>
+                <w:rFonts w:ascii="游ゴシック" w:hAnsi="游ゴシック" w:eastAsia="游ゴシック"/>
+                <w:b w:val="0"/>
+                <w:sz w:val="19"/>
+              </w:rPr>
+              <w:t>21.24％</w:t>
+            </w:r>
+          </w:p>
+        </w:tc>
+        <w:tc>
+          <w:tcPr>
+            <w:tcW w:type="dxa" w:w="1077"/>
+            <w:vAlign w:val="center"/>
+          </w:tcPr>
+          <w:p>
+            <w:pPr>
+              <w:spacing w:after="0"/>
+              <w:jc w:val="center"/>
+            </w:pPr>
+            <w:r>
+              <w:rPr>
+                <w:rFonts w:ascii="游ゴシック" w:hAnsi="游ゴシック" w:eastAsia="游ゴシック"/>
+                <w:b w:val="0"/>
+                <w:sz w:val="19"/>
+              </w:rPr>
+              <w:t>98.4％</w:t>
+            </w:r>
+          </w:p>
+        </w:tc>
+        <w:tc>
+          <w:tcPr>
+            <w:tcW w:type="dxa" w:w="1247"/>
+            <w:vAlign w:val="center"/>
+          </w:tcPr>
+          <w:p>
+            <w:pPr>
+              <w:spacing w:after="0"/>
+              <w:jc w:val="center"/>
+            </w:pPr>
+            <w:r>
+              <w:rPr>
+                <w:rFonts w:ascii="游ゴシック" w:hAnsi="游ゴシック" w:eastAsia="游ゴシック"/>
+                <w:b w:val="0"/>
+                <w:sz w:val="19"/>
+              </w:rPr>
+              <w:t>21.31％</w:t>
+            </w:r>
+          </w:p>
+        </w:tc>
+        <w:tc>
+          <w:tcPr>
+            <w:tcW w:type="dxa" w:w="1077"/>
+            <w:vAlign w:val="center"/>
+          </w:tcPr>
+          <w:p>
+            <w:pPr>
+              <w:spacing w:after="0"/>
+              <w:jc w:val="center"/>
+            </w:pPr>
+            <w:r>
+              <w:rPr>
+                <w:rFonts w:ascii="游ゴシック" w:hAnsi="游ゴシック" w:eastAsia="游ゴシック"/>
+                <w:b w:val="0"/>
+                <w:sz w:val="19"/>
+              </w:rPr>
+              <w:t>97.4％</w:t>
+            </w:r>
+          </w:p>
+        </w:tc>
+        <w:tc>
+          <w:tcPr>
+            <w:tcW w:type="dxa" w:w="907"/>
+            <w:vAlign w:val="center"/>
+          </w:tcPr>
+          <w:p>
+            <w:pPr>
+              <w:spacing w:after="0"/>
+              <w:jc w:val="center"/>
+            </w:pPr>
+            <w:r>
+              <w:rPr>
+                <w:rFonts w:ascii="游ゴシック" w:hAnsi="游ゴシック" w:eastAsia="游ゴシック"/>
+                <w:b w:val="0"/>
+                <w:sz w:val="19"/>
+              </w:rPr>
+              <w:t>計画内</w:t>
+            </w:r>
+          </w:p>
+        </w:tc>
+      </w:tr>
+      <w:tr>
+        <w:trPr>
+          <w:cantSplit/>
+        </w:trPr>
+        <w:tc>
+          <w:tcPr>
+            <w:tcW w:type="dxa" w:w="1928"/>
+            <w:vAlign w:val="center"/>
+            <w:shd w:val="clear" w:color="auto" w:fill="F2F5FA"/>
+          </w:tcPr>
+          <w:p>
+            <w:pPr>
+              <w:spacing w:after="0"/>
+            </w:pPr>
+            <w:r>
+              <w:rPr>
+                <w:rFonts w:ascii="游ゴシック" w:hAnsi="游ゴシック" w:eastAsia="游ゴシック"/>
+                <w:b/>
+                <w:sz w:val="19"/>
+              </w:rPr>
+              <w:t>総給付費</w:t>
+            </w:r>
+          </w:p>
+        </w:tc>
+        <w:tc>
+          <w:tcPr>
+            <w:tcW w:type="dxa" w:w="1247"/>
+            <w:vAlign w:val="center"/>
+            <w:shd w:val="clear" w:color="auto" w:fill="F2F5FA"/>
+          </w:tcPr>
+          <w:p>
+            <w:pPr>
+              <w:spacing w:after="0"/>
+            </w:pPr>
+            <w:r>
+              <w:rPr>
+                <w:rFonts w:ascii="游ゴシック" w:hAnsi="游ゴシック" w:eastAsia="游ゴシック"/>
+                <w:b w:val="0"/>
+                <w:sz w:val="19"/>
+              </w:rPr>
+              <w:t>2,817百万円</w:t>
+            </w:r>
+          </w:p>
+        </w:tc>
+        <w:tc>
+          <w:tcPr>
+            <w:tcW w:type="dxa" w:w="1077"/>
+            <w:vAlign w:val="center"/>
+            <w:shd w:val="clear" w:color="auto" w:fill="F2F5FA"/>
+          </w:tcPr>
+          <w:p>
+            <w:pPr>
+              <w:spacing w:after="0"/>
+              <w:jc w:val="center"/>
+            </w:pPr>
+            <w:r>
+              <w:rPr>
+                <w:rFonts w:ascii="游ゴシック" w:hAnsi="游ゴシック" w:eastAsia="游ゴシック"/>
+                <w:b w:val="0"/>
+                <w:sz w:val="19"/>
+              </w:rPr>
+              <w:t>96.3％</w:t>
+            </w:r>
+          </w:p>
+        </w:tc>
+        <w:tc>
+          <w:tcPr>
+            <w:tcW w:type="dxa" w:w="1247"/>
+            <w:vAlign w:val="center"/>
+            <w:shd w:val="clear" w:color="auto" w:fill="F2F5FA"/>
+          </w:tcPr>
+          <w:p>
+            <w:pPr>
+              <w:spacing w:after="0"/>
+              <w:jc w:val="center"/>
+            </w:pPr>
+            <w:r>
+              <w:rPr>
+                <w:rFonts w:ascii="游ゴシック" w:hAnsi="游ゴシック" w:eastAsia="游ゴシック"/>
+                <w:b w:val="0"/>
+                <w:sz w:val="19"/>
+              </w:rPr>
+              <w:t>2,915百万円</w:t>
+            </w:r>
+          </w:p>
+        </w:tc>
+        <w:tc>
+          <w:tcPr>
+            <w:tcW w:type="dxa" w:w="1077"/>
+            <w:vAlign w:val="center"/>
+            <w:shd w:val="clear" w:color="auto" w:fill="F2F5FA"/>
+          </w:tcPr>
+          <w:p>
+            <w:pPr>
+              <w:spacing w:after="0"/>
+              <w:jc w:val="center"/>
+            </w:pPr>
+            <w:r>
+              <w:rPr>
+                <w:rFonts w:ascii="游ゴシック" w:hAnsi="游ゴシック" w:eastAsia="游ゴシック"/>
+                <w:b w:val="0"/>
+                <w:sz w:val="19"/>
+              </w:rPr>
+              <w:t>97.8％</w:t>
+            </w:r>
+          </w:p>
+        </w:tc>
+        <w:tc>
+          <w:tcPr>
+            <w:tcW w:type="dxa" w:w="907"/>
+            <w:vAlign w:val="center"/>
+            <w:shd w:val="clear" w:color="auto" w:fill="F2F5FA"/>
+          </w:tcPr>
+          <w:p>
+            <w:pPr>
+              <w:spacing w:after="0"/>
+              <w:jc w:val="center"/>
+            </w:pPr>
+            <w:r>
+              <w:rPr>
+                <w:rFonts w:ascii="游ゴシック" w:hAnsi="游ゴシック" w:eastAsia="游ゴシック"/>
+                <w:b w:val="0"/>
+                <w:sz w:val="19"/>
+              </w:rPr>
+              <w:t>計画内</w:t>
+            </w:r>
+          </w:p>
+        </w:tc>
+      </w:tr>
+      <w:tr>
+        <w:trPr>
+          <w:cantSplit/>
+        </w:trPr>
+        <w:tc>
+          <w:tcPr>
+            <w:tcW w:type="dxa" w:w="1928"/>
+            <w:vAlign w:val="center"/>
+          </w:tcPr>
+          <w:p>
+            <w:pPr>
+              <w:spacing w:after="0"/>
+            </w:pPr>
+            <w:r>
+              <w:rPr>
+                <w:rFonts w:ascii="游ゴシック" w:hAnsi="游ゴシック" w:eastAsia="游ゴシック"/>
+                <w:b/>
+                <w:sz w:val="19"/>
+              </w:rPr>
+              <w:t xml:space="preserve">　施設サービス</w:t>
+            </w:r>
+          </w:p>
+        </w:tc>
+        <w:tc>
+          <w:tcPr>
+            <w:tcW w:type="dxa" w:w="1247"/>
+            <w:vAlign w:val="center"/>
+          </w:tcPr>
+          <w:p>
+            <w:pPr>
+              <w:spacing w:after="0"/>
+            </w:pPr>
+            <w:r>
+              <w:rPr>
+                <w:rFonts w:ascii="游ゴシック" w:hAnsi="游ゴシック" w:eastAsia="游ゴシック"/>
+                <w:b w:val="0"/>
+                <w:sz w:val="19"/>
+              </w:rPr>
+              <w:t>1,194百万円</w:t>
+            </w:r>
+          </w:p>
+        </w:tc>
+        <w:tc>
+          <w:tcPr>
+            <w:tcW w:type="dxa" w:w="1077"/>
+            <w:vAlign w:val="center"/>
+          </w:tcPr>
+          <w:p>
+            <w:pPr>
+              <w:spacing w:after="0"/>
+              <w:jc w:val="center"/>
+            </w:pPr>
+            <w:r>
+              <w:rPr>
+                <w:rFonts w:ascii="游ゴシック" w:hAnsi="游ゴシック" w:eastAsia="游ゴシック"/>
+                <w:b w:val="0"/>
+                <w:sz w:val="19"/>
+              </w:rPr>
+              <w:t>104.3％</w:t>
+            </w:r>
+          </w:p>
+        </w:tc>
+        <w:tc>
+          <w:tcPr>
+            <w:tcW w:type="dxa" w:w="1247"/>
+            <w:vAlign w:val="center"/>
+          </w:tcPr>
+          <w:p>
+            <w:pPr>
+              <w:spacing w:after="0"/>
+              <w:jc w:val="center"/>
+            </w:pPr>
+            <w:r>
+              <w:rPr>
+                <w:rFonts w:ascii="游ゴシック" w:hAnsi="游ゴシック" w:eastAsia="游ゴシック"/>
+                <w:b w:val="0"/>
+                <w:sz w:val="19"/>
+              </w:rPr>
+              <w:t>1,156百万円</w:t>
+            </w:r>
+          </w:p>
+        </w:tc>
+        <w:tc>
+          <w:tcPr>
+            <w:tcW w:type="dxa" w:w="1077"/>
+            <w:vAlign w:val="center"/>
+          </w:tcPr>
+          <w:p>
+            <w:pPr>
+              <w:spacing w:after="0"/>
+              <w:jc w:val="center"/>
+            </w:pPr>
+            <w:r>
+              <w:rPr>
+                <w:rFonts w:ascii="游ゴシック" w:hAnsi="游ゴシック" w:eastAsia="游ゴシック"/>
+                <w:b w:val="0"/>
+                <w:sz w:val="19"/>
+              </w:rPr>
+              <w:t>100.8％</w:t>
+            </w:r>
+          </w:p>
+        </w:tc>
+        <w:tc>
+          <w:tcPr>
+            <w:tcW w:type="dxa" w:w="907"/>
+            <w:vAlign w:val="center"/>
+          </w:tcPr>
+          <w:p>
+            <w:pPr>
+              <w:spacing w:after="0"/>
+              <w:jc w:val="center"/>
+            </w:pPr>
+            <w:r>
+              <w:rPr>
+                <w:rFonts w:ascii="游ゴシック" w:hAnsi="游ゴシック" w:eastAsia="游ゴシック"/>
+                <w:b w:val="0"/>
+                <w:sz w:val="19"/>
+              </w:rPr>
+              <w:t>計画超過</w:t>
+            </w:r>
+          </w:p>
+        </w:tc>
+      </w:tr>
+      <w:tr>
+        <w:trPr>
+          <w:cantSplit/>
+        </w:trPr>
+        <w:tc>
+          <w:tcPr>
+            <w:tcW w:type="dxa" w:w="1928"/>
+            <w:vAlign w:val="center"/>
+            <w:shd w:val="clear" w:color="auto" w:fill="F2F5FA"/>
+          </w:tcPr>
+          <w:p>
+            <w:pPr>
+              <w:spacing w:after="0"/>
+            </w:pPr>
+            <w:r>
+              <w:rPr>
+                <w:rFonts w:ascii="游ゴシック" w:hAnsi="游ゴシック" w:eastAsia="游ゴシック"/>
+                <w:b/>
+                <w:sz w:val="19"/>
+              </w:rPr>
+              <w:t xml:space="preserve">　居住系サービス</w:t>
+            </w:r>
+          </w:p>
+        </w:tc>
+        <w:tc>
+          <w:tcPr>
+            <w:tcW w:type="dxa" w:w="1247"/>
+            <w:vAlign w:val="center"/>
+            <w:shd w:val="clear" w:color="auto" w:fill="F2F5FA"/>
+          </w:tcPr>
+          <w:p>
+            <w:pPr>
+              <w:spacing w:after="0"/>
+            </w:pPr>
+            <w:r>
+              <w:rPr>
+                <w:rFonts w:ascii="游ゴシック" w:hAnsi="游ゴシック" w:eastAsia="游ゴシック"/>
+                <w:b w:val="0"/>
+                <w:sz w:val="19"/>
+              </w:rPr>
+              <w:t>368百万円</w:t>
+            </w:r>
+          </w:p>
+        </w:tc>
+        <w:tc>
+          <w:tcPr>
+            <w:tcW w:type="dxa" w:w="1077"/>
+            <w:vAlign w:val="center"/>
+            <w:shd w:val="clear" w:color="auto" w:fill="F2F5FA"/>
+          </w:tcPr>
+          <w:p>
+            <w:pPr>
+              <w:spacing w:after="0"/>
+              <w:jc w:val="center"/>
+            </w:pPr>
+            <w:r>
+              <w:rPr>
+                <w:rFonts w:ascii="游ゴシック" w:hAnsi="游ゴシック" w:eastAsia="游ゴシック"/>
+                <w:b w:val="0"/>
+                <w:sz w:val="19"/>
+              </w:rPr>
+              <w:t>83.8％</w:t>
+            </w:r>
+          </w:p>
+        </w:tc>
+        <w:tc>
+          <w:tcPr>
+            <w:tcW w:type="dxa" w:w="1247"/>
+            <w:vAlign w:val="center"/>
+            <w:shd w:val="clear" w:color="auto" w:fill="F2F5FA"/>
+          </w:tcPr>
+          <w:p>
+            <w:pPr>
+              <w:spacing w:after="0"/>
+              <w:jc w:val="center"/>
+            </w:pPr>
+            <w:r>
+              <w:rPr>
+                <w:rFonts w:ascii="游ゴシック" w:hAnsi="游ゴシック" w:eastAsia="游ゴシック"/>
+                <w:b w:val="0"/>
+                <w:sz w:val="19"/>
+              </w:rPr>
+              <w:t>393百万円</w:t>
+            </w:r>
+          </w:p>
+        </w:tc>
+        <w:tc>
+          <w:tcPr>
+            <w:tcW w:type="dxa" w:w="1077"/>
+            <w:vAlign w:val="center"/>
+            <w:shd w:val="clear" w:color="auto" w:fill="F2F5FA"/>
+          </w:tcPr>
+          <w:p>
+            <w:pPr>
+              <w:spacing w:after="0"/>
+              <w:jc w:val="center"/>
+            </w:pPr>
+            <w:r>
+              <w:rPr>
+                <w:rFonts w:ascii="游ゴシック" w:hAnsi="游ゴシック" w:eastAsia="游ゴシック"/>
+                <w:b w:val="0"/>
+                <w:sz w:val="19"/>
+              </w:rPr>
+              <w:t>88.3％</w:t>
+            </w:r>
+          </w:p>
+        </w:tc>
+        <w:tc>
+          <w:tcPr>
+            <w:tcW w:type="dxa" w:w="907"/>
+            <w:vAlign w:val="center"/>
+            <w:shd w:val="clear" w:color="auto" w:fill="F2F5FA"/>
+          </w:tcPr>
+          <w:p>
+            <w:pPr>
+              <w:spacing w:after="0"/>
+              <w:jc w:val="center"/>
+            </w:pPr>
+            <w:r>
+              <w:rPr>
+                <w:rFonts w:ascii="游ゴシック" w:hAnsi="游ゴシック" w:eastAsia="游ゴシック"/>
+                <w:b w:val="0"/>
+                <w:sz w:val="19"/>
+              </w:rPr>
+              <w:t>計画未達</w:t>
+            </w:r>
+          </w:p>
+        </w:tc>
+      </w:tr>
+      <w:tr>
+        <w:trPr>
+          <w:cantSplit/>
+        </w:trPr>
+        <w:tc>
+          <w:tcPr>
+            <w:tcW w:type="dxa" w:w="1928"/>
+            <w:vAlign w:val="center"/>
+          </w:tcPr>
+          <w:p>
+            <w:pPr>
+              <w:spacing w:after="0"/>
+            </w:pPr>
+            <w:r>
+              <w:rPr>
+                <w:rFonts w:ascii="游ゴシック" w:hAnsi="游ゴシック" w:eastAsia="游ゴシック"/>
+                <w:b/>
+                <w:sz w:val="19"/>
+              </w:rPr>
+              <w:t xml:space="preserve">　在宅サービス</w:t>
+            </w:r>
+          </w:p>
+        </w:tc>
+        <w:tc>
+          <w:tcPr>
+            <w:tcW w:type="dxa" w:w="1247"/>
+            <w:vAlign w:val="center"/>
+          </w:tcPr>
+          <w:p>
+            <w:pPr>
+              <w:spacing w:after="0"/>
+            </w:pPr>
+            <w:r>
+              <w:rPr>
+                <w:rFonts w:ascii="游ゴシック" w:hAnsi="游ゴシック" w:eastAsia="游ゴシック"/>
+                <w:b w:val="0"/>
+                <w:sz w:val="19"/>
+              </w:rPr>
+              <w:t>1,255百万円</w:t>
+            </w:r>
+          </w:p>
+        </w:tc>
+        <w:tc>
+          <w:tcPr>
+            <w:tcW w:type="dxa" w:w="1077"/>
+            <w:vAlign w:val="center"/>
+          </w:tcPr>
+          <w:p>
+            <w:pPr>
+              <w:spacing w:after="0"/>
+              <w:jc w:val="center"/>
+            </w:pPr>
+            <w:r>
+              <w:rPr>
+                <w:rFonts w:ascii="游ゴシック" w:hAnsi="游ゴシック" w:eastAsia="游ゴシック"/>
+                <w:b w:val="0"/>
+                <w:sz w:val="19"/>
+              </w:rPr>
+              <w:t>93.7％</w:t>
+            </w:r>
+          </w:p>
+        </w:tc>
+        <w:tc>
+          <w:tcPr>
+            <w:tcW w:type="dxa" w:w="1247"/>
+            <w:vAlign w:val="center"/>
+          </w:tcPr>
+          <w:p>
+            <w:pPr>
+              <w:spacing w:after="0"/>
+              <w:jc w:val="center"/>
+            </w:pPr>
+            <w:r>
+              <w:rPr>
+                <w:rFonts w:ascii="游ゴシック" w:hAnsi="游ゴシック" w:eastAsia="游ゴシック"/>
+                <w:b w:val="0"/>
+                <w:sz w:val="19"/>
+              </w:rPr>
+              <w:t>1,367百万円</w:t>
+            </w:r>
+          </w:p>
+        </w:tc>
+        <w:tc>
+          <w:tcPr>
+            <w:tcW w:type="dxa" w:w="1077"/>
+            <w:vAlign w:val="center"/>
+          </w:tcPr>
+          <w:p>
+            <w:pPr>
+              <w:spacing w:after="0"/>
+              <w:jc w:val="center"/>
+            </w:pPr>
+            <w:r>
+              <w:rPr>
+                <w:rFonts w:ascii="游ゴシック" w:hAnsi="游ゴシック" w:eastAsia="游ゴシック"/>
+                <w:b w:val="0"/>
+                <w:sz w:val="19"/>
+              </w:rPr>
+              <w:t>98.4％</w:t>
+            </w:r>
+          </w:p>
+        </w:tc>
+        <w:tc>
+          <w:tcPr>
+            <w:tcW w:type="dxa" w:w="907"/>
+            <w:vAlign w:val="center"/>
+          </w:tcPr>
+          <w:p>
+            <w:pPr>
+              <w:spacing w:after="0"/>
+              <w:jc w:val="center"/>
+            </w:pPr>
+            <w:r>
+              <w:rPr>
+                <w:rFonts w:ascii="游ゴシック" w:hAnsi="游ゴシック" w:eastAsia="游ゴシック"/>
+                <w:b w:val="0"/>
+                <w:sz w:val="19"/>
+              </w:rPr>
+              <w:t>計画内</w:t>
+            </w:r>
+          </w:p>
+        </w:tc>
+      </w:tr>
+      <w:tr>
+        <w:trPr>
+          <w:cantSplit/>
+        </w:trPr>
+        <w:tc>
+          <w:tcPr>
+            <w:tcW w:type="dxa" w:w="1928"/>
+            <w:vAlign w:val="center"/>
+            <w:shd w:val="clear" w:color="auto" w:fill="F2F5FA"/>
+          </w:tcPr>
+          <w:p>
+            <w:pPr>
+              <w:spacing w:after="0"/>
+            </w:pPr>
+            <w:r>
+              <w:rPr>
+                <w:rFonts w:ascii="游ゴシック" w:hAnsi="游ゴシック" w:eastAsia="游ゴシック"/>
+                <w:b/>
+                <w:sz w:val="19"/>
+              </w:rPr>
+              <w:t>第1号1人当たり給付費</w:t>
+            </w:r>
+          </w:p>
+        </w:tc>
+        <w:tc>
+          <w:tcPr>
+            <w:tcW w:type="dxa" w:w="1247"/>
+            <w:vAlign w:val="center"/>
+            <w:shd w:val="clear" w:color="auto" w:fill="F2F5FA"/>
+          </w:tcPr>
+          <w:p>
+            <w:pPr>
+              <w:spacing w:after="0"/>
+            </w:pPr>
+            <w:r>
+              <w:rPr>
+                <w:rFonts w:ascii="游ゴシック" w:hAnsi="游ゴシック" w:eastAsia="游ゴシック"/>
+                <w:b w:val="0"/>
+                <w:sz w:val="19"/>
+              </w:rPr>
+              <w:t>308,126円</w:t>
+            </w:r>
+          </w:p>
+        </w:tc>
+        <w:tc>
+          <w:tcPr>
+            <w:tcW w:type="dxa" w:w="1077"/>
+            <w:vAlign w:val="center"/>
+            <w:shd w:val="clear" w:color="auto" w:fill="F2F5FA"/>
+          </w:tcPr>
+          <w:p>
+            <w:pPr>
+              <w:spacing w:after="0"/>
+              <w:jc w:val="center"/>
+            </w:pPr>
+            <w:r>
+              <w:rPr>
+                <w:rFonts w:ascii="游ゴシック" w:hAnsi="游ゴシック" w:eastAsia="游ゴシック"/>
+                <w:b w:val="0"/>
+                <w:sz w:val="19"/>
+              </w:rPr>
+              <w:t>97.0％</w:t>
+            </w:r>
+          </w:p>
+        </w:tc>
+        <w:tc>
+          <w:tcPr>
+            <w:tcW w:type="dxa" w:w="1247"/>
+            <w:vAlign w:val="center"/>
+            <w:shd w:val="clear" w:color="auto" w:fill="F2F5FA"/>
+          </w:tcPr>
+          <w:p>
+            <w:pPr>
+              <w:spacing w:after="0"/>
+              <w:jc w:val="center"/>
+            </w:pPr>
+            <w:r>
+              <w:rPr>
+                <w:rFonts w:ascii="游ゴシック" w:hAnsi="游ゴシック" w:eastAsia="游ゴシック"/>
+                <w:b w:val="0"/>
+                <w:sz w:val="19"/>
+              </w:rPr>
+              <w:t>319,696円</w:t>
+            </w:r>
+          </w:p>
+        </w:tc>
+        <w:tc>
+          <w:tcPr>
+            <w:tcW w:type="dxa" w:w="1077"/>
+            <w:vAlign w:val="center"/>
+            <w:shd w:val="clear" w:color="auto" w:fill="F2F5FA"/>
+          </w:tcPr>
+          <w:p>
+            <w:pPr>
+              <w:spacing w:after="0"/>
+              <w:jc w:val="center"/>
+            </w:pPr>
+            <w:r>
+              <w:rPr>
+                <w:rFonts w:ascii="游ゴシック" w:hAnsi="游ゴシック" w:eastAsia="游ゴシック"/>
+                <w:b w:val="0"/>
+                <w:sz w:val="19"/>
+              </w:rPr>
+              <w:t>99.3％</w:t>
+            </w:r>
+          </w:p>
+        </w:tc>
+        <w:tc>
+          <w:tcPr>
+            <w:tcW w:type="dxa" w:w="907"/>
+            <w:vAlign w:val="center"/>
+            <w:shd w:val="clear" w:color="auto" w:fill="F2F5FA"/>
+          </w:tcPr>
+          <w:p>
+            <w:pPr>
+              <w:spacing w:after="0"/>
+              <w:jc w:val="center"/>
+            </w:pPr>
+            <w:r>
+              <w:rPr>
+                <w:rFonts w:ascii="游ゴシック" w:hAnsi="游ゴシック" w:eastAsia="游ゴシック"/>
+                <w:b w:val="0"/>
+                <w:sz w:val="19"/>
+              </w:rPr>
+              <w:t>計画内</w:t>
+            </w:r>
+          </w:p>
+        </w:tc>
+      </w:tr>
+    </w:tbl>
+    <w:p>
+      <w:pPr>
+        <w:spacing w:before="40"/>
+      </w:pPr>
+      <w:r>
+        <w:rPr>
+          <w:rFonts w:ascii="游ゴシック" w:hAnsi="游ゴシック" w:eastAsia="游ゴシック"/>
+          <w:sz w:val="17"/>
+        </w:rPr>
+        <w:t>資料：地域包括ケア「見える化」システム（令和8年8月31日受領）。実績値は厚生労働省「介護保険事業状況報告」、計画値は介護保険事業計画にかかる保険者からの報告値</w:t>
+      </w:r>
+    </w:p>
+    <w:p>
+      <w:pPr>
+        <w:ind w:left="227"/>
+      </w:pPr>
+      <w:r>
+        <w:rPr>
+          <w:rFonts w:ascii="游ゴシック" w:hAnsi="游ゴシック" w:eastAsia="游ゴシック"/>
+          <w:sz w:val="18"/>
+        </w:rPr>
+        <w:t>※ 総括表の「第9期累計」欄は、3か年の計画値に対して令和6年度・令和7年度の2か年の実績値を対比したものであり、達成率ではありません。本報告では年度別の対計画比を用います。</w:t>
+      </w:r>
+    </w:p>
+    <w:p>
+      <w:r>
+        <w:rPr>
+          <w:rFonts w:ascii="游ゴシック" w:hAnsi="游ゴシック" w:eastAsia="游ゴシック"/>
+          <w:b w:val="0"/>
+          <w:sz w:val="21"/>
+        </w:rPr>
+      </w:r>
+    </w:p>
+    <w:p>
+      <w:r>
+        <w:rPr>
+          <w:rFonts w:ascii="游ゴシック" w:hAnsi="游ゴシック" w:eastAsia="游ゴシック"/>
+          <w:b/>
+          <w:sz w:val="21"/>
+        </w:rPr>
+        <w:t>総給付費は2か年とも計画の範囲内です。内訳では、施設サービスが計画を上回る一方、居住系サービスが2か年とも10ポイント以上下回っています。この対比により、代表KPI H15（給付費の計画乖離率）の基準値が令和6年度▲3.66％・令和7年度▲2.17％と確定し、いずれも目標の±5％以内に収まります。</w:t>
+      </w:r>
+    </w:p>
+    <w:p>
+      <w:pPr>
+        <w:keepNext/>
+        <w:spacing w:before="160" w:after="40"/>
+      </w:pPr>
+      <w:r>
+        <w:rPr>
+          <w:rFonts w:ascii="游ゴシック" w:hAnsi="游ゴシック" w:eastAsia="游ゴシック"/>
+          <w:b/>
+          <w:sz w:val="20"/>
+        </w:rPr>
+        <w:t>表8　計画との乖離が大きいサービス（給付費の対計画比が±20ポイントを超えるもの）</w:t>
+      </w:r>
+    </w:p>
+    <w:tbl>
+      <w:tblPr>
+        <w:tblStyle w:val="TableGrid"/>
+        <w:tblW w:type="auto" w:w="0"/>
+        <w:tblLayout w:type="fixed"/>
+        <w:tblLook w:firstColumn="1" w:firstRow="1" w:lastColumn="0" w:lastRow="0" w:noHBand="0" w:noVBand="1" w:val="04A0"/>
+        <w:tblCellMar>
+          <w:top w:w="34" w:type="dxa"/>
+          <w:left w:w="68" w:type="dxa"/>
+          <w:bottom w:w="34" w:type="dxa"/>
+          <w:right w:w="68" w:type="dxa"/>
+        </w:tblCellMar>
+      </w:tblPr>
+      <w:tblGrid>
+        <w:gridCol w:w="1950"/>
+        <w:gridCol w:w="1950"/>
+        <w:gridCol w:w="1950"/>
+        <w:gridCol w:w="1950"/>
+        <w:gridCol w:w="1950"/>
+      </w:tblGrid>
+      <w:tr>
+        <w:trPr>
+          <w:tblHeader/>
+        </w:trPr>
+        <w:tc>
+          <w:tcPr>
+            <w:tcW w:type="dxa" w:w="1928"/>
+            <w:vAlign w:val="center"/>
+            <w:shd w:val="clear" w:color="auto" w:fill="1F3864"/>
+          </w:tcPr>
+          <w:p>
+            <w:pPr>
+              <w:spacing w:after="0"/>
+              <w:jc w:val="center"/>
+            </w:pPr>
+            <w:r>
+              <w:rPr>
+                <w:rFonts w:ascii="游ゴシック" w:hAnsi="游ゴシック" w:eastAsia="游ゴシック"/>
+                <w:b/>
+                <w:color w:val="FFFFFF"/>
+                <w:sz w:val="19"/>
+              </w:rPr>
+              <w:t>サービス</w:t>
+            </w:r>
+          </w:p>
+        </w:tc>
+        <w:tc>
+          <w:tcPr>
+            <w:tcW w:type="dxa" w:w="850"/>
+            <w:vAlign w:val="center"/>
+            <w:shd w:val="clear" w:color="auto" w:fill="1F3864"/>
+          </w:tcPr>
+          <w:p>
+            <w:pPr>
+              <w:spacing w:after="0"/>
+              <w:jc w:val="center"/>
+            </w:pPr>
+            <w:r>
+              <w:rPr>
+                <w:rFonts w:ascii="游ゴシック" w:hAnsi="游ゴシック" w:eastAsia="游ゴシック"/>
+                <w:b/>
+                <w:color w:val="FFFFFF"/>
+                <w:sz w:val="19"/>
+              </w:rPr>
+              <w:t>R6</w:t>
+            </w:r>
+          </w:p>
+        </w:tc>
+        <w:tc>
+          <w:tcPr>
+            <w:tcW w:type="dxa" w:w="850"/>
+            <w:vAlign w:val="center"/>
+            <w:shd w:val="clear" w:color="auto" w:fill="1F3864"/>
+          </w:tcPr>
+          <w:p>
+            <w:pPr>
+              <w:spacing w:after="0"/>
+              <w:jc w:val="center"/>
+            </w:pPr>
+            <w:r>
+              <w:rPr>
+                <w:rFonts w:ascii="游ゴシック" w:hAnsi="游ゴシック" w:eastAsia="游ゴシック"/>
+                <w:b/>
+                <w:color w:val="FFFFFF"/>
+                <w:sz w:val="19"/>
+              </w:rPr>
+              <w:t>R7</w:t>
+            </w:r>
+          </w:p>
+        </w:tc>
+        <w:tc>
+          <w:tcPr>
+            <w:tcW w:type="dxa" w:w="794"/>
+            <w:vAlign w:val="center"/>
+            <w:shd w:val="clear" w:color="auto" w:fill="1F3864"/>
+          </w:tcPr>
+          <w:p>
+            <w:pPr>
+              <w:spacing w:after="0"/>
+              <w:jc w:val="center"/>
+            </w:pPr>
+            <w:r>
+              <w:rPr>
+                <w:rFonts w:ascii="游ゴシック" w:hAnsi="游ゴシック" w:eastAsia="游ゴシック"/>
+                <w:b/>
+                <w:color w:val="FFFFFF"/>
+                <w:sz w:val="19"/>
+              </w:rPr>
+              <w:t>区分</w:t>
+            </w:r>
+          </w:p>
+        </w:tc>
+        <w:tc>
+          <w:tcPr>
+            <w:tcW w:type="dxa" w:w="5329"/>
+            <w:vAlign w:val="center"/>
+            <w:shd w:val="clear" w:color="auto" w:fill="1F3864"/>
+          </w:tcPr>
+          <w:p>
+            <w:pPr>
+              <w:spacing w:after="0"/>
+              <w:jc w:val="center"/>
+            </w:pPr>
+            <w:r>
+              <w:rPr>
+                <w:rFonts w:ascii="游ゴシック" w:hAnsi="游ゴシック" w:eastAsia="游ゴシック"/>
+                <w:b/>
+                <w:color w:val="FFFFFF"/>
+                <w:sz w:val="19"/>
+              </w:rPr>
+              <w:t>評価の内容</w:t>
+            </w:r>
+          </w:p>
+        </w:tc>
+      </w:tr>
+      <w:tr>
+        <w:trPr>
+          <w:cantSplit/>
+        </w:trPr>
+        <w:tc>
+          <w:tcPr>
+            <w:tcW w:type="dxa" w:w="1928"/>
+            <w:vAlign w:val="center"/>
+          </w:tcPr>
+          <w:p>
+            <w:pPr>
+              <w:spacing w:after="0"/>
+            </w:pPr>
+            <w:r>
+              <w:rPr>
+                <w:rFonts w:ascii="游ゴシック" w:hAnsi="游ゴシック" w:eastAsia="游ゴシック"/>
+                <w:b/>
+                <w:sz w:val="19"/>
+              </w:rPr>
+              <w:t>定期巡回・随時対応型</w:t>
+              <w:br/>
+              <w:t>訪問介護看護</w:t>
+            </w:r>
+          </w:p>
+        </w:tc>
+        <w:tc>
+          <w:tcPr>
+            <w:tcW w:type="dxa" w:w="850"/>
+            <w:vAlign w:val="center"/>
+          </w:tcPr>
+          <w:p>
+            <w:pPr>
+              <w:spacing w:after="0"/>
+            </w:pPr>
+            <w:r>
+              <w:rPr>
+                <w:rFonts w:ascii="游ゴシック" w:hAnsi="游ゴシック" w:eastAsia="游ゴシック"/>
+                <w:b w:val="0"/>
+                <w:sz w:val="19"/>
+              </w:rPr>
+              <w:t>0.0％</w:t>
+            </w:r>
+          </w:p>
+        </w:tc>
+        <w:tc>
+          <w:tcPr>
+            <w:tcW w:type="dxa" w:w="850"/>
+            <w:vAlign w:val="center"/>
+          </w:tcPr>
+          <w:p>
+            <w:pPr>
+              <w:spacing w:after="0"/>
+              <w:jc w:val="center"/>
+            </w:pPr>
+            <w:r>
+              <w:rPr>
+                <w:rFonts w:ascii="游ゴシック" w:hAnsi="游ゴシック" w:eastAsia="游ゴシック"/>
+                <w:b w:val="0"/>
+                <w:sz w:val="19"/>
+              </w:rPr>
+              <w:t>19.5％</w:t>
+            </w:r>
+          </w:p>
+        </w:tc>
+        <w:tc>
+          <w:tcPr>
+            <w:tcW w:type="dxa" w:w="794"/>
+            <w:vAlign w:val="center"/>
+          </w:tcPr>
+          <w:p>
+            <w:pPr>
+              <w:spacing w:after="0"/>
+              <w:jc w:val="center"/>
+            </w:pPr>
+            <w:r>
+              <w:rPr>
+                <w:rFonts w:ascii="游ゴシック" w:hAnsi="游ゴシック" w:eastAsia="游ゴシック"/>
+                <w:b w:val="0"/>
+                <w:sz w:val="19"/>
+              </w:rPr>
+              <w:t>未達</w:t>
+            </w:r>
+          </w:p>
+        </w:tc>
+        <w:tc>
+          <w:tcPr>
+            <w:tcW w:type="dxa" w:w="5329"/>
+            <w:vAlign w:val="center"/>
+          </w:tcPr>
+          <w:p>
+            <w:pPr>
+              <w:spacing w:after="0"/>
+              <w:jc w:val="center"/>
+            </w:pPr>
+            <w:r>
+              <w:rPr>
+                <w:rFonts w:ascii="游ゴシック" w:hAnsi="游ゴシック" w:eastAsia="游ゴシック"/>
+                <w:b w:val="0"/>
+                <w:sz w:val="19"/>
+              </w:rPr>
+              <w:t>区域内に事業所がありません。第8期も3か年とも実績0人で、2期続けて計画に位置づけながら整備に至っていません。第10期の取扱いを確認事項としています</w:t>
+            </w:r>
+          </w:p>
+        </w:tc>
+      </w:tr>
+      <w:tr>
+        <w:trPr>
+          <w:cantSplit/>
+        </w:trPr>
+        <w:tc>
+          <w:tcPr>
+            <w:tcW w:type="dxa" w:w="1928"/>
+            <w:vAlign w:val="center"/>
+            <w:shd w:val="clear" w:color="auto" w:fill="F2F5FA"/>
+          </w:tcPr>
+          <w:p>
+            <w:pPr>
+              <w:spacing w:after="0"/>
+            </w:pPr>
+            <w:r>
+              <w:rPr>
+                <w:rFonts w:ascii="游ゴシック" w:hAnsi="游ゴシック" w:eastAsia="游ゴシック"/>
+                <w:b/>
+                <w:sz w:val="19"/>
+              </w:rPr>
+              <w:t>地域密着型通所介護</w:t>
+            </w:r>
+          </w:p>
+        </w:tc>
+        <w:tc>
+          <w:tcPr>
+            <w:tcW w:type="dxa" w:w="850"/>
+            <w:vAlign w:val="center"/>
+            <w:shd w:val="clear" w:color="auto" w:fill="F2F5FA"/>
+          </w:tcPr>
+          <w:p>
+            <w:pPr>
+              <w:spacing w:after="0"/>
+            </w:pPr>
+            <w:r>
+              <w:rPr>
+                <w:rFonts w:ascii="游ゴシック" w:hAnsi="游ゴシック" w:eastAsia="游ゴシック"/>
+                <w:b w:val="0"/>
+                <w:sz w:val="19"/>
+              </w:rPr>
+              <w:t>66.5％</w:t>
+            </w:r>
+          </w:p>
+        </w:tc>
+        <w:tc>
+          <w:tcPr>
+            <w:tcW w:type="dxa" w:w="850"/>
+            <w:vAlign w:val="center"/>
+            <w:shd w:val="clear" w:color="auto" w:fill="F2F5FA"/>
+          </w:tcPr>
+          <w:p>
+            <w:pPr>
+              <w:spacing w:after="0"/>
+              <w:jc w:val="center"/>
+            </w:pPr>
+            <w:r>
+              <w:rPr>
+                <w:rFonts w:ascii="游ゴシック" w:hAnsi="游ゴシック" w:eastAsia="游ゴシック"/>
+                <w:b w:val="0"/>
+                <w:sz w:val="19"/>
+              </w:rPr>
+              <w:t>66.6％</w:t>
+            </w:r>
+          </w:p>
+        </w:tc>
+        <w:tc>
+          <w:tcPr>
+            <w:tcW w:type="dxa" w:w="794"/>
+            <w:vAlign w:val="center"/>
+            <w:shd w:val="clear" w:color="auto" w:fill="F2F5FA"/>
+          </w:tcPr>
+          <w:p>
+            <w:pPr>
+              <w:spacing w:after="0"/>
+              <w:jc w:val="center"/>
+            </w:pPr>
+            <w:r>
+              <w:rPr>
+                <w:rFonts w:ascii="游ゴシック" w:hAnsi="游ゴシック" w:eastAsia="游ゴシック"/>
+                <w:b w:val="0"/>
+                <w:sz w:val="19"/>
+              </w:rPr>
+              <w:t>未達</w:t>
+            </w:r>
+          </w:p>
+        </w:tc>
+        <w:tc>
+          <w:tcPr>
+            <w:tcW w:type="dxa" w:w="5329"/>
+            <w:vAlign w:val="center"/>
+            <w:shd w:val="clear" w:color="auto" w:fill="F2F5FA"/>
+          </w:tcPr>
+          <w:p>
+            <w:pPr>
+              <w:spacing w:after="0"/>
+              <w:jc w:val="center"/>
+            </w:pPr>
+            <w:r>
+              <w:rPr>
+                <w:rFonts w:ascii="游ゴシック" w:hAnsi="游ゴシック" w:eastAsia="游ゴシック"/>
+                <w:b w:val="0"/>
+                <w:sz w:val="19"/>
+              </w:rPr>
+              <w:t>同じ通所系の通所介護88.7％・通所リハビリテーション110.5％と差が大きく、供給側の事情が疑われます</w:t>
+            </w:r>
+          </w:p>
+        </w:tc>
+      </w:tr>
+      <w:tr>
+        <w:trPr>
+          <w:cantSplit/>
+        </w:trPr>
+        <w:tc>
+          <w:tcPr>
+            <w:tcW w:type="dxa" w:w="1928"/>
+            <w:vAlign w:val="center"/>
+          </w:tcPr>
+          <w:p>
+            <w:pPr>
+              <w:spacing w:after="0"/>
+            </w:pPr>
+            <w:r>
+              <w:rPr>
+                <w:rFonts w:ascii="游ゴシック" w:hAnsi="游ゴシック" w:eastAsia="游ゴシック"/>
+                <w:b/>
+                <w:sz w:val="19"/>
+              </w:rPr>
+              <w:t>短期入所生活介護</w:t>
+            </w:r>
+          </w:p>
+        </w:tc>
+        <w:tc>
+          <w:tcPr>
+            <w:tcW w:type="dxa" w:w="850"/>
+            <w:vAlign w:val="center"/>
+          </w:tcPr>
+          <w:p>
+            <w:pPr>
+              <w:spacing w:after="0"/>
+            </w:pPr>
+            <w:r>
+              <w:rPr>
+                <w:rFonts w:ascii="游ゴシック" w:hAnsi="游ゴシック" w:eastAsia="游ゴシック"/>
+                <w:b w:val="0"/>
+                <w:sz w:val="19"/>
+              </w:rPr>
+              <w:t>67.7％</w:t>
+            </w:r>
+          </w:p>
+        </w:tc>
+        <w:tc>
+          <w:tcPr>
+            <w:tcW w:type="dxa" w:w="850"/>
+            <w:vAlign w:val="center"/>
+          </w:tcPr>
+          <w:p>
+            <w:pPr>
+              <w:spacing w:after="0"/>
+              <w:jc w:val="center"/>
+            </w:pPr>
+            <w:r>
+              <w:rPr>
+                <w:rFonts w:ascii="游ゴシック" w:hAnsi="游ゴシック" w:eastAsia="游ゴシック"/>
+                <w:b w:val="0"/>
+                <w:sz w:val="19"/>
+              </w:rPr>
+              <w:t>65.0％</w:t>
+            </w:r>
+          </w:p>
+        </w:tc>
+        <w:tc>
+          <w:tcPr>
+            <w:tcW w:type="dxa" w:w="794"/>
+            <w:vAlign w:val="center"/>
+          </w:tcPr>
+          <w:p>
+            <w:pPr>
+              <w:spacing w:after="0"/>
+              <w:jc w:val="center"/>
+            </w:pPr>
+            <w:r>
+              <w:rPr>
+                <w:rFonts w:ascii="游ゴシック" w:hAnsi="游ゴシック" w:eastAsia="游ゴシック"/>
+                <w:b w:val="0"/>
+                <w:sz w:val="19"/>
+              </w:rPr>
+              <w:t>未達</w:t>
+            </w:r>
+          </w:p>
+        </w:tc>
+        <w:tc>
+          <w:tcPr>
+            <w:tcW w:type="dxa" w:w="5329"/>
+            <w:vAlign w:val="center"/>
+          </w:tcPr>
+          <w:p>
+            <w:pPr>
+              <w:spacing w:after="0"/>
+              <w:jc w:val="center"/>
+            </w:pPr>
+            <w:r>
+              <w:rPr>
+                <w:rFonts w:ascii="游ゴシック" w:hAnsi="游ゴシック" w:eastAsia="游ゴシック"/>
+                <w:b w:val="0"/>
+                <w:sz w:val="19"/>
+              </w:rPr>
+              <w:t>短期入所療養介護（老健）も令和7年度67.1％で、短期入所全体が計画を下回っています</w:t>
+            </w:r>
+          </w:p>
+        </w:tc>
+      </w:tr>
+      <w:tr>
+        <w:trPr>
+          <w:cantSplit/>
+        </w:trPr>
+        <w:tc>
+          <w:tcPr>
+            <w:tcW w:type="dxa" w:w="1928"/>
+            <w:vAlign w:val="center"/>
+            <w:shd w:val="clear" w:color="auto" w:fill="F2F5FA"/>
+          </w:tcPr>
+          <w:p>
+            <w:pPr>
+              <w:spacing w:after="0"/>
+            </w:pPr>
+            <w:r>
+              <w:rPr>
+                <w:rFonts w:ascii="游ゴシック" w:hAnsi="游ゴシック" w:eastAsia="游ゴシック"/>
+                <w:b/>
+                <w:sz w:val="19"/>
+              </w:rPr>
+              <w:t>特定施設入居者生活介護</w:t>
+            </w:r>
+          </w:p>
+        </w:tc>
+        <w:tc>
+          <w:tcPr>
+            <w:tcW w:type="dxa" w:w="850"/>
+            <w:vAlign w:val="center"/>
+            <w:shd w:val="clear" w:color="auto" w:fill="F2F5FA"/>
+          </w:tcPr>
+          <w:p>
+            <w:pPr>
+              <w:spacing w:after="0"/>
+            </w:pPr>
+            <w:r>
+              <w:rPr>
+                <w:rFonts w:ascii="游ゴシック" w:hAnsi="游ゴシック" w:eastAsia="游ゴシック"/>
+                <w:b w:val="0"/>
+                <w:sz w:val="19"/>
+              </w:rPr>
+              <w:t>79.0％</w:t>
+            </w:r>
+          </w:p>
+        </w:tc>
+        <w:tc>
+          <w:tcPr>
+            <w:tcW w:type="dxa" w:w="850"/>
+            <w:vAlign w:val="center"/>
+            <w:shd w:val="clear" w:color="auto" w:fill="F2F5FA"/>
+          </w:tcPr>
+          <w:p>
+            <w:pPr>
+              <w:spacing w:after="0"/>
+              <w:jc w:val="center"/>
+            </w:pPr>
+            <w:r>
+              <w:rPr>
+                <w:rFonts w:ascii="游ゴシック" w:hAnsi="游ゴシック" w:eastAsia="游ゴシック"/>
+                <w:b w:val="0"/>
+                <w:sz w:val="19"/>
+              </w:rPr>
+              <w:t>84.8％</w:t>
+            </w:r>
+          </w:p>
+        </w:tc>
+        <w:tc>
+          <w:tcPr>
+            <w:tcW w:type="dxa" w:w="794"/>
+            <w:vAlign w:val="center"/>
+            <w:shd w:val="clear" w:color="auto" w:fill="F2F5FA"/>
+          </w:tcPr>
+          <w:p>
+            <w:pPr>
+              <w:spacing w:after="0"/>
+              <w:jc w:val="center"/>
+            </w:pPr>
+            <w:r>
+              <w:rPr>
+                <w:rFonts w:ascii="游ゴシック" w:hAnsi="游ゴシック" w:eastAsia="游ゴシック"/>
+                <w:b w:val="0"/>
+                <w:sz w:val="19"/>
+              </w:rPr>
+              <w:t>未達</w:t>
+            </w:r>
+          </w:p>
+        </w:tc>
+        <w:tc>
+          <w:tcPr>
+            <w:tcW w:type="dxa" w:w="5329"/>
+            <w:vAlign w:val="center"/>
+            <w:shd w:val="clear" w:color="auto" w:fill="F2F5FA"/>
+          </w:tcPr>
+          <w:p>
+            <w:pPr>
+              <w:spacing w:after="0"/>
+              <w:jc w:val="center"/>
+            </w:pPr>
+            <w:r>
+              <w:rPr>
+                <w:rFonts w:ascii="游ゴシック" w:hAnsi="游ゴシック" w:eastAsia="游ゴシック"/>
+                <w:b w:val="0"/>
+                <w:sz w:val="19"/>
+              </w:rPr>
+              <w:t>居住系サービスの乖離の主因です</w:t>
+            </w:r>
+          </w:p>
+        </w:tc>
+      </w:tr>
+      <w:tr>
+        <w:trPr>
+          <w:cantSplit/>
+        </w:trPr>
+        <w:tc>
+          <w:tcPr>
+            <w:tcW w:type="dxa" w:w="1928"/>
+            <w:vAlign w:val="center"/>
+          </w:tcPr>
+          <w:p>
+            <w:pPr>
+              <w:spacing w:after="0"/>
+            </w:pPr>
+            <w:r>
+              <w:rPr>
+                <w:rFonts w:ascii="游ゴシック" w:hAnsi="游ゴシック" w:eastAsia="游ゴシック"/>
+                <w:b/>
+                <w:sz w:val="19"/>
+              </w:rPr>
+              <w:t>居宅療養管理指導</w:t>
+            </w:r>
+          </w:p>
+        </w:tc>
+        <w:tc>
+          <w:tcPr>
+            <w:tcW w:type="dxa" w:w="850"/>
+            <w:vAlign w:val="center"/>
+          </w:tcPr>
+          <w:p>
+            <w:pPr>
+              <w:spacing w:after="0"/>
+            </w:pPr>
+            <w:r>
+              <w:rPr>
+                <w:rFonts w:ascii="游ゴシック" w:hAnsi="游ゴシック" w:eastAsia="游ゴシック"/>
+                <w:b w:val="0"/>
+                <w:sz w:val="19"/>
+              </w:rPr>
+              <w:t>122.7％</w:t>
+            </w:r>
+          </w:p>
+        </w:tc>
+        <w:tc>
+          <w:tcPr>
+            <w:tcW w:type="dxa" w:w="850"/>
+            <w:vAlign w:val="center"/>
+          </w:tcPr>
+          <w:p>
+            <w:pPr>
+              <w:spacing w:after="0"/>
+              <w:jc w:val="center"/>
+            </w:pPr>
+            <w:r>
+              <w:rPr>
+                <w:rFonts w:ascii="游ゴシック" w:hAnsi="游ゴシック" w:eastAsia="游ゴシック"/>
+                <w:b w:val="0"/>
+                <w:sz w:val="19"/>
+              </w:rPr>
+              <w:t>154.9％</w:t>
+            </w:r>
+          </w:p>
+        </w:tc>
+        <w:tc>
+          <w:tcPr>
+            <w:tcW w:type="dxa" w:w="794"/>
+            <w:vAlign w:val="center"/>
+          </w:tcPr>
+          <w:p>
+            <w:pPr>
+              <w:spacing w:after="0"/>
+              <w:jc w:val="center"/>
+            </w:pPr>
+            <w:r>
+              <w:rPr>
+                <w:rFonts w:ascii="游ゴシック" w:hAnsi="游ゴシック" w:eastAsia="游ゴシック"/>
+                <w:b w:val="0"/>
+                <w:sz w:val="19"/>
+              </w:rPr>
+              <w:t>超過</w:t>
+            </w:r>
+          </w:p>
+        </w:tc>
+        <w:tc>
+          <w:tcPr>
+            <w:tcW w:type="dxa" w:w="5329"/>
+            <w:vAlign w:val="center"/>
+          </w:tcPr>
+          <w:p>
+            <w:pPr>
+              <w:spacing w:after="0"/>
+              <w:jc w:val="center"/>
+            </w:pPr>
+            <w:r>
+              <w:rPr>
+                <w:rFonts w:ascii="游ゴシック" w:hAnsi="游ゴシック" w:eastAsia="游ゴシック"/>
+                <w:b w:val="0"/>
+                <w:sz w:val="19"/>
+              </w:rPr>
+              <w:t>第8期から連続して上振れしています。在宅医療・介護連携の進展を示すものとみられます</w:t>
+            </w:r>
+          </w:p>
+        </w:tc>
+      </w:tr>
+      <w:tr>
+        <w:trPr>
+          <w:cantSplit/>
+        </w:trPr>
+        <w:tc>
+          <w:tcPr>
+            <w:tcW w:type="dxa" w:w="1928"/>
+            <w:vAlign w:val="center"/>
+            <w:shd w:val="clear" w:color="auto" w:fill="F2F5FA"/>
+          </w:tcPr>
+          <w:p>
+            <w:pPr>
+              <w:spacing w:after="0"/>
+            </w:pPr>
+            <w:r>
+              <w:rPr>
+                <w:rFonts w:ascii="游ゴシック" w:hAnsi="游ゴシック" w:eastAsia="游ゴシック"/>
+                <w:b/>
+                <w:sz w:val="19"/>
+              </w:rPr>
+              <w:t>訪問入浴介護</w:t>
+            </w:r>
+          </w:p>
+        </w:tc>
+        <w:tc>
+          <w:tcPr>
+            <w:tcW w:type="dxa" w:w="850"/>
+            <w:vAlign w:val="center"/>
+            <w:shd w:val="clear" w:color="auto" w:fill="F2F5FA"/>
+          </w:tcPr>
+          <w:p>
+            <w:pPr>
+              <w:spacing w:after="0"/>
+            </w:pPr>
+            <w:r>
+              <w:rPr>
+                <w:rFonts w:ascii="游ゴシック" w:hAnsi="游ゴシック" w:eastAsia="游ゴシック"/>
+                <w:b w:val="0"/>
+                <w:sz w:val="19"/>
+              </w:rPr>
+              <w:t>142.9％</w:t>
+            </w:r>
+          </w:p>
+        </w:tc>
+        <w:tc>
+          <w:tcPr>
+            <w:tcW w:type="dxa" w:w="850"/>
+            <w:vAlign w:val="center"/>
+            <w:shd w:val="clear" w:color="auto" w:fill="F2F5FA"/>
+          </w:tcPr>
+          <w:p>
+            <w:pPr>
+              <w:spacing w:after="0"/>
+              <w:jc w:val="center"/>
+            </w:pPr>
+            <w:r>
+              <w:rPr>
+                <w:rFonts w:ascii="游ゴシック" w:hAnsi="游ゴシック" w:eastAsia="游ゴシック"/>
+                <w:b w:val="0"/>
+                <w:sz w:val="19"/>
+              </w:rPr>
+              <w:t>166.9％</w:t>
+            </w:r>
+          </w:p>
+        </w:tc>
+        <w:tc>
+          <w:tcPr>
+            <w:tcW w:type="dxa" w:w="794"/>
+            <w:vAlign w:val="center"/>
+            <w:shd w:val="clear" w:color="auto" w:fill="F2F5FA"/>
+          </w:tcPr>
+          <w:p>
+            <w:pPr>
+              <w:spacing w:after="0"/>
+              <w:jc w:val="center"/>
+            </w:pPr>
+            <w:r>
+              <w:rPr>
+                <w:rFonts w:ascii="游ゴシック" w:hAnsi="游ゴシック" w:eastAsia="游ゴシック"/>
+                <w:b w:val="0"/>
+                <w:sz w:val="19"/>
+              </w:rPr>
+              <w:t>超過</w:t>
+            </w:r>
+          </w:p>
+        </w:tc>
+        <w:tc>
+          <w:tcPr>
+            <w:tcW w:type="dxa" w:w="5329"/>
+            <w:vAlign w:val="center"/>
+            <w:shd w:val="clear" w:color="auto" w:fill="F2F5FA"/>
+          </w:tcPr>
+          <w:p>
+            <w:pPr>
+              <w:spacing w:after="0"/>
+              <w:jc w:val="center"/>
+            </w:pPr>
+            <w:r>
+              <w:rPr>
+                <w:rFonts w:ascii="游ゴシック" w:hAnsi="游ゴシック" w:eastAsia="游ゴシック"/>
+                <w:b w:val="0"/>
+                <w:sz w:val="19"/>
+              </w:rPr>
+              <w:t>延べ利用者数は計画を下回る一方、1人1月あたりの利用回数が計画の1.8倍です</w:t>
+            </w:r>
+          </w:p>
+        </w:tc>
+      </w:tr>
+      <w:tr>
+        <w:trPr>
+          <w:cantSplit/>
+        </w:trPr>
+        <w:tc>
+          <w:tcPr>
+            <w:tcW w:type="dxa" w:w="1928"/>
+            <w:vAlign w:val="center"/>
+          </w:tcPr>
+          <w:p>
+            <w:pPr>
+              <w:spacing w:after="0"/>
+            </w:pPr>
+            <w:r>
+              <w:rPr>
+                <w:rFonts w:ascii="游ゴシック" w:hAnsi="游ゴシック" w:eastAsia="游ゴシック"/>
+                <w:b/>
+                <w:sz w:val="19"/>
+              </w:rPr>
+              <w:t>住宅改修</w:t>
+            </w:r>
+          </w:p>
+        </w:tc>
+        <w:tc>
+          <w:tcPr>
+            <w:tcW w:type="dxa" w:w="850"/>
+            <w:vAlign w:val="center"/>
+          </w:tcPr>
+          <w:p>
+            <w:pPr>
+              <w:spacing w:after="0"/>
+            </w:pPr>
+            <w:r>
+              <w:rPr>
+                <w:rFonts w:ascii="游ゴシック" w:hAnsi="游ゴシック" w:eastAsia="游ゴシック"/>
+                <w:b w:val="0"/>
+                <w:sz w:val="19"/>
+              </w:rPr>
+              <w:t>125.4％</w:t>
+            </w:r>
+          </w:p>
+        </w:tc>
+        <w:tc>
+          <w:tcPr>
+            <w:tcW w:type="dxa" w:w="850"/>
+            <w:vAlign w:val="center"/>
+          </w:tcPr>
+          <w:p>
+            <w:pPr>
+              <w:spacing w:after="0"/>
+              <w:jc w:val="center"/>
+            </w:pPr>
+            <w:r>
+              <w:rPr>
+                <w:rFonts w:ascii="游ゴシック" w:hAnsi="游ゴシック" w:eastAsia="游ゴシック"/>
+                <w:b w:val="0"/>
+                <w:sz w:val="19"/>
+              </w:rPr>
+              <w:t>126.3％</w:t>
+            </w:r>
+          </w:p>
+        </w:tc>
+        <w:tc>
+          <w:tcPr>
+            <w:tcW w:type="dxa" w:w="794"/>
+            <w:vAlign w:val="center"/>
+          </w:tcPr>
+          <w:p>
+            <w:pPr>
+              <w:spacing w:after="0"/>
+              <w:jc w:val="center"/>
+            </w:pPr>
+            <w:r>
+              <w:rPr>
+                <w:rFonts w:ascii="游ゴシック" w:hAnsi="游ゴシック" w:eastAsia="游ゴシック"/>
+                <w:b w:val="0"/>
+                <w:sz w:val="19"/>
+              </w:rPr>
+              <w:t>超過</w:t>
+            </w:r>
+          </w:p>
+        </w:tc>
+        <w:tc>
+          <w:tcPr>
+            <w:tcW w:type="dxa" w:w="5329"/>
+            <w:vAlign w:val="center"/>
+          </w:tcPr>
+          <w:p>
+            <w:pPr>
+              <w:spacing w:after="0"/>
+              <w:jc w:val="center"/>
+            </w:pPr>
+            <w:r>
+              <w:rPr>
+                <w:rFonts w:ascii="游ゴシック" w:hAnsi="游ゴシック" w:eastAsia="游ゴシック"/>
+                <w:b w:val="0"/>
+                <w:sz w:val="19"/>
+              </w:rPr>
+              <w:t>1件当たりの額が計画の想定を上回っています</w:t>
+            </w:r>
+          </w:p>
+        </w:tc>
+      </w:tr>
+    </w:tbl>
+    <w:p>
+      <w:pPr>
+        <w:spacing w:before="40"/>
+      </w:pPr>
+      <w:r>
+        <w:rPr>
+          <w:rFonts w:ascii="游ゴシック" w:hAnsi="游ゴシック" w:eastAsia="游ゴシック"/>
+          <w:sz w:val="17"/>
+        </w:rPr>
+        <w:t>資料：地域包括ケア「見える化」システム 総括表詳細（利用者数）（給付費）</w:t>
+      </w:r>
+    </w:p>
+    <w:p>
+      <w:r>
+        <w:rPr>
+          <w:rFonts w:ascii="游ゴシック" w:hAnsi="游ゴシック" w:eastAsia="游ゴシック"/>
+          <w:b w:val="0"/>
+          <w:sz w:val="21"/>
+        </w:rPr>
+      </w:r>
+    </w:p>
+    <w:p>
+      <w:r>
+        <w:rPr>
+          <w:rFonts w:ascii="游ゴシック" w:hAnsi="游ゴシック" w:eastAsia="游ゴシック"/>
+          <w:b w:val="0"/>
+          <w:sz w:val="20"/>
+        </w:rPr>
+        <w:t>このほか、第9期計画で計画値を0としながら実績のあるサービスが2つあります（認知症対応型通所介護、介護療養型医療施設）。計画値が0であるため対計画比が算出されず、評価の対象から漏れています。第10期では、実績のあるサービスは計画値を置く扱いとします。</w:t>
+      </w:r>
+    </w:p>
+    <w:p>
       <w:r>
         <w:br w:type="page"/>
       </w:r>
@@ -3200,7 +5369,7 @@
           <w:b/>
           <w:sz w:val="20"/>
         </w:rPr>
-        <w:t>表7　19施策の評価可能性</w:t>
+        <w:t>表9　19施策の評価可能性</w:t>
       </w:r>
     </w:p>
     <w:tbl>
@@ -3834,7 +6003,7 @@
           <w:b/>
           <w:sz w:val="20"/>
         </w:rPr>
-        <w:t>表8　調査に所見があるが、広域連合の第9期計画に対応を確認できない領域</w:t>
+        <w:t>表10　調査に所見があるが、広域連合の第9期計画に対応を確認できない領域</w:t>
       </w:r>
     </w:p>
     <w:tbl>
@@ -4436,7 +6605,7 @@
           <w:b/>
           <w:sz w:val="20"/>
         </w:rPr>
-        <w:t>表9　第9期の評価を確定するために不足している資料</w:t>
+        <w:t>表11　第9期の評価を確定するために不足している資料</w:t>
       </w:r>
     </w:p>
     <w:tbl>
@@ -4532,7 +6701,7 @@
         </w:tc>
         <w:tc>
           <w:tcPr>
-            <w:tcW w:type="dxa" w:w="3628"/>
+            <w:tcW w:type="dxa" w:w="3402"/>
             <w:vAlign w:val="center"/>
             <w:shd w:val="clear" w:color="auto" w:fill="1F3864"/>
           </w:tcPr>
@@ -4554,7 +6723,7 @@
         </w:tc>
         <w:tc>
           <w:tcPr>
-            <w:tcW w:type="dxa" w:w="1020"/>
+            <w:tcW w:type="dxa" w:w="1134"/>
             <w:vAlign w:val="center"/>
             <w:shd w:val="clear" w:color="auto" w:fill="1F3864"/>
           </w:tcPr>
@@ -4570,7 +6739,7 @@
                 <w:color w:val="FFFFFF"/>
                 <w:sz w:val="19"/>
               </w:rPr>
-              <w:t>入手先</w:t>
+              <w:t>状態</w:t>
             </w:r>
           </w:p>
         </w:tc>
@@ -4662,7 +6831,7 @@
         </w:tc>
         <w:tc>
           <w:tcPr>
-            <w:tcW w:type="dxa" w:w="3628"/>
+            <w:tcW w:type="dxa" w:w="3402"/>
             <w:vAlign w:val="center"/>
           </w:tcPr>
           <w:p>
@@ -4675,18 +6844,19 @@
                 <w:b w:val="0"/>
                 <w:sz w:val="19"/>
               </w:rPr>
-              <w:t>プロセス評価。これがないと施策が計画どおり実施されたかを判定できません</w:t>
-            </w:r>
-          </w:p>
-        </w:tc>
-        <w:tc>
-          <w:tcPr>
-            <w:tcW w:type="dxa" w:w="1020"/>
-            <w:vAlign w:val="center"/>
-          </w:tcPr>
-          <w:p>
-            <w:pPr>
-              <w:spacing w:after="0"/>
+              <w:t>プロセス評価。これがないと施策が計画どおり実施されたかを判定できません。見える化システムの対計画比では代替できません</w:t>
+            </w:r>
+          </w:p>
+        </w:tc>
+        <w:tc>
+          <w:tcPr>
+            <w:tcW w:type="dxa" w:w="1134"/>
+            <w:vAlign w:val="center"/>
+          </w:tcPr>
+          <w:p>
+            <w:pPr>
+              <w:spacing w:after="0"/>
+              <w:jc w:val="center"/>
             </w:pPr>
             <w:r>
               <w:rPr>
@@ -4694,7 +6864,7 @@
                 <w:b w:val="0"/>
                 <w:sz w:val="19"/>
               </w:rPr>
-              <w:t>発注者</w:t>
+              <w:t>未受領</w:t>
             </w:r>
           </w:p>
         </w:tc>
@@ -4714,7 +6884,7 @@
                 <w:b w:val="0"/>
                 <w:sz w:val="19"/>
               </w:rPr>
-              <w:t>令和8年8月</w:t>
+              <w:t>令和8年9月</w:t>
             </w:r>
           </w:p>
         </w:tc>
@@ -4740,7 +6910,7 @@
                 <w:b/>
                 <w:sz w:val="19"/>
               </w:rPr>
-              <w:t>高</w:t>
+              <w:t>最高</w:t>
             </w:r>
           </w:p>
         </w:tc>
@@ -4761,7 +6931,7 @@
                 <w:b w:val="0"/>
                 <w:sz w:val="19"/>
               </w:rPr>
-              <w:t>5</w:t>
+              <w:t>13</w:t>
             </w:r>
           </w:p>
         </w:tc>
@@ -4781,13 +6951,13 @@
                 <w:b w:val="0"/>
                 <w:sz w:val="19"/>
               </w:rPr>
-              <w:t>保険者機能強化推進交付金等の評価調書（令和4〜7年度分）</w:t>
-            </w:r>
-          </w:p>
-        </w:tc>
-        <w:tc>
-          <w:tcPr>
-            <w:tcW w:type="dxa" w:w="3628"/>
+              <w:t>包括的支援事業6事業及び任意事業の実績</w:t>
+            </w:r>
+          </w:p>
+        </w:tc>
+        <w:tc>
+          <w:tcPr>
+            <w:tcW w:type="dxa" w:w="3402"/>
             <w:vAlign w:val="center"/>
             <w:shd w:val="clear" w:color="auto" w:fill="F2F5FA"/>
           </w:tcPr>
@@ -4801,19 +6971,20 @@
                 <w:b w:val="0"/>
                 <w:sz w:val="19"/>
               </w:rPr>
-              <w:t>0点10項目が取組の不在か要件未充足かの判別。成果指標の分子・分母の実数。評価対象期間の確認</w:t>
-            </w:r>
-          </w:p>
-        </w:tc>
-        <w:tc>
-          <w:tcPr>
-            <w:tcW w:type="dxa" w:w="1020"/>
+              <w:t>地域支援事業のプロセス評価。決算では「包括的支援事業・任意事業費」として一括計上されており、事業別の実績が分かりません</w:t>
+            </w:r>
+          </w:p>
+        </w:tc>
+        <w:tc>
+          <w:tcPr>
+            <w:tcW w:type="dxa" w:w="1134"/>
             <w:vAlign w:val="center"/>
             <w:shd w:val="clear" w:color="auto" w:fill="F2F5FA"/>
           </w:tcPr>
           <w:p>
             <w:pPr>
               <w:spacing w:after="0"/>
+              <w:jc w:val="center"/>
             </w:pPr>
             <w:r>
               <w:rPr>
@@ -4821,7 +6992,7 @@
                 <w:b w:val="0"/>
                 <w:sz w:val="19"/>
               </w:rPr>
-              <w:t>発注者</w:t>
+              <w:t>未受領</w:t>
             </w:r>
           </w:p>
         </w:tc>
@@ -4867,7 +7038,7 @@
                 <w:b/>
                 <w:sz w:val="19"/>
               </w:rPr>
-              <w:t>高</w:t>
+              <w:t>最高</w:t>
             </w:r>
           </w:p>
         </w:tc>
@@ -4887,7 +7058,7 @@
                 <w:b w:val="0"/>
                 <w:sz w:val="19"/>
               </w:rPr>
-              <w:t>8</w:t>
+              <w:t>9</w:t>
             </w:r>
           </w:p>
         </w:tc>
@@ -4906,13 +7077,13 @@
                 <w:b w:val="0"/>
                 <w:sz w:val="19"/>
               </w:rPr>
-              <w:t>未利用認定者の内訳とケアプランのサービス構成</w:t>
-            </w:r>
-          </w:p>
-        </w:tc>
-        <w:tc>
-          <w:tcPr>
-            <w:tcW w:type="dxa" w:w="3628"/>
+              <w:t>令和7年度の決算書又は年報様式4</w:t>
+            </w:r>
+          </w:p>
+        </w:tc>
+        <w:tc>
+          <w:tcPr>
+            <w:tcW w:type="dxa" w:w="3402"/>
             <w:vAlign w:val="center"/>
           </w:tcPr>
           <w:p>
@@ -4925,18 +7096,19 @@
                 <w:b w:val="0"/>
                 <w:sz w:val="19"/>
               </w:rPr>
-              <w:t>介護サービス利用率の低下（7.9ポイント）の要因の分解</w:t>
-            </w:r>
-          </w:p>
-        </w:tc>
-        <w:tc>
-          <w:tcPr>
-            <w:tcW w:type="dxa" w:w="1020"/>
-            <w:vAlign w:val="center"/>
-          </w:tcPr>
-          <w:p>
-            <w:pPr>
-              <w:spacing w:after="0"/>
+              <w:t>令和7年度末の介護給付費準備基金残高。第9期の剰余額の確定と第10期の取崩方針</w:t>
+            </w:r>
+          </w:p>
+        </w:tc>
+        <w:tc>
+          <w:tcPr>
+            <w:tcW w:type="dxa" w:w="1134"/>
+            <w:vAlign w:val="center"/>
+          </w:tcPr>
+          <w:p>
+            <w:pPr>
+              <w:spacing w:after="0"/>
+              <w:jc w:val="center"/>
             </w:pPr>
             <w:r>
               <w:rPr>
@@ -4944,7 +7116,9 @@
                 <w:b w:val="0"/>
                 <w:sz w:val="19"/>
               </w:rPr>
-              <w:t>発注者</w:t>
+              <w:t>未受領</w:t>
+              <w:br/>
+              <w:t>（令和8年12月頃）</w:t>
             </w:r>
           </w:p>
         </w:tc>
@@ -4964,7 +7138,7 @@
                 <w:b w:val="0"/>
                 <w:sz w:val="19"/>
               </w:rPr>
-              <w:t>令和8年10月</w:t>
+              <w:t>確定次第</w:t>
             </w:r>
           </w:p>
         </w:tc>
@@ -5011,7 +7185,7 @@
                 <w:b w:val="0"/>
                 <w:sz w:val="19"/>
               </w:rPr>
-              <w:t>7</w:t>
+              <w:t>5</w:t>
             </w:r>
           </w:p>
         </w:tc>
@@ -5031,13 +7205,13 @@
                 <w:b w:val="0"/>
                 <w:sz w:val="19"/>
               </w:rPr>
-              <w:t>事業所・施設の定員と稼働の実績</w:t>
-            </w:r>
-          </w:p>
-        </w:tc>
-        <w:tc>
-          <w:tcPr>
-            <w:tcW w:type="dxa" w:w="3628"/>
+              <w:t>保険者機能強化推進交付金等の評価調書（令和4〜7年度分）</w:t>
+            </w:r>
+          </w:p>
+        </w:tc>
+        <w:tc>
+          <w:tcPr>
+            <w:tcW w:type="dxa" w:w="3402"/>
             <w:vAlign w:val="center"/>
             <w:shd w:val="clear" w:color="auto" w:fill="F2F5FA"/>
           </w:tcPr>
@@ -5051,19 +7225,20 @@
                 <w:b w:val="0"/>
                 <w:sz w:val="19"/>
               </w:rPr>
-              <w:t>地域密着型通所介護の稼働率の低下の有無。施設定員の減少の経緯</w:t>
-            </w:r>
-          </w:p>
-        </w:tc>
-        <w:tc>
-          <w:tcPr>
-            <w:tcW w:type="dxa" w:w="1020"/>
+              <w:t>0点項目が取組の不在か要件未充足かの判別。大項目別の得点は復元済みですが、0点の理由は判別できません</w:t>
+            </w:r>
+          </w:p>
+        </w:tc>
+        <w:tc>
+          <w:tcPr>
+            <w:tcW w:type="dxa" w:w="1134"/>
             <w:vAlign w:val="center"/>
             <w:shd w:val="clear" w:color="auto" w:fill="F2F5FA"/>
           </w:tcPr>
           <w:p>
             <w:pPr>
               <w:spacing w:after="0"/>
+              <w:jc w:val="center"/>
             </w:pPr>
             <w:r>
               <w:rPr>
@@ -5071,7 +7246,7 @@
                 <w:b w:val="0"/>
                 <w:sz w:val="19"/>
               </w:rPr>
-              <w:t>発注者・3町</w:t>
+              <w:t>未受領</w:t>
             </w:r>
           </w:p>
         </w:tc>
@@ -5092,7 +7267,7 @@
                 <w:b w:val="0"/>
                 <w:sz w:val="19"/>
               </w:rPr>
-              <w:t>令和8年10月</w:t>
+              <w:t>令和8年9月</w:t>
             </w:r>
           </w:p>
         </w:tc>
@@ -5137,7 +7312,7 @@
                 <w:b w:val="0"/>
                 <w:sz w:val="19"/>
               </w:rPr>
-              <w:t>9</w:t>
+              <w:t>8</w:t>
             </w:r>
           </w:p>
         </w:tc>
@@ -5156,13 +7331,13 @@
                 <w:b w:val="0"/>
                 <w:sz w:val="19"/>
               </w:rPr>
-              <w:t>決算書及び介護給付費準備基金の積立・取崩実績</w:t>
-            </w:r>
-          </w:p>
-        </w:tc>
-        <w:tc>
-          <w:tcPr>
-            <w:tcW w:type="dxa" w:w="3628"/>
+              <w:t>未利用認定者の内訳とケアプランのサービス構成</w:t>
+            </w:r>
+          </w:p>
+        </w:tc>
+        <w:tc>
+          <w:tcPr>
+            <w:tcW w:type="dxa" w:w="3402"/>
             <w:vAlign w:val="center"/>
           </w:tcPr>
           <w:p>
@@ -5175,18 +7350,19 @@
                 <w:b w:val="0"/>
                 <w:sz w:val="19"/>
               </w:rPr>
-              <w:t>第9期の剰余額の確定（現在は概算）</w:t>
-            </w:r>
-          </w:p>
-        </w:tc>
-        <w:tc>
-          <w:tcPr>
-            <w:tcW w:type="dxa" w:w="1020"/>
-            <w:vAlign w:val="center"/>
-          </w:tcPr>
-          <w:p>
-            <w:pPr>
-              <w:spacing w:after="0"/>
+              <w:t>介護サービス利用率の低下（7.9ポイント）の要因の分解</w:t>
+            </w:r>
+          </w:p>
+        </w:tc>
+        <w:tc>
+          <w:tcPr>
+            <w:tcW w:type="dxa" w:w="1134"/>
+            <w:vAlign w:val="center"/>
+          </w:tcPr>
+          <w:p>
+            <w:pPr>
+              <w:spacing w:after="0"/>
+              <w:jc w:val="center"/>
             </w:pPr>
             <w:r>
               <w:rPr>
@@ -5194,7 +7370,7 @@
                 <w:b w:val="0"/>
                 <w:sz w:val="19"/>
               </w:rPr>
-              <w:t>発注者</w:t>
+              <w:t>未受領</w:t>
             </w:r>
           </w:p>
         </w:tc>
@@ -5261,9 +7437,7 @@
                 <w:b w:val="0"/>
                 <w:sz w:val="19"/>
               </w:rPr>
-              <w:t>21</w:t>
-              <w:br/>
-              <w:t>22</w:t>
+              <w:t>7</w:t>
             </w:r>
           </w:p>
         </w:tc>
@@ -5283,13 +7457,13 @@
                 <w:b w:val="0"/>
                 <w:sz w:val="19"/>
               </w:rPr>
-              <w:t>介護保険事業状況報告　年報（令和6・7年度）及び月報（令和8年4〜7月分）</w:t>
-            </w:r>
-          </w:p>
-        </w:tc>
-        <w:tc>
-          <w:tcPr>
-            <w:tcW w:type="dxa" w:w="3628"/>
+              <w:t>事業所・施設の定員と稼働の実績</w:t>
+            </w:r>
+          </w:p>
+        </w:tc>
+        <w:tc>
+          <w:tcPr>
+            <w:tcW w:type="dxa" w:w="3402"/>
             <w:vAlign w:val="center"/>
             <w:shd w:val="clear" w:color="auto" w:fill="F2F5FA"/>
           </w:tcPr>
@@ -5303,19 +7477,20 @@
                 <w:b w:val="0"/>
                 <w:sz w:val="19"/>
               </w:rPr>
-              <w:t>第9期の通年の確定値と令和8年度の推移。第3段階の給付費の算定、代表KPI H15の把握</w:t>
-            </w:r>
-          </w:p>
-        </w:tc>
-        <w:tc>
-          <w:tcPr>
-            <w:tcW w:type="dxa" w:w="1020"/>
+              <w:t>地域密着型通所介護の対計画比66％の要因（稼働率の低下の有無）。施設定員の減少の経緯</w:t>
+            </w:r>
+          </w:p>
+        </w:tc>
+        <w:tc>
+          <w:tcPr>
+            <w:tcW w:type="dxa" w:w="1134"/>
             <w:vAlign w:val="center"/>
             <w:shd w:val="clear" w:color="auto" w:fill="F2F5FA"/>
           </w:tcPr>
           <w:p>
             <w:pPr>
               <w:spacing w:after="0"/>
+              <w:jc w:val="center"/>
             </w:pPr>
             <w:r>
               <w:rPr>
@@ -5323,7 +7498,7 @@
                 <w:b w:val="0"/>
                 <w:sz w:val="19"/>
               </w:rPr>
-              <w:t>発注者</w:t>
+              <w:t>未受領</w:t>
             </w:r>
           </w:p>
         </w:tc>
@@ -5344,7 +7519,7 @@
                 <w:b w:val="0"/>
                 <w:sz w:val="19"/>
               </w:rPr>
-              <w:t>令和8年8月</w:t>
+              <w:t>令和8年10月</w:t>
             </w:r>
           </w:p>
         </w:tc>
@@ -5369,7 +7544,7 @@
                 <w:b/>
                 <w:sz w:val="19"/>
               </w:rPr>
-              <w:t>高</w:t>
+              <w:t>中</w:t>
             </w:r>
           </w:p>
         </w:tc>
@@ -5389,7 +7564,7 @@
                 <w:b w:val="0"/>
                 <w:sz w:val="19"/>
               </w:rPr>
-              <w:t>23</w:t>
+              <w:t>15</w:t>
             </w:r>
           </w:p>
         </w:tc>
@@ -5408,13 +7583,13 @@
                 <w:b w:val="0"/>
                 <w:sz w:val="19"/>
               </w:rPr>
-              <w:t>給付実績データ（サービス別の利用者数・利用日数等。令和5〜7年度）</w:t>
-            </w:r>
-          </w:p>
-        </w:tc>
-        <w:tc>
-          <w:tcPr>
-            <w:tcW w:type="dxa" w:w="3628"/>
+              <w:t>第9期の自己評価と北海道への報告の実績</w:t>
+            </w:r>
+          </w:p>
+        </w:tc>
+        <w:tc>
+          <w:tcPr>
+            <w:tcW w:type="dxa" w:w="3402"/>
             <w:vAlign w:val="center"/>
           </w:tcPr>
           <w:p>
@@ -5427,18 +7602,19 @@
                 <w:b w:val="0"/>
                 <w:sz w:val="19"/>
               </w:rPr>
-              <w:t>サービス見込量の推定の基礎（月当たりの平均利用者数、1人当たりの利用日数・回数）</w:t>
-            </w:r>
-          </w:p>
-        </w:tc>
-        <w:tc>
-          <w:tcPr>
-            <w:tcW w:type="dxa" w:w="1020"/>
-            <w:vAlign w:val="center"/>
-          </w:tcPr>
-          <w:p>
-            <w:pPr>
-              <w:spacing w:after="0"/>
+              <w:t>介護保険法第117条に基づく評価・公表の実績。受託者の評価との対照</w:t>
+            </w:r>
+          </w:p>
+        </w:tc>
+        <w:tc>
+          <w:tcPr>
+            <w:tcW w:type="dxa" w:w="1134"/>
+            <w:vAlign w:val="center"/>
+          </w:tcPr>
+          <w:p>
+            <w:pPr>
+              <w:spacing w:after="0"/>
+              <w:jc w:val="center"/>
             </w:pPr>
             <w:r>
               <w:rPr>
@@ -5446,7 +7622,7 @@
                 <w:b w:val="0"/>
                 <w:sz w:val="19"/>
               </w:rPr>
-              <w:t>発注者</w:t>
+              <w:t>未受領</w:t>
             </w:r>
           </w:p>
         </w:tc>
@@ -5466,7 +7642,7 @@
                 <w:b w:val="0"/>
                 <w:sz w:val="19"/>
               </w:rPr>
-              <w:t>令和8年8月31日</w:t>
+              <w:t>令和8年9月</w:t>
             </w:r>
           </w:p>
         </w:tc>
@@ -5492,7 +7668,7 @@
                 <w:b/>
                 <w:sz w:val="19"/>
               </w:rPr>
-              <w:t>中</w:t>
+              <w:t>―</w:t>
             </w:r>
           </w:p>
         </w:tc>
@@ -5513,7 +7689,9 @@
                 <w:b w:val="0"/>
                 <w:sz w:val="19"/>
               </w:rPr>
-              <w:t>15</w:t>
+              <w:t>21</w:t>
+              <w:br/>
+              <w:t>22</w:t>
             </w:r>
           </w:p>
         </w:tc>
@@ -5533,13 +7711,13 @@
                 <w:b w:val="0"/>
                 <w:sz w:val="19"/>
               </w:rPr>
-              <w:t>第9期の自己評価と北海道への報告の実績</w:t>
-            </w:r>
-          </w:p>
-        </w:tc>
-        <w:tc>
-          <w:tcPr>
-            <w:tcW w:type="dxa" w:w="3628"/>
+              <w:t>介護保険事業状況報告　年報（令和6・7年度）及び月報（令和8年4〜7月分）</w:t>
+            </w:r>
+          </w:p>
+        </w:tc>
+        <w:tc>
+          <w:tcPr>
+            <w:tcW w:type="dxa" w:w="3402"/>
             <w:vAlign w:val="center"/>
             <w:shd w:val="clear" w:color="auto" w:fill="F2F5FA"/>
           </w:tcPr>
@@ -5553,19 +7731,20 @@
                 <w:b w:val="0"/>
                 <w:sz w:val="19"/>
               </w:rPr>
-              <w:t>介護保険法第117条に基づく評価・公表の実績。受託者の評価との対照</w:t>
-            </w:r>
-          </w:p>
-        </w:tc>
-        <w:tc>
-          <w:tcPr>
-            <w:tcW w:type="dxa" w:w="1020"/>
+              <w:t>第9期の通年の確定値と令和8年度の推移</w:t>
+            </w:r>
+          </w:p>
+        </w:tc>
+        <w:tc>
+          <w:tcPr>
+            <w:tcW w:type="dxa" w:w="1134"/>
             <w:vAlign w:val="center"/>
             <w:shd w:val="clear" w:color="auto" w:fill="F2F5FA"/>
           </w:tcPr>
           <w:p>
             <w:pPr>
               <w:spacing w:after="0"/>
+              <w:jc w:val="center"/>
             </w:pPr>
             <w:r>
               <w:rPr>
@@ -5573,7 +7752,9 @@
                 <w:b w:val="0"/>
                 <w:sz w:val="19"/>
               </w:rPr>
-              <w:t>発注者</w:t>
+              <w:t>受領済</w:t>
+              <w:br/>
+              <w:t>（R8.8.28）</w:t>
             </w:r>
           </w:p>
         </w:tc>
@@ -5594,7 +7775,7 @@
                 <w:b w:val="0"/>
                 <w:sz w:val="19"/>
               </w:rPr>
-              <w:t>令和8年9月</w:t>
+              <w:t>―</w:t>
             </w:r>
           </w:p>
         </w:tc>
@@ -5619,7 +7800,7 @@
                 <w:b/>
                 <w:sz w:val="19"/>
               </w:rPr>
-              <w:t>低</w:t>
+              <w:t>―</w:t>
             </w:r>
           </w:p>
         </w:tc>
@@ -5639,6 +7820,389 @@
                 <w:b w:val="0"/>
                 <w:sz w:val="19"/>
               </w:rPr>
+              <w:t>23</w:t>
+            </w:r>
+          </w:p>
+        </w:tc>
+        <w:tc>
+          <w:tcPr>
+            <w:tcW w:type="dxa" w:w="2494"/>
+            <w:vAlign w:val="center"/>
+          </w:tcPr>
+          <w:p>
+            <w:pPr>
+              <w:spacing w:after="0"/>
+            </w:pPr>
+            <w:r>
+              <w:rPr>
+                <w:rFonts w:ascii="游ゴシック" w:hAnsi="游ゴシック" w:eastAsia="游ゴシック"/>
+                <w:b w:val="0"/>
+                <w:sz w:val="19"/>
+              </w:rPr>
+              <w:t>給付実績データ（サービス別の利用者数・利用日数等）</w:t>
+            </w:r>
+          </w:p>
+        </w:tc>
+        <w:tc>
+          <w:tcPr>
+            <w:tcW w:type="dxa" w:w="3402"/>
+            <w:vAlign w:val="center"/>
+          </w:tcPr>
+          <w:p>
+            <w:pPr>
+              <w:spacing w:after="0"/>
+            </w:pPr>
+            <w:r>
+              <w:rPr>
+                <w:rFonts w:ascii="游ゴシック" w:hAnsi="游ゴシック" w:eastAsia="游ゴシック"/>
+                <w:b w:val="0"/>
+                <w:sz w:val="19"/>
+              </w:rPr>
+              <w:t>サービス見込量の推定の基礎</w:t>
+            </w:r>
+          </w:p>
+        </w:tc>
+        <w:tc>
+          <w:tcPr>
+            <w:tcW w:type="dxa" w:w="1134"/>
+            <w:vAlign w:val="center"/>
+          </w:tcPr>
+          <w:p>
+            <w:pPr>
+              <w:spacing w:after="0"/>
+              <w:jc w:val="center"/>
+            </w:pPr>
+            <w:r>
+              <w:rPr>
+                <w:rFonts w:ascii="游ゴシック" w:hAnsi="游ゴシック" w:eastAsia="游ゴシック"/>
+                <w:b w:val="0"/>
+                <w:sz w:val="19"/>
+              </w:rPr>
+              <w:t>受領済</w:t>
+              <w:br/>
+              <w:t>（R8.8.28）</w:t>
+            </w:r>
+          </w:p>
+        </w:tc>
+        <w:tc>
+          <w:tcPr>
+            <w:tcW w:type="dxa" w:w="1247"/>
+            <w:vAlign w:val="center"/>
+          </w:tcPr>
+          <w:p>
+            <w:pPr>
+              <w:spacing w:after="0"/>
+              <w:jc w:val="center"/>
+            </w:pPr>
+            <w:r>
+              <w:rPr>
+                <w:rFonts w:ascii="游ゴシック" w:hAnsi="游ゴシック" w:eastAsia="游ゴシック"/>
+                <w:b w:val="0"/>
+                <w:sz w:val="19"/>
+              </w:rPr>
+              <w:t>―</w:t>
+            </w:r>
+          </w:p>
+        </w:tc>
+      </w:tr>
+      <w:tr>
+        <w:trPr>
+          <w:cantSplit/>
+        </w:trPr>
+        <w:tc>
+          <w:tcPr>
+            <w:tcW w:type="dxa" w:w="680"/>
+            <w:vAlign w:val="center"/>
+            <w:shd w:val="clear" w:color="auto" w:fill="F2F5FA"/>
+          </w:tcPr>
+          <w:p>
+            <w:pPr>
+              <w:spacing w:after="0"/>
+              <w:jc w:val="center"/>
+            </w:pPr>
+            <w:r>
+              <w:rPr>
+                <w:rFonts w:ascii="游ゴシック" w:hAnsi="游ゴシック" w:eastAsia="游ゴシック"/>
+                <w:b/>
+                <w:sz w:val="19"/>
+              </w:rPr>
+              <w:t>―</w:t>
+            </w:r>
+          </w:p>
+        </w:tc>
+        <w:tc>
+          <w:tcPr>
+            <w:tcW w:type="dxa" w:w="567"/>
+            <w:vAlign w:val="center"/>
+            <w:shd w:val="clear" w:color="auto" w:fill="F2F5FA"/>
+          </w:tcPr>
+          <w:p>
+            <w:pPr>
+              <w:spacing w:after="0"/>
+              <w:jc w:val="center"/>
+            </w:pPr>
+            <w:r>
+              <w:rPr>
+                <w:rFonts w:ascii="游ゴシック" w:hAnsi="游ゴシック" w:eastAsia="游ゴシック"/>
+                <w:b w:val="0"/>
+                <w:sz w:val="19"/>
+              </w:rPr>
+              <w:t>9</w:t>
+            </w:r>
+          </w:p>
+        </w:tc>
+        <w:tc>
+          <w:tcPr>
+            <w:tcW w:type="dxa" w:w="2494"/>
+            <w:vAlign w:val="center"/>
+            <w:shd w:val="clear" w:color="auto" w:fill="F2F5FA"/>
+          </w:tcPr>
+          <w:p>
+            <w:pPr>
+              <w:spacing w:after="0"/>
+            </w:pPr>
+            <w:r>
+              <w:rPr>
+                <w:rFonts w:ascii="游ゴシック" w:hAnsi="游ゴシック" w:eastAsia="游ゴシック"/>
+                <w:b w:val="0"/>
+                <w:sz w:val="19"/>
+              </w:rPr>
+              <w:t>令和6年度決算書、基金条例</w:t>
+            </w:r>
+          </w:p>
+        </w:tc>
+        <w:tc>
+          <w:tcPr>
+            <w:tcW w:type="dxa" w:w="3402"/>
+            <w:vAlign w:val="center"/>
+            <w:shd w:val="clear" w:color="auto" w:fill="F2F5FA"/>
+          </w:tcPr>
+          <w:p>
+            <w:pPr>
+              <w:spacing w:after="0"/>
+            </w:pPr>
+            <w:r>
+              <w:rPr>
+                <w:rFonts w:ascii="游ゴシック" w:hAnsi="游ゴシック" w:eastAsia="游ゴシック"/>
+                <w:b w:val="0"/>
+                <w:sz w:val="19"/>
+              </w:rPr>
+              <w:t>令和6年度末の基金残高、条例による取崩しの要件と積立ての上限</w:t>
+            </w:r>
+          </w:p>
+        </w:tc>
+        <w:tc>
+          <w:tcPr>
+            <w:tcW w:type="dxa" w:w="1134"/>
+            <w:vAlign w:val="center"/>
+            <w:shd w:val="clear" w:color="auto" w:fill="F2F5FA"/>
+          </w:tcPr>
+          <w:p>
+            <w:pPr>
+              <w:spacing w:after="0"/>
+              <w:jc w:val="center"/>
+            </w:pPr>
+            <w:r>
+              <w:rPr>
+                <w:rFonts w:ascii="游ゴシック" w:hAnsi="游ゴシック" w:eastAsia="游ゴシック"/>
+                <w:b w:val="0"/>
+                <w:sz w:val="19"/>
+              </w:rPr>
+              <w:t>受領済</w:t>
+              <w:br/>
+              <w:t>（R8.8.28）</w:t>
+            </w:r>
+          </w:p>
+        </w:tc>
+        <w:tc>
+          <w:tcPr>
+            <w:tcW w:type="dxa" w:w="1247"/>
+            <w:vAlign w:val="center"/>
+            <w:shd w:val="clear" w:color="auto" w:fill="F2F5FA"/>
+          </w:tcPr>
+          <w:p>
+            <w:pPr>
+              <w:spacing w:after="0"/>
+              <w:jc w:val="center"/>
+            </w:pPr>
+            <w:r>
+              <w:rPr>
+                <w:rFonts w:ascii="游ゴシック" w:hAnsi="游ゴシック" w:eastAsia="游ゴシック"/>
+                <w:b w:val="0"/>
+                <w:sz w:val="19"/>
+              </w:rPr>
+              <w:t>―</w:t>
+            </w:r>
+          </w:p>
+        </w:tc>
+      </w:tr>
+      <w:tr>
+        <w:trPr>
+          <w:cantSplit/>
+        </w:trPr>
+        <w:tc>
+          <w:tcPr>
+            <w:tcW w:type="dxa" w:w="680"/>
+            <w:vAlign w:val="center"/>
+          </w:tcPr>
+          <w:p>
+            <w:pPr>
+              <w:spacing w:after="0"/>
+              <w:jc w:val="center"/>
+            </w:pPr>
+            <w:r>
+              <w:rPr>
+                <w:rFonts w:ascii="游ゴシック" w:hAnsi="游ゴシック" w:eastAsia="游ゴシック"/>
+                <w:b/>
+                <w:sz w:val="19"/>
+              </w:rPr>
+              <w:t>―</w:t>
+            </w:r>
+          </w:p>
+        </w:tc>
+        <w:tc>
+          <w:tcPr>
+            <w:tcW w:type="dxa" w:w="567"/>
+            <w:vAlign w:val="center"/>
+          </w:tcPr>
+          <w:p>
+            <w:pPr>
+              <w:spacing w:after="0"/>
+              <w:jc w:val="center"/>
+            </w:pPr>
+            <w:r>
+              <w:rPr>
+                <w:rFonts w:ascii="游ゴシック" w:hAnsi="游ゴシック" w:eastAsia="游ゴシック"/>
+                <w:b w:val="0"/>
+                <w:sz w:val="19"/>
+              </w:rPr>
+              <w:t>―</w:t>
+            </w:r>
+          </w:p>
+        </w:tc>
+        <w:tc>
+          <w:tcPr>
+            <w:tcW w:type="dxa" w:w="2494"/>
+            <w:vAlign w:val="center"/>
+          </w:tcPr>
+          <w:p>
+            <w:pPr>
+              <w:spacing w:after="0"/>
+            </w:pPr>
+            <w:r>
+              <w:rPr>
+                <w:rFonts w:ascii="游ゴシック" w:hAnsi="游ゴシック" w:eastAsia="游ゴシック"/>
+                <w:b w:val="0"/>
+                <w:sz w:val="19"/>
+              </w:rPr>
+              <w:t>総合事業の実施状況に関する調査（令和6年度）</w:t>
+            </w:r>
+          </w:p>
+        </w:tc>
+        <w:tc>
+          <w:tcPr>
+            <w:tcW w:type="dxa" w:w="3402"/>
+            <w:vAlign w:val="center"/>
+          </w:tcPr>
+          <w:p>
+            <w:pPr>
+              <w:spacing w:after="0"/>
+            </w:pPr>
+            <w:r>
+              <w:rPr>
+                <w:rFonts w:ascii="游ゴシック" w:hAnsi="游ゴシック" w:eastAsia="游ゴシック"/>
+                <w:b w:val="0"/>
+                <w:sz w:val="19"/>
+              </w:rPr>
+              <w:t>通いの場の実績、一般介護予防事業の実施状況。代表KPI H05の総合事業ベースの基準値</w:t>
+            </w:r>
+          </w:p>
+        </w:tc>
+        <w:tc>
+          <w:tcPr>
+            <w:tcW w:type="dxa" w:w="1134"/>
+            <w:vAlign w:val="center"/>
+          </w:tcPr>
+          <w:p>
+            <w:pPr>
+              <w:spacing w:after="0"/>
+              <w:jc w:val="center"/>
+            </w:pPr>
+            <w:r>
+              <w:rPr>
+                <w:rFonts w:ascii="游ゴシック" w:hAnsi="游ゴシック" w:eastAsia="游ゴシック"/>
+                <w:b w:val="0"/>
+                <w:sz w:val="19"/>
+              </w:rPr>
+              <w:t>受領済</w:t>
+              <w:br/>
+              <w:t>（R8.8.28）</w:t>
+            </w:r>
+          </w:p>
+        </w:tc>
+        <w:tc>
+          <w:tcPr>
+            <w:tcW w:type="dxa" w:w="1247"/>
+            <w:vAlign w:val="center"/>
+          </w:tcPr>
+          <w:p>
+            <w:pPr>
+              <w:spacing w:after="0"/>
+              <w:jc w:val="center"/>
+            </w:pPr>
+            <w:r>
+              <w:rPr>
+                <w:rFonts w:ascii="游ゴシック" w:hAnsi="游ゴシック" w:eastAsia="游ゴシック"/>
+                <w:b w:val="0"/>
+                <w:sz w:val="19"/>
+              </w:rPr>
+              <w:t>―</w:t>
+            </w:r>
+          </w:p>
+        </w:tc>
+      </w:tr>
+      <w:tr>
+        <w:trPr>
+          <w:cantSplit/>
+        </w:trPr>
+        <w:tc>
+          <w:tcPr>
+            <w:tcW w:type="dxa" w:w="680"/>
+            <w:vAlign w:val="center"/>
+            <w:shd w:val="clear" w:color="auto" w:fill="F2F5FA"/>
+          </w:tcPr>
+          <w:p>
+            <w:pPr>
+              <w:spacing w:after="0"/>
+              <w:jc w:val="center"/>
+            </w:pPr>
+            <w:r>
+              <w:rPr>
+                <w:rFonts w:ascii="游ゴシック" w:hAnsi="游ゴシック" w:eastAsia="游ゴシック"/>
+                <w:b/>
+                <w:sz w:val="19"/>
+              </w:rPr>
+              <w:t>―</w:t>
+            </w:r>
+          </w:p>
+        </w:tc>
+        <w:tc>
+          <w:tcPr>
+            <w:tcW w:type="dxa" w:w="567"/>
+            <w:vAlign w:val="center"/>
+            <w:shd w:val="clear" w:color="auto" w:fill="F2F5FA"/>
+          </w:tcPr>
+          <w:p>
+            <w:pPr>
+              <w:spacing w:after="0"/>
+              <w:jc w:val="center"/>
+            </w:pPr>
+            <w:r>
+              <w:rPr>
+                <w:rFonts w:ascii="游ゴシック" w:hAnsi="游ゴシック" w:eastAsia="游ゴシック"/>
+                <w:b w:val="0"/>
+                <w:sz w:val="19"/>
+              </w:rPr>
               <w:t>1</w:t>
             </w:r>
           </w:p>
@@ -5647,6 +8211,7 @@
           <w:tcPr>
             <w:tcW w:type="dxa" w:w="2494"/>
             <w:vAlign w:val="center"/>
+            <w:shd w:val="clear" w:color="auto" w:fill="F2F5FA"/>
           </w:tcPr>
           <w:p>
             <w:pPr>
@@ -5658,14 +8223,15 @@
                 <w:b w:val="0"/>
                 <w:sz w:val="19"/>
               </w:rPr>
-              <w:t>見える化B5a・B6a・B6bの令和8年3月末の値</w:t>
-            </w:r>
-          </w:p>
-        </w:tc>
-        <w:tc>
-          <w:tcPr>
-            <w:tcW w:type="dxa" w:w="3628"/>
-            <w:vAlign w:val="center"/>
+              <w:t>見える化システムの総括表・管理指標グラフ</w:t>
+            </w:r>
+          </w:p>
+        </w:tc>
+        <w:tc>
+          <w:tcPr>
+            <w:tcW w:type="dxa" w:w="3402"/>
+            <w:vAlign w:val="center"/>
+            <w:shd w:val="clear" w:color="auto" w:fill="F2F5FA"/>
           </w:tcPr>
           <w:p>
             <w:pPr>
@@ -5677,18 +8243,20 @@
                 <w:b w:val="0"/>
                 <w:sz w:val="19"/>
               </w:rPr>
-              <w:t>調整済み認定率は令和7年3月末までしか出力されていません</w:t>
-            </w:r>
-          </w:p>
-        </w:tc>
-        <w:tc>
-          <w:tcPr>
-            <w:tcW w:type="dxa" w:w="1020"/>
-            <w:vAlign w:val="center"/>
-          </w:tcPr>
-          <w:p>
-            <w:pPr>
-              <w:spacing w:after="0"/>
+              <w:t>第9期の計画値と実績値の対比、サービス別の乖離、保険料基準額の計画と実績</w:t>
+            </w:r>
+          </w:p>
+        </w:tc>
+        <w:tc>
+          <w:tcPr>
+            <w:tcW w:type="dxa" w:w="1134"/>
+            <w:vAlign w:val="center"/>
+            <w:shd w:val="clear" w:color="auto" w:fill="F2F5FA"/>
+          </w:tcPr>
+          <w:p>
+            <w:pPr>
+              <w:spacing w:after="0"/>
+              <w:jc w:val="center"/>
             </w:pPr>
             <w:r>
               <w:rPr>
@@ -5696,7 +8264,9 @@
                 <w:b w:val="0"/>
                 <w:sz w:val="19"/>
               </w:rPr>
-              <w:t>見える化システム</w:t>
+              <w:t>受領済</w:t>
+              <w:br/>
+              <w:t>（R8.8.31）</w:t>
             </w:r>
           </w:p>
         </w:tc>
@@ -5704,6 +8274,7 @@
           <w:tcPr>
             <w:tcW w:type="dxa" w:w="1247"/>
             <w:vAlign w:val="center"/>
+            <w:shd w:val="clear" w:color="auto" w:fill="F2F5FA"/>
           </w:tcPr>
           <w:p>
             <w:pPr>
@@ -5716,7 +8287,7 @@
                 <w:b w:val="0"/>
                 <w:sz w:val="19"/>
               </w:rPr>
-              <w:t>令和8年9月</w:t>
+              <w:t>―</w:t>
             </w:r>
           </w:p>
         </w:tc>
@@ -5731,7 +8302,7 @@
           <w:rFonts w:ascii="游ゴシック" w:hAnsi="游ゴシック" w:eastAsia="游ゴシック"/>
           <w:sz w:val="18"/>
         </w:rPr>
-        <w:t>※ 資料番号は業務工程管理表 06_資料提供依頼一覧によります。本表は第9期の評価に関わるものに限っています。全体では18件の不足資料を特定しています（必要事項の一覧 01_資料の提供）。</w:t>
+        <w:t>※ 資料番号は業務工程管理表 06_資料提供依頼一覧によります。本表は第9期の評価に関わるものに限っています。</w:t>
       </w:r>
     </w:p>
     <w:p>
@@ -5750,7 +8321,7 @@
           <w:b/>
           <w:sz w:val="21"/>
         </w:rPr>
-        <w:t>最高優先の資料No.13は、他の統計では代替できません。8月の工程は「開始」であるため現時点で支障はありませんが、9月以降にプロセス評価へ進むために受領が必要となります。</w:t>
+        <w:t>令和8年8月28日及び31日の受領により、成果評価は公表資料及び受領資料で成立する見通しとなりました。残るのはプロセス評価に必要な資料で、最高優先は3件です。うち資料No.13の2件は他の統計では代替できず、9月以降にプロセス評価へ進むために受領が必要となります。</w:t>
       </w:r>
     </w:p>
     <w:p>
@@ -5790,7 +8361,7 @@
           <w:b/>
           <w:sz w:val="20"/>
         </w:rPr>
-        <w:t>表10　第9期の評価に関する確認事項</w:t>
+        <w:t>表12　第9期の評価に関する確認事項</w:t>
       </w:r>
     </w:p>
     <w:tbl>
@@ -6385,7 +8956,7 @@
           <w:b/>
           <w:sz w:val="20"/>
         </w:rPr>
-        <w:t>表11　確認した論点と対応</w:t>
+        <w:t>表13　確認した論点と対応</w:t>
       </w:r>
     </w:p>
     <w:tbl>
@@ -7057,7 +9628,7 @@
           <w:b/>
           <w:sz w:val="20"/>
         </w:rPr>
-        <w:t>表12　第9期の評価・検証の工程</w:t>
+        <w:t>表14　第9期の評価・検証の工程</w:t>
       </w:r>
     </w:p>
     <w:tbl>
@@ -7634,7 +10205,7 @@
           <w:b/>
           <w:sz w:val="20"/>
         </w:rPr>
-        <w:t>表13　第9期の評価に関する成果品</w:t>
+        <w:t>表15　第9期の評価に関する成果品</w:t>
       </w:r>
     </w:p>
     <w:tbl>

--- a/output/第10期計画_第9期計画の評価・検証_中間報告.docx
+++ b/output/第10期計画_第9期計画の評価・検証_中間報告.docx
@@ -93,7 +93,7 @@
           <w:b w:val="0"/>
           <w:sz w:val="20"/>
         </w:rPr>
-        <w:t>受託者が現時点までに終えている業務は、次の4件です。</w:t>
+        <w:t>受託者が現時点までに終えている業務は、次の5件です。</w:t>
       </w:r>
     </w:p>
     <w:p>
@@ -130,6 +130,18 @@
           <w:sz w:val="21"/>
         </w:rPr>
         <w:t>・将来推計の第1段階（人口・認定者数）及び第2段階（サービス見込量）</w:t>
+      </w:r>
+    </w:p>
+    <w:p>
+      <w:pPr>
+        <w:ind w:left="340" w:hanging="340"/>
+      </w:pPr>
+      <w:r>
+        <w:rPr>
+          <w:rFonts w:ascii="游ゴシック" w:hAnsi="游ゴシック" w:eastAsia="游ゴシック"/>
+          <w:sz w:val="21"/>
+        </w:rPr>
+        <w:t>・将来推計の第3段階（給付費・保険料）の暫定算定。第9期の算定を再現すると公表値6,428円と一致する</w:t>
       </w:r>
     </w:p>
     <w:p>
@@ -364,7 +376,7 @@
                 <w:b w:val="0"/>
                 <w:sz w:val="19"/>
               </w:rPr>
-              <w:t>決定1（人口推計の基礎）及び決定2（認定率のシナリオ）のご決定、資料No.9（決算書・基金の積立取崩実績）の受領、国の政令改正の告示</w:t>
+              <w:t>暫定の算定は令和8年8月31日に実施済み（基本ケース月額6,684円）。確定には、決定1（人口推計の基礎）及び決定2（認定率のシナリオ）のご決定、令和7年度末の基金残高、国の政令改正の告示を要する</w:t>
             </w:r>
           </w:p>
         </w:tc>
@@ -6554,6 +6566,543 @@
     </w:p>
     <w:p>
       <w:pPr>
+        <w:pStyle w:val="Heading2"/>
+        <w:keepNext/>
+        <w:spacing w:before="180" w:after="60"/>
+      </w:pPr>
+      <w:r>
+        <w:rPr>
+          <w:rFonts w:ascii="游ゴシック" w:hAnsi="游ゴシック" w:eastAsia="游ゴシック"/>
+          <w:b/>
+          <w:color w:val="000000"/>
+          <w:sz w:val="22"/>
+        </w:rPr>
+        <w:t>プロセス評価の暫定判定（実績の受領前に判定できる範囲）</w:t>
+      </w:r>
+    </w:p>
+    <w:p>
+      <w:r>
+        <w:rPr>
+          <w:rFonts w:ascii="游ゴシック" w:hAnsi="游ゴシック" w:eastAsia="游ゴシック"/>
+          <w:b w:val="0"/>
+          <w:sz w:val="20"/>
+        </w:rPr>
+        <w:t>施策・事業実績（資料提供依頼No.13）の受領前であっても、保険者機能強化推進交付金等の大項目別得点（53項目・構成3町・3か年）を19施策に割り当てることで、取組の有無と要件の充足の推移までは判定できます。ただし交付金は事業量・対象実人数・決算額を測るものではないため、プロセス評価の代替にはなりません。</w:t>
+      </w:r>
+    </w:p>
+    <w:p>
+      <w:pPr>
+        <w:keepNext/>
+        <w:spacing w:before="160" w:after="40"/>
+      </w:pPr>
+      <w:r>
+        <w:rPr>
+          <w:rFonts w:ascii="游ゴシック" w:hAnsi="游ゴシック" w:eastAsia="游ゴシック"/>
+          <w:b/>
+          <w:sz w:val="20"/>
+        </w:rPr>
+        <w:t>表11　交付金の得点による19施策の暫定判定</w:t>
+      </w:r>
+    </w:p>
+    <w:tbl>
+      <w:tblPr>
+        <w:tblStyle w:val="TableGrid"/>
+        <w:tblW w:type="auto" w:w="0"/>
+        <w:tblLayout w:type="fixed"/>
+        <w:tblLook w:firstColumn="1" w:firstRow="1" w:lastColumn="0" w:lastRow="0" w:noHBand="0" w:noVBand="1" w:val="04A0"/>
+        <w:tblCellMar>
+          <w:top w:w="34" w:type="dxa"/>
+          <w:left w:w="68" w:type="dxa"/>
+          <w:bottom w:w="34" w:type="dxa"/>
+          <w:right w:w="68" w:type="dxa"/>
+        </w:tblCellMar>
+      </w:tblPr>
+      <w:tblGrid>
+        <w:gridCol w:w="2438"/>
+        <w:gridCol w:w="2438"/>
+        <w:gridCol w:w="2438"/>
+        <w:gridCol w:w="2438"/>
+      </w:tblGrid>
+      <w:tr>
+        <w:trPr>
+          <w:tblHeader/>
+        </w:trPr>
+        <w:tc>
+          <w:tcPr>
+            <w:tcW w:type="dxa" w:w="1928"/>
+            <w:vAlign w:val="center"/>
+            <w:shd w:val="clear" w:color="auto" w:fill="1F3864"/>
+          </w:tcPr>
+          <w:p>
+            <w:pPr>
+              <w:spacing w:after="0"/>
+              <w:jc w:val="center"/>
+            </w:pPr>
+            <w:r>
+              <w:rPr>
+                <w:rFonts w:ascii="游ゴシック" w:hAnsi="游ゴシック" w:eastAsia="游ゴシック"/>
+                <w:b/>
+                <w:color w:val="FFFFFF"/>
+                <w:sz w:val="19"/>
+              </w:rPr>
+              <w:t>区分</w:t>
+            </w:r>
+          </w:p>
+        </w:tc>
+        <w:tc>
+          <w:tcPr>
+            <w:tcW w:type="dxa" w:w="794"/>
+            <w:vAlign w:val="center"/>
+            <w:shd w:val="clear" w:color="auto" w:fill="1F3864"/>
+          </w:tcPr>
+          <w:p>
+            <w:pPr>
+              <w:spacing w:after="0"/>
+              <w:jc w:val="center"/>
+            </w:pPr>
+            <w:r>
+              <w:rPr>
+                <w:rFonts w:ascii="游ゴシック" w:hAnsi="游ゴシック" w:eastAsia="游ゴシック"/>
+                <w:b/>
+                <w:color w:val="FFFFFF"/>
+                <w:sz w:val="19"/>
+              </w:rPr>
+              <w:t>施策数</w:t>
+            </w:r>
+          </w:p>
+        </w:tc>
+        <w:tc>
+          <w:tcPr>
+            <w:tcW w:type="dxa" w:w="2041"/>
+            <w:vAlign w:val="center"/>
+            <w:shd w:val="clear" w:color="auto" w:fill="1F3864"/>
+          </w:tcPr>
+          <w:p>
+            <w:pPr>
+              <w:spacing w:after="0"/>
+              <w:jc w:val="center"/>
+            </w:pPr>
+            <w:r>
+              <w:rPr>
+                <w:rFonts w:ascii="游ゴシック" w:hAnsi="游ゴシック" w:eastAsia="游ゴシック"/>
+                <w:b/>
+                <w:color w:val="FFFFFF"/>
+                <w:sz w:val="19"/>
+              </w:rPr>
+              <w:t>該当する施策</w:t>
+            </w:r>
+          </w:p>
+        </w:tc>
+        <w:tc>
+          <w:tcPr>
+            <w:tcW w:type="dxa" w:w="4989"/>
+            <w:vAlign w:val="center"/>
+            <w:shd w:val="clear" w:color="auto" w:fill="1F3864"/>
+          </w:tcPr>
+          <w:p>
+            <w:pPr>
+              <w:spacing w:after="0"/>
+              <w:jc w:val="center"/>
+            </w:pPr>
+            <w:r>
+              <w:rPr>
+                <w:rFonts w:ascii="游ゴシック" w:hAnsi="游ゴシック" w:eastAsia="游ゴシック"/>
+                <w:b/>
+                <w:color w:val="FFFFFF"/>
+                <w:sz w:val="19"/>
+              </w:rPr>
+              <w:t>内容</w:t>
+            </w:r>
+          </w:p>
+        </w:tc>
+      </w:tr>
+      <w:tr>
+        <w:trPr>
+          <w:cantSplit/>
+        </w:trPr>
+        <w:tc>
+          <w:tcPr>
+            <w:tcW w:type="dxa" w:w="1928"/>
+            <w:vAlign w:val="center"/>
+          </w:tcPr>
+          <w:p>
+            <w:pPr>
+              <w:spacing w:after="0"/>
+            </w:pPr>
+            <w:r>
+              <w:rPr>
+                <w:rFonts w:ascii="游ゴシック" w:hAnsi="游ゴシック" w:eastAsia="游ゴシック"/>
+                <w:b/>
+                <w:sz w:val="19"/>
+              </w:rPr>
+              <w:t>取組あり・改善</w:t>
+            </w:r>
+          </w:p>
+        </w:tc>
+        <w:tc>
+          <w:tcPr>
+            <w:tcW w:type="dxa" w:w="794"/>
+            <w:vAlign w:val="center"/>
+          </w:tcPr>
+          <w:p>
+            <w:pPr>
+              <w:spacing w:after="0"/>
+            </w:pPr>
+            <w:r>
+              <w:rPr>
+                <w:rFonts w:ascii="游ゴシック" w:hAnsi="游ゴシック" w:eastAsia="游ゴシック"/>
+                <w:b w:val="0"/>
+                <w:sz w:val="19"/>
+              </w:rPr>
+              <w:t>4</w:t>
+            </w:r>
+          </w:p>
+        </w:tc>
+        <w:tc>
+          <w:tcPr>
+            <w:tcW w:type="dxa" w:w="2041"/>
+            <w:vAlign w:val="center"/>
+          </w:tcPr>
+          <w:p>
+            <w:pPr>
+              <w:spacing w:after="0"/>
+              <w:jc w:val="center"/>
+            </w:pPr>
+            <w:r>
+              <w:rPr>
+                <w:rFonts w:ascii="游ゴシック" w:hAnsi="游ゴシック" w:eastAsia="游ゴシック"/>
+                <w:b w:val="0"/>
+                <w:sz w:val="19"/>
+              </w:rPr>
+              <w:t>1-2、2-1、2-5、4-3</w:t>
+            </w:r>
+          </w:p>
+        </w:tc>
+        <w:tc>
+          <w:tcPr>
+            <w:tcW w:type="dxa" w:w="4989"/>
+            <w:vAlign w:val="center"/>
+          </w:tcPr>
+          <w:p>
+            <w:pPr>
+              <w:spacing w:after="0"/>
+            </w:pPr>
+            <w:r>
+              <w:rPr>
+                <w:rFonts w:ascii="游ゴシック" w:hAnsi="游ゴシック" w:eastAsia="游ゴシック"/>
+                <w:b w:val="0"/>
+                <w:sz w:val="19"/>
+              </w:rPr>
+              <w:t>令和6年度から令和8年度にかけて得点率が5ポイント以上上がりました。地域ケア会議の推進（2-5）は58％から88％へ、介護給付費の適正化（4-3）は23％から38％へ上昇しています</w:t>
+            </w:r>
+          </w:p>
+        </w:tc>
+      </w:tr>
+      <w:tr>
+        <w:trPr>
+          <w:cantSplit/>
+        </w:trPr>
+        <w:tc>
+          <w:tcPr>
+            <w:tcW w:type="dxa" w:w="1928"/>
+            <w:vAlign w:val="center"/>
+            <w:shd w:val="clear" w:color="auto" w:fill="F2F5FA"/>
+          </w:tcPr>
+          <w:p>
+            <w:pPr>
+              <w:spacing w:after="0"/>
+            </w:pPr>
+            <w:r>
+              <w:rPr>
+                <w:rFonts w:ascii="游ゴシック" w:hAnsi="游ゴシック" w:eastAsia="游ゴシック"/>
+                <w:b/>
+                <w:sz w:val="19"/>
+              </w:rPr>
+              <w:t>取組あり・横ばい</w:t>
+            </w:r>
+          </w:p>
+        </w:tc>
+        <w:tc>
+          <w:tcPr>
+            <w:tcW w:type="dxa" w:w="794"/>
+            <w:vAlign w:val="center"/>
+            <w:shd w:val="clear" w:color="auto" w:fill="F2F5FA"/>
+          </w:tcPr>
+          <w:p>
+            <w:pPr>
+              <w:spacing w:after="0"/>
+            </w:pPr>
+            <w:r>
+              <w:rPr>
+                <w:rFonts w:ascii="游ゴシック" w:hAnsi="游ゴシック" w:eastAsia="游ゴシック"/>
+                <w:b w:val="0"/>
+                <w:sz w:val="19"/>
+              </w:rPr>
+              <w:t>7</w:t>
+            </w:r>
+          </w:p>
+        </w:tc>
+        <w:tc>
+          <w:tcPr>
+            <w:tcW w:type="dxa" w:w="2041"/>
+            <w:vAlign w:val="center"/>
+            <w:shd w:val="clear" w:color="auto" w:fill="F2F5FA"/>
+          </w:tcPr>
+          <w:p>
+            <w:pPr>
+              <w:spacing w:after="0"/>
+              <w:jc w:val="center"/>
+            </w:pPr>
+            <w:r>
+              <w:rPr>
+                <w:rFonts w:ascii="游ゴシック" w:hAnsi="游ゴシック" w:eastAsia="游ゴシック"/>
+                <w:b w:val="0"/>
+                <w:sz w:val="19"/>
+              </w:rPr>
+              <w:t>1-1、1-3、3-2、3-3、3-4、4-1、4-4</w:t>
+            </w:r>
+          </w:p>
+        </w:tc>
+        <w:tc>
+          <w:tcPr>
+            <w:tcW w:type="dxa" w:w="4989"/>
+            <w:vAlign w:val="center"/>
+            <w:shd w:val="clear" w:color="auto" w:fill="F2F5FA"/>
+          </w:tcPr>
+          <w:p>
+            <w:pPr>
+              <w:spacing w:after="0"/>
+            </w:pPr>
+            <w:r>
+              <w:rPr>
+                <w:rFonts w:ascii="游ゴシック" w:hAnsi="游ゴシック" w:eastAsia="游ゴシック"/>
+                <w:b w:val="0"/>
+                <w:sz w:val="19"/>
+              </w:rPr>
+              <w:t>得点率の変化が±5ポイント以内です。取組は継続していますが要件の充足が進んでいません</w:t>
+            </w:r>
+          </w:p>
+        </w:tc>
+      </w:tr>
+      <w:tr>
+        <w:trPr>
+          <w:cantSplit/>
+        </w:trPr>
+        <w:tc>
+          <w:tcPr>
+            <w:tcW w:type="dxa" w:w="1928"/>
+            <w:vAlign w:val="center"/>
+          </w:tcPr>
+          <w:p>
+            <w:pPr>
+              <w:spacing w:after="0"/>
+            </w:pPr>
+            <w:r>
+              <w:rPr>
+                <w:rFonts w:ascii="游ゴシック" w:hAnsi="游ゴシック" w:eastAsia="游ゴシック"/>
+                <w:b/>
+                <w:sz w:val="19"/>
+              </w:rPr>
+              <w:t>取組あり・低下</w:t>
+            </w:r>
+          </w:p>
+        </w:tc>
+        <w:tc>
+          <w:tcPr>
+            <w:tcW w:type="dxa" w:w="794"/>
+            <w:vAlign w:val="center"/>
+          </w:tcPr>
+          <w:p>
+            <w:pPr>
+              <w:spacing w:after="0"/>
+            </w:pPr>
+            <w:r>
+              <w:rPr>
+                <w:rFonts w:ascii="游ゴシック" w:hAnsi="游ゴシック" w:eastAsia="游ゴシック"/>
+                <w:b w:val="0"/>
+                <w:sz w:val="19"/>
+              </w:rPr>
+              <w:t>4</w:t>
+            </w:r>
+          </w:p>
+        </w:tc>
+        <w:tc>
+          <w:tcPr>
+            <w:tcW w:type="dxa" w:w="2041"/>
+            <w:vAlign w:val="center"/>
+          </w:tcPr>
+          <w:p>
+            <w:pPr>
+              <w:spacing w:after="0"/>
+              <w:jc w:val="center"/>
+            </w:pPr>
+            <w:r>
+              <w:rPr>
+                <w:rFonts w:ascii="游ゴシック" w:hAnsi="游ゴシック" w:eastAsia="游ゴシック"/>
+                <w:b w:val="0"/>
+                <w:sz w:val="19"/>
+              </w:rPr>
+              <w:t>2-2、2-3、2-6、3-1</w:t>
+            </w:r>
+          </w:p>
+        </w:tc>
+        <w:tc>
+          <w:tcPr>
+            <w:tcW w:type="dxa" w:w="4989"/>
+            <w:vAlign w:val="center"/>
+          </w:tcPr>
+          <w:p>
+            <w:pPr>
+              <w:spacing w:after="0"/>
+            </w:pPr>
+            <w:r>
+              <w:rPr>
+                <w:rFonts w:ascii="游ゴシック" w:hAnsi="游ゴシック" w:eastAsia="游ゴシック"/>
+                <w:b w:val="0"/>
+                <w:sz w:val="19"/>
+              </w:rPr>
+              <w:t>得点率が5ポイント以上下がりました。総合事業の推進（2-2）は34％から26％、認知症施策の推進（2-3）は36％から30％です。低下の理由（要件の変更か取組の縮小か）は評価調書によります</w:t>
+            </w:r>
+          </w:p>
+        </w:tc>
+      </w:tr>
+      <w:tr>
+        <w:trPr>
+          <w:cantSplit/>
+        </w:trPr>
+        <w:tc>
+          <w:tcPr>
+            <w:tcW w:type="dxa" w:w="1928"/>
+            <w:vAlign w:val="center"/>
+            <w:shd w:val="clear" w:color="auto" w:fill="F2F5FA"/>
+          </w:tcPr>
+          <w:p>
+            <w:pPr>
+              <w:spacing w:after="0"/>
+            </w:pPr>
+            <w:r>
+              <w:rPr>
+                <w:rFonts w:ascii="游ゴシック" w:hAnsi="游ゴシック" w:eastAsia="游ゴシック"/>
+                <w:b/>
+                <w:sz w:val="19"/>
+              </w:rPr>
+              <w:t>交付金では判定できない</w:t>
+            </w:r>
+          </w:p>
+        </w:tc>
+        <w:tc>
+          <w:tcPr>
+            <w:tcW w:type="dxa" w:w="794"/>
+            <w:vAlign w:val="center"/>
+            <w:shd w:val="clear" w:color="auto" w:fill="F2F5FA"/>
+          </w:tcPr>
+          <w:p>
+            <w:pPr>
+              <w:spacing w:after="0"/>
+            </w:pPr>
+            <w:r>
+              <w:rPr>
+                <w:rFonts w:ascii="游ゴシック" w:hAnsi="游ゴシック" w:eastAsia="游ゴシック"/>
+                <w:b w:val="0"/>
+                <w:sz w:val="19"/>
+              </w:rPr>
+              <w:t>4</w:t>
+            </w:r>
+          </w:p>
+        </w:tc>
+        <w:tc>
+          <w:tcPr>
+            <w:tcW w:type="dxa" w:w="2041"/>
+            <w:vAlign w:val="center"/>
+            <w:shd w:val="clear" w:color="auto" w:fill="F2F5FA"/>
+          </w:tcPr>
+          <w:p>
+            <w:pPr>
+              <w:spacing w:after="0"/>
+              <w:jc w:val="center"/>
+            </w:pPr>
+            <w:r>
+              <w:rPr>
+                <w:rFonts w:ascii="游ゴシック" w:hAnsi="游ゴシック" w:eastAsia="游ゴシック"/>
+                <w:b w:val="0"/>
+                <w:sz w:val="19"/>
+              </w:rPr>
+              <w:t>1-4、2-4、4-2、5-1</w:t>
+            </w:r>
+          </w:p>
+        </w:tc>
+        <w:tc>
+          <w:tcPr>
+            <w:tcW w:type="dxa" w:w="4989"/>
+            <w:vAlign w:val="center"/>
+            <w:shd w:val="clear" w:color="auto" w:fill="F2F5FA"/>
+          </w:tcPr>
+          <w:p>
+            <w:pPr>
+              <w:spacing w:after="0"/>
+            </w:pPr>
+            <w:r>
+              <w:rPr>
+                <w:rFonts w:ascii="游ゴシック" w:hAnsi="游ゴシック" w:eastAsia="游ゴシック"/>
+                <w:b w:val="0"/>
+                <w:sz w:val="19"/>
+              </w:rPr>
+              <w:t>該当する評価項目がありません。虐待防止、住まいと生活支援の一体化、事業者の適正・円滑な運営、災害・感染症対策は、実績がなければ判定できません</w:t>
+            </w:r>
+          </w:p>
+        </w:tc>
+      </w:tr>
+    </w:tbl>
+    <w:p>
+      <w:pPr>
+        <w:spacing w:before="40"/>
+      </w:pPr>
+      <w:r>
+        <w:rPr>
+          <w:rFonts w:ascii="游ゴシック" w:hAnsi="游ゴシック" w:eastAsia="游ゴシック"/>
+          <w:sz w:val="17"/>
+        </w:rPr>
+        <w:t>資料：厚生労働省「保険者機能強化推進交付金・介護保険保険者努力支援交付金に係る評価指標（市町村分）」の全国集計結果（令和6〜8年度）</w:t>
+      </w:r>
+    </w:p>
+    <w:p>
+      <w:pPr>
+        <w:ind w:left="227"/>
+      </w:pPr>
+      <w:r>
+        <w:rPr>
+          <w:rFonts w:ascii="游ゴシック" w:hAnsi="游ゴシック" w:eastAsia="游ゴシック"/>
+          <w:sz w:val="18"/>
+        </w:rPr>
+        <w:t>※ 交付金の評価項目と19施策の割当ては受託者によるものです。1つの評価項目が複数の施策に対応する場合があります。割当てのご確認をお願いしています（確認事項No.61）。</w:t>
+      </w:r>
+    </w:p>
+    <w:p>
+      <w:r>
+        <w:rPr>
+          <w:rFonts w:ascii="游ゴシック" w:hAnsi="游ゴシック" w:eastAsia="游ゴシック"/>
+          <w:b w:val="0"/>
+          <w:sz w:val="21"/>
+        </w:rPr>
+      </w:r>
+    </w:p>
+    <w:p>
+      <w:r>
+        <w:rPr>
+          <w:rFonts w:ascii="游ゴシック" w:hAnsi="游ゴシック" w:eastAsia="游ゴシック"/>
+          <w:b/>
+          <w:sz w:val="21"/>
+        </w:rPr>
+        <w:t>この暫定判定により、実績が届く前でも第10期の施策体系の検討を進めることができます。とくに「交付金では判定できない4施策」は、第9期において成果を測る手段も取組を確認する手段も持たない施策であり、第10期では指標の新設又は施策の統合を検討します。</w:t>
+      </w:r>
+    </w:p>
+    <w:p>
+      <w:r>
+        <w:br w:type="page"/>
+      </w:r>
+    </w:p>
+    <w:p>
+      <w:pPr>
         <w:pStyle w:val="Heading1"/>
         <w:keepNext/>
         <w:spacing w:before="280" w:after="120"/>
@@ -6605,7 +7154,7 @@
           <w:b/>
           <w:sz w:val="20"/>
         </w:rPr>
-        <w:t>表11　第9期の評価を確定するために不足している資料</w:t>
+        <w:t>表12　第9期の評価を確定するために不足している資料</w:t>
       </w:r>
     </w:p>
     <w:tbl>
@@ -8361,7 +8910,7 @@
           <w:b/>
           <w:sz w:val="20"/>
         </w:rPr>
-        <w:t>表12　第9期の評価に関する確認事項</w:t>
+        <w:t>表13　第9期の評価に関する確認事項</w:t>
       </w:r>
     </w:p>
     <w:tbl>
@@ -8956,7 +9505,7 @@
           <w:b/>
           <w:sz w:val="20"/>
         </w:rPr>
-        <w:t>表13　確認した論点と対応</w:t>
+        <w:t>表14　確認した論点と対応</w:t>
       </w:r>
     </w:p>
     <w:tbl>
@@ -9628,7 +10177,7 @@
           <w:b/>
           <w:sz w:val="20"/>
         </w:rPr>
-        <w:t>表14　第9期の評価・検証の工程</w:t>
+        <w:t>表15　第9期の評価・検証の工程</w:t>
       </w:r>
     </w:p>
     <w:tbl>
@@ -10205,7 +10754,7 @@
           <w:b/>
           <w:sz w:val="20"/>
         </w:rPr>
-        <w:t>表15　第9期の評価に関する成果品</w:t>
+        <w:t>表16　第9期の評価に関する成果品</w:t>
       </w:r>
     </w:p>
     <w:tbl>

--- a/output/第10期計画_第9期計画の評価・検証_中間報告.docx
+++ b/output/第10期計画_第9期計画の評価・検証_中間報告.docx
@@ -376,7 +376,7 @@
                 <w:b w:val="0"/>
                 <w:sz w:val="19"/>
               </w:rPr>
-              <w:t>暫定の算定は令和8年8月31日に実施済み（基本ケース月額6,684円）。確定には、決定1（人口推計の基礎）及び決定2（認定率のシナリオ）のご決定、令和7年度末の基金残高、国の政令改正の告示を要する</w:t>
+              <w:t>暫定の算定は令和8年8月31日に実施済み（基本ケース月額6,755円）。確定には、決定1（人口推計の基礎）及び決定2（認定率のシナリオ）のご決定、令和7年度末の基金残高、国の政令改正の告示を要する</w:t>
             </w:r>
           </w:p>
         </w:tc>

--- a/output/第10期計画_第9期計画の評価・検証_中間報告.docx
+++ b/output/第10期計画_第9期計画の評価・検証_中間報告.docx
@@ -376,7 +376,7 @@
                 <w:b w:val="0"/>
                 <w:sz w:val="19"/>
               </w:rPr>
-              <w:t>暫定の算定は令和8年8月31日に実施済み（基本ケース月額6,755円）。確定には、決定1（人口推計の基礎）及び決定2（認定率のシナリオ）のご決定、令和7年度末の基金残高、国の政令改正の告示を要する</w:t>
+              <w:t>暫定の算定は令和8年8月31日に実施済み（基本ケース月額6,740円）。確定には、決定1（人口推計の基礎）及び決定2（認定率のシナリオ）のご決定、令和7年度末の基金残高、国の政令改正の告示を要する</w:t>
             </w:r>
           </w:p>
         </w:tc>

--- a/output/第10期計画_第9期計画の評価・検証_中間報告.docx
+++ b/output/第10期計画_第9期計画の評価・検証_中間報告.docx
@@ -2823,7 +2823,7 @@
                 <w:b w:val="0"/>
                 <w:sz w:val="19"/>
               </w:rPr>
-              <w:t>成果指標群の得点は全国平均の123.5％、活動指標群の得点は全国の23.2〜55.6％です。活動指標群の得点が低い原因が、未実施・要件未充足・記録及び報告の不備のいずれによるかは、評価調書（資料No.5）で確認します。現時点では未確認です</w:t>
+              <w:t>令和8年度の成果指標群の得点は全国平均の115.3％、体制・取組指標群と活動指標群は全国の54.8〜74.6％です。全国平均が3年で32.5点上がる一方、3町平均は2.0点にとどまり、対全国比は78.6％から73.4％へ低下しています。体制・取組指標群の得点が低い原因が、未実施・要件未充足・記録及び報告の不備のいずれによるかは、評価調書（資料No.5）で確認します。現時点では未確認です</w:t>
             </w:r>
           </w:p>
         </w:tc>
